--- a/word 버전 매뉴얼/B-1 데이터 전처리.docx
+++ b/word 버전 매뉴얼/B-1 데이터 전처리.docx
@@ -32,11 +32,11 @@
       <w:pPr>
         <w:pStyle w:val="Heading1"/>
       </w:pPr>
-      <w:bookmarkStart w:id="7001" w:name="b-1-데이터-전처리data-preprocessing-매뉴얼"/>
+      <w:bookmarkStart w:id="7001" w:name="b-1-데이터-전처리data-preprocessing-가이드"/>
       <w:bookmarkEnd w:id="7001"/>
-      <w:bookmarkStart w:id="20" w:name="b-1.-데이터-전처리data-preprocessing-매뉴얼"/>
-      <w:r>
-        <w:t xml:space="preserve">B-1. 데이터 전처리(Data Preprocessing) 매뉴얼</w:t>
+      <w:bookmarkStart w:id="20" w:name="b-1.-데이터-전처리data-preprocessing-가이드"/>
+      <w:r>
+        <w:t xml:space="preserve">B-1. 데이터 전처리(Data Preprocessing) 가이드</w:t>
       </w:r>
       <w:bookmarkEnd w:id="20"/>
     </w:p>
@@ -56,6 +56,23 @@
         <w:t xml:space="preserve">목차</w:t>
       </w:r>
       <w:bookmarkEnd w:id="21"/>
+    </w:p>
+    <w:p>
+      <w:pPr>
+        <w:numPr>
+          <w:ilvl w:val="0"/>
+          <w:numId w:val="1001"/>
+        </w:numPr>
+        <w:pStyle w:val="Compact"/>
+      </w:pPr>
+      <w:hyperlink w:anchor="scope">
+        <w:r>
+          <w:rPr>
+            <w:rStyle w:val="Hyperlink"/>
+          </w:rPr>
+          <w:t xml:space="preserve">이 가이드가 다루는 전처리의 범위 (Scope)</w:t>
+        </w:r>
+      </w:hyperlink>
     </w:p>
     <w:p>
       <w:pPr>
@@ -468,10 +485,14 @@
       <w:r>
         <w:t xml:space="preserve"> </w:t>
       </w:r>
-      <w:r>
-        <w:rPr/>
-        <w:t xml:space="preserve">A-1 데이터 카탈로그</w:t>
-      </w:r>
+      <w:hyperlink r:id="rId22">
+        <w:r>
+          <w:rPr>
+            <w:rStyle w:val="Hyperlink"/>
+          </w:rPr>
+          <w:t xml:space="preserve">A-1 데이터 카탈로그</w:t>
+        </w:r>
+      </w:hyperlink>
       <w:r>
         <w:t xml:space="preserve"> </w:t>
       </w:r>
@@ -481,10 +502,14 @@
       <w:r>
         <w:t xml:space="preserve"> </w:t>
       </w:r>
-      <w:r>
-        <w:rPr/>
-        <w:t xml:space="preserve">B-2 데이터 해설·주석</w:t>
-      </w:r>
+      <w:hyperlink r:id="rId23">
+        <w:r>
+          <w:rPr>
+            <w:rStyle w:val="Hyperlink"/>
+          </w:rPr>
+          <w:t xml:space="preserve">B-2 데이터 해설·주석</w:t>
+        </w:r>
+      </w:hyperlink>
       <w:r>
         <w:t xml:space="preserve"> </w:t>
       </w:r>
@@ -494,10 +519,14 @@
       <w:r>
         <w:t xml:space="preserve"> </w:t>
       </w:r>
-      <w:r>
-        <w:rPr/>
-        <w:t xml:space="preserve">B-3 온톨로지</w:t>
-      </w:r>
+      <w:hyperlink r:id="rId24">
+        <w:r>
+          <w:rPr>
+            <w:rStyle w:val="Hyperlink"/>
+          </w:rPr>
+          <w:t xml:space="preserve">B-3 온톨로지</w:t>
+        </w:r>
+      </w:hyperlink>
       <w:r>
         <w:t xml:space="preserve"> </w:t>
       </w:r>
@@ -507,10 +536,14 @@
       <w:r>
         <w:t xml:space="preserve"> </w:t>
       </w:r>
-      <w:r>
-        <w:rPr/>
-        <w:t xml:space="preserve">C-2 데이터 품질 관리</w:t>
-      </w:r>
+      <w:hyperlink r:id="rId25">
+        <w:r>
+          <w:rPr>
+            <w:rStyle w:val="Hyperlink"/>
+          </w:rPr>
+          <w:t xml:space="preserve">C-2 데이터 품질 관리</w:t>
+        </w:r>
+      </w:hyperlink>
       <w:r>
         <w:t xml:space="preserve"> </w:t>
       </w:r>
@@ -520,10 +553,14 @@
       <w:r>
         <w:t xml:space="preserve"> </w:t>
       </w:r>
-      <w:r>
-        <w:rPr/>
-        <w:t xml:space="preserve">C-3 데이터 계통 Lineage</w:t>
-      </w:r>
+      <w:hyperlink r:id="rId26">
+        <w:r>
+          <w:rPr>
+            <w:rStyle w:val="Hyperlink"/>
+          </w:rPr>
+          <w:t xml:space="preserve">C-3 데이터 계통 Lineage</w:t>
+        </w:r>
+      </w:hyperlink>
       <w:r>
         <w:t xml:space="preserve"> </w:t>
       </w:r>
@@ -533,17 +570,39 @@
       <w:r>
         <w:t xml:space="preserve"> </w:t>
       </w:r>
-      <w:r>
-        <w:rPr/>
-        <w:t xml:space="preserve">F-3 데이터 디지털화</w:t>
-      </w:r>
+      <w:hyperlink r:id="rId27">
+        <w:r>
+          <w:rPr>
+            <w:rStyle w:val="Hyperlink"/>
+          </w:rPr>
+          <w:t xml:space="preserve">F-3 데이터 디지털화</w:t>
+        </w:r>
+      </w:hyperlink>
     </w:p>
     <w:p>
       <w:pPr>
         <w:pStyle w:val="FirstParagraph"/>
       </w:pPr>
       <w:r>
-        <w:t xml:space="preserve">이 가이드는 전처리가 왜 필요한지(1장), 무엇이고 무엇을 만들어 내는지(2장), 어떤 문서부터 할지(3장), 실제로 어떻게 하고 운영하는지(4장)를 다룬다. 끝까지 강조하는 메시지는 하나다. 문서를 읽어 내는 AI 기술은 빠르게 좋아졌지만, 그 기술을 제대로 쓰려면 사람이 “이 문서를 어떻게 읽고 정리할지” 단계를 먼저 잘 나눠 두고 AI에 시켜야 한다.</w:t>
+        <w:t xml:space="preserve">이 가이드는 전처리가 왜 필요한지(1장), 무엇이고 무엇을 만들어 내는지(2장), 어떤 문서부터 할지(3장), 실제로 어떻게 하고 운영하는지(4장)를 다룬다. 끝까지 강조하는 메시지는 하나다. 문서를 읽어 내는 AI 기술은 빠르게 좋아졌지만, 그 기술을 제대로 쓰려면 사람이</w:t>
+      </w:r>
+      <w:r>
+        <w:t xml:space="preserve"> </w:t>
+      </w:r>
+      <w:r>
+        <w:t xml:space="preserve">“</w:t>
+      </w:r>
+      <w:r>
+        <w:t xml:space="preserve">이 문서를 어떻게 읽고 정리할지</w:t>
+      </w:r>
+      <w:r>
+        <w:t xml:space="preserve">”</w:t>
+      </w:r>
+      <w:r>
+        <w:t xml:space="preserve"> </w:t>
+      </w:r>
+      <w:r>
+        <w:t xml:space="preserve">단계를 먼저 잘 나눠 두고 AI에 시켜야 한다.</w:t>
       </w:r>
     </w:p>
     <w:p>
@@ -566,7 +625,8 @@
     <w:tbl>
       <w:tblPr>
         <w:tblStyle w:val="Table"/>
-        <w:tblW w:type="pct" w:w="5000.0"/>
+        <w:tblW w:type="pct" w:w="4800"/>
+        <w:jc w:val="center"/>
         <w:tblBorders>
           <w:top w:val="single" w:sz="4" w:space="0" w:color="808080"/>
           <w:left w:val="single" w:sz="4" w:space="0" w:color="808080"/>
@@ -575,6 +635,7 @@
           <w:insideH w:val="single" w:sz="4" w:space="0" w:color="808080"/>
           <w:insideV w:val="single" w:sz="4" w:space="0" w:color="808080"/>
         </w:tblBorders>
+        <w:tblLayout w:type="autofit"/>
         <w:tblCellMar>
           <w:top w:w="40" w:type="dxa"/>
           <w:left w:w="108" w:type="dxa"/>
@@ -584,9 +645,9 @@
         <w:tblLook w:firstRow="1"/>
       </w:tblPr>
       <w:tblGrid>
-        <w:gridCol w:w="2640"/>
-        <w:gridCol w:w="2640"/>
-        <w:gridCol w:w="2640"/>
+        <w:gridCol w:w="2634"/>
+        <w:gridCol w:w="5270"/>
+        <w:gridCol w:w="1095"/>
       </w:tblGrid>
       <w:tr>
         <w:trPr>
@@ -594,7 +655,7 @@
         </w:trPr>
         <w:tc>
           <w:tcPr>
-            <w:tcW w:type="dxa" w:w="2635"/>
+            <w:tcW w:type="pct" w:w="1405"/>
             <w:shd w:val="clear" w:color="auto" w:fill="DCE8F5"/>
             <w:vAlign w:val="center"/>
           </w:tcPr>
@@ -613,7 +674,7 @@
         </w:tc>
         <w:tc>
           <w:tcPr>
-            <w:tcW w:type="dxa" w:w="5271"/>
+            <w:tcW w:type="pct" w:w="2811"/>
             <w:shd w:val="clear" w:color="auto" w:fill="DCE8F5"/>
             <w:vAlign w:val="center"/>
           </w:tcPr>
@@ -632,7 +693,7 @@
         </w:tc>
         <w:tc>
           <w:tcPr>
-            <w:tcW w:type="dxa" w:w="1094"/>
+            <w:tcW w:type="pct" w:w="584"/>
             <w:shd w:val="clear" w:color="auto" w:fill="DCE8F5"/>
             <w:vAlign w:val="center"/>
           </w:tcPr>
@@ -653,7 +714,7 @@
       <w:tr>
         <w:tc>
           <w:tcPr>
-            <w:tcW w:type="dxa" w:w="2635"/>
+            <w:tcW w:type="pct" w:w="1405"/>
             <w:vAlign w:val="center"/>
           </w:tcPr>
           <w:p>
@@ -668,7 +729,7 @@
         </w:tc>
         <w:tc>
           <w:tcPr>
-            <w:tcW w:type="dxa" w:w="5271"/>
+            <w:tcW w:type="pct" w:w="2811"/>
             <w:vAlign w:val="center"/>
           </w:tcPr>
           <w:p>
@@ -683,7 +744,7 @@
         </w:tc>
         <w:tc>
           <w:tcPr>
-            <w:tcW w:type="dxa" w:w="1094"/>
+            <w:tcW w:type="pct" w:w="584"/>
             <w:vAlign w:val="center"/>
           </w:tcPr>
           <w:p>
@@ -705,7 +766,7 @@
       <w:tr>
         <w:tc>
           <w:tcPr>
-            <w:tcW w:type="dxa" w:w="2635"/>
+            <w:tcW w:type="pct" w:w="1405"/>
             <w:vAlign w:val="center"/>
           </w:tcPr>
           <w:p>
@@ -720,7 +781,7 @@
         </w:tc>
         <w:tc>
           <w:tcPr>
-            <w:tcW w:type="dxa" w:w="5271"/>
+            <w:tcW w:type="pct" w:w="2811"/>
             <w:vAlign w:val="center"/>
           </w:tcPr>
           <w:p>
@@ -735,7 +796,7 @@
         </w:tc>
         <w:tc>
           <w:tcPr>
-            <w:tcW w:type="dxa" w:w="1094"/>
+            <w:tcW w:type="pct" w:w="584"/>
             <w:vAlign w:val="center"/>
           </w:tcPr>
           <w:p>
@@ -757,7 +818,7 @@
       <w:tr>
         <w:tc>
           <w:tcPr>
-            <w:tcW w:type="dxa" w:w="2635"/>
+            <w:tcW w:type="pct" w:w="1405"/>
             <w:vAlign w:val="center"/>
           </w:tcPr>
           <w:p>
@@ -772,7 +833,7 @@
         </w:tc>
         <w:tc>
           <w:tcPr>
-            <w:tcW w:type="dxa" w:w="5271"/>
+            <w:tcW w:type="pct" w:w="2811"/>
             <w:vAlign w:val="center"/>
           </w:tcPr>
           <w:p>
@@ -787,7 +848,7 @@
         </w:tc>
         <w:tc>
           <w:tcPr>
-            <w:tcW w:type="dxa" w:w="1094"/>
+            <w:tcW w:type="pct" w:w="584"/>
             <w:vAlign w:val="center"/>
           </w:tcPr>
           <w:p>
@@ -809,7 +870,7 @@
       <w:tr>
         <w:tc>
           <w:tcPr>
-            <w:tcW w:type="dxa" w:w="2635"/>
+            <w:tcW w:type="pct" w:w="1405"/>
             <w:vAlign w:val="center"/>
           </w:tcPr>
           <w:p>
@@ -824,7 +885,7 @@
         </w:tc>
         <w:tc>
           <w:tcPr>
-            <w:tcW w:type="dxa" w:w="5271"/>
+            <w:tcW w:type="pct" w:w="2811"/>
             <w:vAlign w:val="center"/>
           </w:tcPr>
           <w:p>
@@ -839,7 +900,7 @@
         </w:tc>
         <w:tc>
           <w:tcPr>
-            <w:tcW w:type="dxa" w:w="1094"/>
+            <w:tcW w:type="pct" w:w="584"/>
             <w:vAlign w:val="center"/>
           </w:tcPr>
           <w:p>
@@ -861,7 +922,7 @@
       <w:tr>
         <w:tc>
           <w:tcPr>
-            <w:tcW w:type="dxa" w:w="2635"/>
+            <w:tcW w:type="pct" w:w="1405"/>
             <w:vAlign w:val="center"/>
           </w:tcPr>
           <w:p>
@@ -876,7 +937,7 @@
         </w:tc>
         <w:tc>
           <w:tcPr>
-            <w:tcW w:type="dxa" w:w="5271"/>
+            <w:tcW w:type="pct" w:w="2811"/>
             <w:vAlign w:val="center"/>
           </w:tcPr>
           <w:p>
@@ -891,7 +952,7 @@
         </w:tc>
         <w:tc>
           <w:tcPr>
-            <w:tcW w:type="dxa" w:w="1094"/>
+            <w:tcW w:type="pct" w:w="584"/>
             <w:vAlign w:val="center"/>
           </w:tcPr>
           <w:p>
@@ -1008,7 +1069,8 @@
     <w:tbl>
       <w:tblPr>
         <w:tblStyle w:val="Table"/>
-        <w:tblW w:type="pct" w:w="5000.0"/>
+        <w:tblW w:type="pct" w:w="4800"/>
+        <w:jc w:val="center"/>
         <w:tblBorders>
           <w:top w:val="single" w:sz="4" w:space="0" w:color="808080"/>
           <w:left w:val="single" w:sz="4" w:space="0" w:color="808080"/>
@@ -1017,6 +1079,7 @@
           <w:insideH w:val="single" w:sz="4" w:space="0" w:color="808080"/>
           <w:insideV w:val="single" w:sz="4" w:space="0" w:color="808080"/>
         </w:tblBorders>
+        <w:tblLayout w:type="autofit"/>
         <w:tblCellMar>
           <w:top w:w="40" w:type="dxa"/>
           <w:left w:w="108" w:type="dxa"/>
@@ -1026,8 +1089,8 @@
         <w:tblLook w:firstRow="1"/>
       </w:tblPr>
       <w:tblGrid>
-        <w:gridCol w:w="3960"/>
-        <w:gridCol w:w="3960"/>
+        <w:gridCol w:w="3000"/>
+        <w:gridCol w:w="6000"/>
       </w:tblGrid>
       <w:tr>
         <w:trPr>
@@ -1035,7 +1098,7 @@
         </w:trPr>
         <w:tc>
           <w:tcPr>
-            <w:tcW w:type="dxa" w:w="3000"/>
+            <w:tcW w:type="pct" w:w="1600"/>
             <w:shd w:val="clear" w:color="auto" w:fill="DCE8F5"/>
             <w:vAlign w:val="center"/>
           </w:tcPr>
@@ -1054,7 +1117,7 @@
         </w:tc>
         <w:tc>
           <w:tcPr>
-            <w:tcW w:type="dxa" w:w="6000"/>
+            <w:tcW w:type="pct" w:w="3200"/>
             <w:shd w:val="clear" w:color="auto" w:fill="DCE8F5"/>
             <w:vAlign w:val="center"/>
           </w:tcPr>
@@ -1075,7 +1138,7 @@
       <w:tr>
         <w:tc>
           <w:tcPr>
-            <w:tcW w:type="dxa" w:w="3000"/>
+            <w:tcW w:type="pct" w:w="1600"/>
             <w:vAlign w:val="center"/>
           </w:tcPr>
           <w:p>
@@ -1090,7 +1153,7 @@
         </w:tc>
         <w:tc>
           <w:tcPr>
-            <w:tcW w:type="dxa" w:w="6000"/>
+            <w:tcW w:type="pct" w:w="3200"/>
             <w:vAlign w:val="center"/>
           </w:tcPr>
           <w:p>
@@ -1107,7 +1170,7 @@
       <w:tr>
         <w:tc>
           <w:tcPr>
-            <w:tcW w:type="dxa" w:w="3000"/>
+            <w:tcW w:type="pct" w:w="1600"/>
             <w:vAlign w:val="center"/>
           </w:tcPr>
           <w:p>
@@ -1122,7 +1185,7 @@
         </w:tc>
         <w:tc>
           <w:tcPr>
-            <w:tcW w:type="dxa" w:w="6000"/>
+            <w:tcW w:type="pct" w:w="3200"/>
             <w:vAlign w:val="center"/>
           </w:tcPr>
           <w:p>
@@ -1139,7 +1202,7 @@
       <w:tr>
         <w:tc>
           <w:tcPr>
-            <w:tcW w:type="dxa" w:w="3000"/>
+            <w:tcW w:type="pct" w:w="1600"/>
             <w:vAlign w:val="center"/>
           </w:tcPr>
           <w:p>
@@ -1154,7 +1217,7 @@
         </w:tc>
         <w:tc>
           <w:tcPr>
-            <w:tcW w:type="dxa" w:w="6000"/>
+            <w:tcW w:type="pct" w:w="3200"/>
             <w:vAlign w:val="center"/>
           </w:tcPr>
           <w:p>
@@ -1171,7 +1234,7 @@
       <w:tr>
         <w:tc>
           <w:tcPr>
-            <w:tcW w:type="dxa" w:w="3000"/>
+            <w:tcW w:type="pct" w:w="1600"/>
             <w:vAlign w:val="center"/>
           </w:tcPr>
           <w:p>
@@ -1186,7 +1249,7 @@
         </w:tc>
         <w:tc>
           <w:tcPr>
-            <w:tcW w:type="dxa" w:w="6000"/>
+            <w:tcW w:type="pct" w:w="3200"/>
             <w:vAlign w:val="center"/>
           </w:tcPr>
           <w:p>
@@ -1226,15 +1289,202 @@
       <w:pPr>
         <w:pStyle w:val="Heading2"/>
       </w:pPr>
-      <w:bookmarkStart w:id="7007" w:name="s3"/>
+      <w:bookmarkStart w:id="7007" w:name="scope"/>
       <w:bookmarkEnd w:id="7007"/>
-      <w:bookmarkStart w:id="7008" w:name="X95d72ae9f81a25eb25e2e63f0d9ecab50d2acdf"/>
+      <w:bookmarkStart w:id="31" w:name="이-가이드가-다루는-전처리의-범위-scope"/>
+      <w:r>
+        <w:t xml:space="preserve">이 가이드가 다루는 전처리의 범위 (Scope)</w:t>
+      </w:r>
+      <w:bookmarkEnd w:id="31"/>
+    </w:p>
+    <w:p>
+      <w:pPr>
+        <w:pStyle w:val="FirstParagraph"/>
+      </w:pPr>
+      <w:r>
+        <w:t xml:space="preserve">’데이터 전처리’는 일반적으로 데이터 파이프라인의 ETL 작업을 뜻한다. 데이터 레이크의 메달리온 아키텍처(medallion architecture)로 보면,</w:t>
+      </w:r>
+      <w:r>
+        <w:t xml:space="preserve"> </w:t>
+      </w:r>
+      <w:r>
+        <w:rPr>
+          <w:b/>
+        </w:rPr>
+        <w:t xml:space="preserve">Bronze(원천 Raw Data)</w:t>
+      </w:r>
+      <w:r>
+        <w:t xml:space="preserve">를 필요한 형태로 정제해</w:t>
+      </w:r>
+      <w:r>
+        <w:t xml:space="preserve"> </w:t>
+      </w:r>
+      <w:r>
+        <w:rPr>
+          <w:b/>
+        </w:rPr>
+        <w:t xml:space="preserve">Silver(바로 분석할 수 있는 정형 데이터)</w:t>
+      </w:r>
+      <w:r>
+        <w:t xml:space="preserve">로 바꾸는 과정이 흔히 말하는 전처리다. 이렇게 정비된 데이터는 쓰임에 따라 갈라진다 — 머신러닝은 피처 스토어(Feature Store)로, RAG는 임베딩으로, 온톨로지는 그래프 DB(GraphDB)로 이어진다.</w:t>
+      </w:r>
+    </w:p>
+    <w:p>
+      <w:pPr>
+        <w:pStyle w:val="BodyText"/>
+      </w:pPr>
+      <w:r>
+        <w:t xml:space="preserve">본 가이드는 그보다 한 단계 더 나아간</w:t>
+      </w:r>
+      <w:r>
+        <w:t xml:space="preserve"> </w:t>
+      </w:r>
+      <w:r>
+        <w:rPr>
+          <w:b/>
+        </w:rPr>
+        <w:t xml:space="preserve">Gold(AI 활용용 데이터셋) 만들기</w:t>
+      </w:r>
+      <w:r>
+        <w:t xml:space="preserve">, 특히</w:t>
+      </w:r>
+      <w:r>
+        <w:t xml:space="preserve"> </w:t>
+      </w:r>
+      <w:r>
+        <w:rPr>
+          <w:b/>
+        </w:rPr>
+        <w:t xml:space="preserve">비정형 문서를 AI가 활용할 수 있는 형태로 만드는 부분</w:t>
+      </w:r>
+      <w:r>
+        <w:t xml:space="preserve">에 초점을 둔다. 임베딩·검색·온톨로지를 위한 구조화처럼 ’AI 활용을 위한 전처리’이며, 표·문서·이미지처럼 구조가 묻혀 있는 비정형·반정형 데이터를 주로 다룬다. 앞단의 원천 데이터 취합과 ETL 파이프라인(Bronze→Silver)은 이미 갖춰져 있다고 가정하고, 실제 AI 과제를 진행하면서</w:t>
+      </w:r>
+      <w:r>
+        <w:t xml:space="preserve"> </w:t>
+      </w:r>
+      <w:r>
+        <w:rPr>
+          <w:b/>
+        </w:rPr>
+        <w:t xml:space="preserve">문서 유형별(PDF·Excel·이메일·스캔본 등)로 마주치는 문제</w:t>
+      </w:r>
+      <w:r>
+        <w:t xml:space="preserve">를 어떻게 푸는지에 집중한다.</w:t>
+      </w:r>
+    </w:p>
+    <w:p>
+      <w:pPr>
+        <w:pStyle w:val="BodyText"/>
+        <w:jc w:val="center"/>
+      </w:pPr>
+      <w:r>
+        <w:drawing>
+          <wp:inline>
+            <wp:extent cx="5334000" cy="1666875"/>
+            <wp:effectExtent b="0" l="0" r="0" t="0"/>
+            <wp:docPr descr="" title="" id="1" name="Picture"/>
+            <a:graphic>
+              <a:graphicData uri="http://schemas.openxmlformats.org/drawingml/2006/picture">
+                <pic:pic>
+                  <pic:nvPicPr>
+                    <pic:cNvPr descr="/sessions/trusting-hopeful-pasteur/tmp/md2docx_i93g7mke/diagrams/d01.png" id="0" name="Picture"/>
+                    <pic:cNvPicPr>
+                      <a:picLocks noChangeArrowheads="1" noChangeAspect="1"/>
+                    </pic:cNvPicPr>
+                  </pic:nvPicPr>
+                  <pic:blipFill>
+                    <a:blip r:embed="rId32"/>
+                    <a:stretch>
+                      <a:fillRect/>
+                    </a:stretch>
+                  </pic:blipFill>
+                  <pic:spPr bwMode="auto">
+                    <a:xfrm>
+                      <a:off x="0" y="0"/>
+                      <a:ext cx="5334000" cy="1666875"/>
+                    </a:xfrm>
+                    <a:prstGeom prst="rect">
+                      <a:avLst/>
+                    </a:prstGeom>
+                    <a:noFill/>
+                    <a:ln w="9525">
+                      <a:noFill/>
+                      <a:headEnd/>
+                      <a:tailEnd/>
+                    </a:ln>
+                  </pic:spPr>
+                </pic:pic>
+              </a:graphicData>
+            </a:graphic>
+          </wp:inline>
+        </w:drawing>
+      </w:r>
+    </w:p>
+    <w:p>
+      <w:pPr>
+        <w:pStyle w:val="BodyText"/>
+      </w:pPr>
+      <w:r>
+        <w:t xml:space="preserve">진한 색으로 표시한</w:t>
+      </w:r>
+      <w:r>
+        <w:t xml:space="preserve"> </w:t>
+      </w:r>
+      <w:r>
+        <w:rPr>
+          <w:b/>
+        </w:rPr>
+        <w:t xml:space="preserve">Gold·비정형 문서</w:t>
+      </w:r>
+      <w:r>
+        <w:t xml:space="preserve">가 본 가이드의 범위다. 앞단의 취합·ETL(Bronze→Silver)로 만들어진 데이터는</w:t>
+      </w:r>
+      <w:r>
+        <w:t xml:space="preserve"> </w:t>
+      </w:r>
+      <w:hyperlink r:id="rId22">
+        <w:r>
+          <w:rPr>
+            <w:rStyle w:val="Hyperlink"/>
+          </w:rPr>
+          <w:t xml:space="preserve">A-1 데이터 카탈로그</w:t>
+        </w:r>
+      </w:hyperlink>
+      <w:r>
+        <w:t xml:space="preserve">를 통해 찾을 수 있게 정비되었다고 가정한다(A · Findable). 본 가이드는 그다음 단계인</w:t>
+      </w:r>
+      <w:r>
+        <w:t xml:space="preserve"> </w:t>
+      </w:r>
+      <w:r>
+        <w:rPr>
+          <w:b/>
+        </w:rPr>
+        <w:t xml:space="preserve">B · Understandable — 찾은 데이터를 AI가 이해할 수 있는 형태로 만드는 일</w:t>
+      </w:r>
+      <w:r>
+        <w:t xml:space="preserve">을 다룬다.</w:t>
+      </w:r>
+    </w:p>
+    <w:p>
+      <w:pPr>
+        <w:pStyle w:val="BodyText"/>
+      </w:pPr>
+    </w:p>
+    <w:p>
+      <w:pPr>
+        <w:pStyle w:val="Heading2"/>
+      </w:pPr>
+      <w:bookmarkStart w:id="7008" w:name="s3"/>
       <w:bookmarkEnd w:id="7008"/>
-      <w:bookmarkStart w:id="31" w:name="what-데이터-전처리란-무엇인가"/>
+      <w:bookmarkStart w:id="7009" w:name="X95d72ae9f81a25eb25e2e63f0d9ecab50d2acdf"/>
+      <w:bookmarkEnd w:id="7009"/>
+      <w:bookmarkStart w:id="33" w:name="what-데이터-전처리란-무엇인가"/>
       <w:r>
         <w:t xml:space="preserve">2. What — 데이터 전처리란 무엇인가</w:t>
       </w:r>
-      <w:bookmarkEnd w:id="31"/>
+      <w:bookmarkEnd w:id="33"/>
     </w:p>
     <w:p>
       <w:pPr>
@@ -1267,15 +1517,15 @@
       <w:pPr>
         <w:pStyle w:val="Heading3"/>
       </w:pPr>
-      <w:bookmarkStart w:id="7009" w:name="s11"/>
-      <w:bookmarkEnd w:id="7009"/>
-      <w:bookmarkStart w:id="7010" w:name="Xb430bc1cb5f9defa277ab4555d6f0502d7b4e16"/>
+      <w:bookmarkStart w:id="7010" w:name="s11"/>
       <w:bookmarkEnd w:id="7010"/>
-      <w:bookmarkStart w:id="32" w:name="데이터-전처리의-의미"/>
+      <w:bookmarkStart w:id="7011" w:name="Xb430bc1cb5f9defa277ab4555d6f0502d7b4e16"/>
+      <w:bookmarkEnd w:id="7011"/>
+      <w:bookmarkStart w:id="34" w:name="데이터-전처리의-의미"/>
       <w:r>
         <w:t xml:space="preserve">2.1 데이터 전처리의 의미</w:t>
       </w:r>
-      <w:bookmarkEnd w:id="32"/>
+      <w:bookmarkEnd w:id="34"/>
     </w:p>
     <w:p>
       <w:pPr>
@@ -1304,6 +1554,7 @@
     <w:p>
       <w:pPr>
         <w:pStyle w:val="BodyText"/>
+        <w:jc w:val="center"/>
       </w:pPr>
       <w:r>
         <w:drawing>
@@ -1315,13 +1566,13 @@
               <a:graphicData uri="http://schemas.openxmlformats.org/drawingml/2006/picture">
                 <pic:pic>
                   <pic:nvPicPr>
-                    <pic:cNvPr descr="/sessions/optimistic-loving-fermat/tmp/md2docx_x3vwvofn/diagrams/d01.png" id="0" name="Picture"/>
+                    <pic:cNvPr descr="/sessions/trusting-hopeful-pasteur/tmp/md2docx_i93g7mke/diagrams/d02.png" id="0" name="Picture"/>
                     <pic:cNvPicPr>
                       <a:picLocks noChangeArrowheads="1" noChangeAspect="1"/>
                     </pic:cNvPicPr>
                   </pic:nvPicPr>
                   <pic:blipFill>
-                    <a:blip r:embed="rId33"/>
+                    <a:blip r:embed="rId35"/>
                     <a:stretch>
                       <a:fillRect/>
                     </a:stretch>
@@ -1365,15 +1616,15 @@
       <w:pPr>
         <w:pStyle w:val="Heading3"/>
       </w:pPr>
-      <w:bookmarkStart w:id="7011" w:name="sec31"/>
-      <w:bookmarkEnd w:id="7011"/>
-      <w:bookmarkStart w:id="7012" w:name="Xf6b1b5227bf25a289fd174f8a86c4a3730eb064"/>
+      <w:bookmarkStart w:id="7012" w:name="sec31"/>
       <w:bookmarkEnd w:id="7012"/>
-      <w:bookmarkStart w:id="34" w:name="전처리-4단계"/>
+      <w:bookmarkStart w:id="7013" w:name="Xf6b1b5227bf25a289fd174f8a86c4a3730eb064"/>
+      <w:bookmarkEnd w:id="7013"/>
+      <w:bookmarkStart w:id="36" w:name="전처리-4단계"/>
       <w:r>
         <w:t xml:space="preserve">2.2 전처리 4단계</w:t>
       </w:r>
-      <w:bookmarkEnd w:id="34"/>
+      <w:bookmarkEnd w:id="36"/>
     </w:p>
     <w:p>
       <w:pPr>
@@ -1447,15 +1698,15 @@
       <w:pPr>
         <w:pStyle w:val="Heading3"/>
       </w:pPr>
-      <w:bookmarkStart w:id="7013" w:name="kq3"/>
-      <w:bookmarkEnd w:id="7013"/>
-      <w:bookmarkStart w:id="7014" w:name="X523779f5878e56365514186b3f2bfcc6be9c6cc"/>
+      <w:bookmarkStart w:id="7014" w:name="kq3"/>
       <w:bookmarkEnd w:id="7014"/>
-      <w:bookmarkStart w:id="35" w:name="활용-목적별-형식-선택-기준"/>
+      <w:bookmarkStart w:id="7015" w:name="X523779f5878e56365514186b3f2bfcc6be9c6cc"/>
+      <w:bookmarkEnd w:id="7015"/>
+      <w:bookmarkStart w:id="37" w:name="활용-목적별-형식-선택-기준"/>
       <w:r>
         <w:t xml:space="preserve">2.3 활용 목적별 형식 선택 기준</w:t>
       </w:r>
-      <w:bookmarkEnd w:id="35"/>
+      <w:bookmarkEnd w:id="37"/>
     </w:p>
     <w:p>
       <w:pPr>
@@ -1516,6 +1767,7 @@
     <w:p>
       <w:pPr>
         <w:pStyle w:val="FirstParagraph"/>
+        <w:jc w:val="center"/>
       </w:pPr>
       <w:r>
         <w:drawing>
@@ -1527,13 +1779,13 @@
               <a:graphicData uri="http://schemas.openxmlformats.org/drawingml/2006/picture">
                 <pic:pic>
                   <pic:nvPicPr>
-                    <pic:cNvPr descr="/sessions/optimistic-loving-fermat/tmp/md2docx_x3vwvofn/diagrams/d02.png" id="0" name="Picture"/>
+                    <pic:cNvPr descr="/sessions/trusting-hopeful-pasteur/tmp/md2docx_i93g7mke/diagrams/d03.png" id="0" name="Picture"/>
                     <pic:cNvPicPr>
                       <a:picLocks noChangeArrowheads="1" noChangeAspect="1"/>
                     </pic:cNvPicPr>
                   </pic:nvPicPr>
                   <pic:blipFill>
-                    <a:blip r:embed="rId36"/>
+                    <a:blip r:embed="rId38"/>
                     <a:stretch>
                       <a:fillRect/>
                     </a:stretch>
@@ -1580,7 +1832,22 @@
         <w:t xml:space="preserve"> </w:t>
       </w:r>
       <w:r>
-        <w:t xml:space="preserve">— content가 행·열 구조로 살아 있어야 AI가 값의 의미와 위치를 해석할 수 있고, provenance가 있어야 답변과 함께 "어느 보고서 몇 페이지"인지를 근거로 제시할 수 있다. (이 가이드의 예시 결과가 JSON이 많은 까닭은 구조와 출처를 한눈에 드러내기 위해서이며, 같은 청크라도 RAG에 넣을 때는 Markdown으로 내보내는 경우가 많다.)</w:t>
+        <w:t xml:space="preserve">— content가 행·열 구조로 살아 있어야 AI가 값의 의미와 위치를 해석할 수 있고, provenance가 있어야 답변과 함께</w:t>
+      </w:r>
+      <w:r>
+        <w:t xml:space="preserve"> </w:t>
+      </w:r>
+      <w:r>
+        <w:t xml:space="preserve">“</w:t>
+      </w:r>
+      <w:r>
+        <w:t xml:space="preserve">어느 보고서 몇 페이지</w:t>
+      </w:r>
+      <w:r>
+        <w:t xml:space="preserve">”</w:t>
+      </w:r>
+      <w:r>
+        <w:t xml:space="preserve">인지를 근거로 제시할 수 있다. (이 가이드의 예시 결과가 JSON이 많은 까닭은 구조와 출처를 한눈에 드러내기 위해서이며, 같은 청크라도 RAG에 넣을 때는 Markdown으로 내보내는 경우가 많다.)</w:t>
       </w:r>
     </w:p>
     <w:p>
@@ -1592,15 +1859,15 @@
       <w:pPr>
         <w:pStyle w:val="Heading3"/>
       </w:pPr>
-      <w:bookmarkStart w:id="7015" w:name="s24"/>
-      <w:bookmarkEnd w:id="7015"/>
-      <w:bookmarkStart w:id="7016" w:name="Xc5c44d7cd8cdbfdffc10ba5059d98c84c730ffd"/>
+      <w:bookmarkStart w:id="7016" w:name="s24"/>
       <w:bookmarkEnd w:id="7016"/>
-      <w:bookmarkStart w:id="37" w:name="청킹-전략"/>
+      <w:bookmarkStart w:id="7017" w:name="Xc5c44d7cd8cdbfdffc10ba5059d98c84c730ffd"/>
+      <w:bookmarkEnd w:id="7017"/>
+      <w:bookmarkStart w:id="39" w:name="청킹-전략"/>
       <w:r>
         <w:t xml:space="preserve">2.4 청킹 전략</w:t>
       </w:r>
-      <w:bookmarkEnd w:id="37"/>
+      <w:bookmarkEnd w:id="39"/>
     </w:p>
     <w:p>
       <w:pPr>
@@ -1638,7 +1905,8 @@
     <w:tbl>
       <w:tblPr>
         <w:tblStyle w:val="Table"/>
-        <w:tblW w:type="pct" w:w="5000.0"/>
+        <w:tblW w:type="pct" w:w="4800"/>
+        <w:jc w:val="center"/>
         <w:tblBorders>
           <w:top w:val="single" w:sz="4" w:space="0" w:color="808080"/>
           <w:left w:val="single" w:sz="4" w:space="0" w:color="808080"/>
@@ -1647,6 +1915,7 @@
           <w:insideH w:val="single" w:sz="4" w:space="0" w:color="808080"/>
           <w:insideV w:val="single" w:sz="4" w:space="0" w:color="808080"/>
         </w:tblBorders>
+        <w:tblLayout w:type="autofit"/>
         <w:tblCellMar>
           <w:top w:w="40" w:type="dxa"/>
           <w:left w:w="108" w:type="dxa"/>
@@ -1656,10 +1925,10 @@
         <w:tblLook w:firstRow="1"/>
       </w:tblPr>
       <w:tblGrid>
-        <w:gridCol w:w="1980"/>
-        <w:gridCol w:w="1980"/>
-        <w:gridCol w:w="1980"/>
-        <w:gridCol w:w="1980"/>
+        <w:gridCol w:w="1053"/>
+        <w:gridCol w:w="3163"/>
+        <w:gridCol w:w="1927"/>
+        <w:gridCol w:w="2855"/>
       </w:tblGrid>
       <w:tr>
         <w:trPr>
@@ -1667,7 +1936,7 @@
         </w:trPr>
         <w:tc>
           <w:tcPr>
-            <w:tcW w:type="dxa" w:w="1053"/>
+            <w:tcW w:type="pct" w:w="562"/>
             <w:shd w:val="clear" w:color="auto" w:fill="DCE8F5"/>
             <w:vAlign w:val="center"/>
           </w:tcPr>
@@ -1686,7 +1955,7 @@
         </w:tc>
         <w:tc>
           <w:tcPr>
-            <w:tcW w:type="dxa" w:w="3073"/>
+            <w:tcW w:type="pct" w:w="1687"/>
             <w:shd w:val="clear" w:color="auto" w:fill="DCE8F5"/>
             <w:vAlign w:val="center"/>
           </w:tcPr>
@@ -1705,7 +1974,7 @@
         </w:tc>
         <w:tc>
           <w:tcPr>
-            <w:tcW w:type="dxa" w:w="1873"/>
+            <w:tcW w:type="pct" w:w="1028"/>
             <w:shd w:val="clear" w:color="auto" w:fill="DCE8F5"/>
             <w:vAlign w:val="center"/>
           </w:tcPr>
@@ -1724,7 +1993,7 @@
         </w:tc>
         <w:tc>
           <w:tcPr>
-            <w:tcW w:type="dxa" w:w="3001"/>
+            <w:tcW w:type="pct" w:w="1523"/>
             <w:shd w:val="clear" w:color="auto" w:fill="DCE8F5"/>
             <w:vAlign w:val="center"/>
           </w:tcPr>
@@ -1745,7 +2014,7 @@
       <w:tr>
         <w:tc>
           <w:tcPr>
-            <w:tcW w:type="dxa" w:w="1053"/>
+            <w:tcW w:type="pct" w:w="562"/>
             <w:vAlign w:val="center"/>
           </w:tcPr>
           <w:p>
@@ -1760,7 +2029,7 @@
         </w:tc>
         <w:tc>
           <w:tcPr>
-            <w:tcW w:type="dxa" w:w="3073"/>
+            <w:tcW w:type="pct" w:w="1687"/>
             <w:vAlign w:val="center"/>
           </w:tcPr>
           <w:p>
@@ -1775,7 +2044,7 @@
         </w:tc>
         <w:tc>
           <w:tcPr>
-            <w:tcW w:type="dxa" w:w="1873"/>
+            <w:tcW w:type="pct" w:w="1028"/>
             <w:vAlign w:val="center"/>
           </w:tcPr>
           <w:p>
@@ -1790,7 +2059,7 @@
         </w:tc>
         <w:tc>
           <w:tcPr>
-            <w:tcW w:type="dxa" w:w="3001"/>
+            <w:tcW w:type="pct" w:w="1523"/>
             <w:vAlign w:val="center"/>
           </w:tcPr>
           <w:p>
@@ -1807,7 +2076,7 @@
       <w:tr>
         <w:tc>
           <w:tcPr>
-            <w:tcW w:type="dxa" w:w="1053"/>
+            <w:tcW w:type="pct" w:w="562"/>
             <w:vAlign w:val="center"/>
           </w:tcPr>
           <w:p>
@@ -1822,7 +2091,7 @@
         </w:tc>
         <w:tc>
           <w:tcPr>
-            <w:tcW w:type="dxa" w:w="3073"/>
+            <w:tcW w:type="pct" w:w="1687"/>
             <w:vAlign w:val="center"/>
           </w:tcPr>
           <w:p>
@@ -1837,7 +2106,7 @@
         </w:tc>
         <w:tc>
           <w:tcPr>
-            <w:tcW w:type="dxa" w:w="1873"/>
+            <w:tcW w:type="pct" w:w="1028"/>
             <w:vAlign w:val="center"/>
           </w:tcPr>
           <w:p>
@@ -1852,7 +2121,7 @@
         </w:tc>
         <w:tc>
           <w:tcPr>
-            <w:tcW w:type="dxa" w:w="3001"/>
+            <w:tcW w:type="pct" w:w="1523"/>
             <w:vAlign w:val="center"/>
           </w:tcPr>
           <w:p>
@@ -1869,7 +2138,7 @@
       <w:tr>
         <w:tc>
           <w:tcPr>
-            <w:tcW w:type="dxa" w:w="1053"/>
+            <w:tcW w:type="pct" w:w="562"/>
             <w:vAlign w:val="center"/>
           </w:tcPr>
           <w:p>
@@ -1884,7 +2153,7 @@
         </w:tc>
         <w:tc>
           <w:tcPr>
-            <w:tcW w:type="dxa" w:w="3073"/>
+            <w:tcW w:type="pct" w:w="1687"/>
             <w:vAlign w:val="center"/>
           </w:tcPr>
           <w:p>
@@ -1899,7 +2168,7 @@
         </w:tc>
         <w:tc>
           <w:tcPr>
-            <w:tcW w:type="dxa" w:w="1873"/>
+            <w:tcW w:type="pct" w:w="1028"/>
             <w:vAlign w:val="center"/>
           </w:tcPr>
           <w:p>
@@ -1914,16 +2183,31 @@
         </w:tc>
         <w:tc>
           <w:tcPr>
-            <w:tcW w:type="dxa" w:w="3001"/>
-            <w:vAlign w:val="center"/>
-          </w:tcPr>
-          <w:p>
-            <w:pPr>
-              <w:pStyle w:val="Compact"/>
-              <w:jc w:val="left"/>
-            </w:pPr>
-            <w:r>
-              <w:t xml:space="preserve">행으로 쪼개면 머리글이 떨어져 "어느 열 값"인지 잃음</w:t>
+            <w:tcW w:type="pct" w:w="1523"/>
+            <w:vAlign w:val="center"/>
+          </w:tcPr>
+          <w:p>
+            <w:pPr>
+              <w:pStyle w:val="Compact"/>
+              <w:jc w:val="left"/>
+            </w:pPr>
+            <w:r>
+              <w:t xml:space="preserve">행으로 쪼개면 머리글이 떨어져</w:t>
+            </w:r>
+            <w:r>
+              <w:t xml:space="preserve"> </w:t>
+            </w:r>
+            <w:r>
+              <w:t xml:space="preserve">“</w:t>
+            </w:r>
+            <w:r>
+              <w:t xml:space="preserve">어느 열 값</w:t>
+            </w:r>
+            <w:r>
+              <w:t xml:space="preserve">”</w:t>
+            </w:r>
+            <w:r>
+              <w:t xml:space="preserve">인지 잃음</w:t>
             </w:r>
           </w:p>
         </w:tc>
@@ -1931,7 +2215,7 @@
       <w:tr>
         <w:tc>
           <w:tcPr>
-            <w:tcW w:type="dxa" w:w="1053"/>
+            <w:tcW w:type="pct" w:w="562"/>
             <w:vAlign w:val="center"/>
           </w:tcPr>
           <w:p>
@@ -1946,7 +2230,7 @@
         </w:tc>
         <w:tc>
           <w:tcPr>
-            <w:tcW w:type="dxa" w:w="3073"/>
+            <w:tcW w:type="pct" w:w="1687"/>
             <w:vAlign w:val="center"/>
           </w:tcPr>
           <w:p>
@@ -1961,7 +2245,7 @@
         </w:tc>
         <w:tc>
           <w:tcPr>
-            <w:tcW w:type="dxa" w:w="1873"/>
+            <w:tcW w:type="pct" w:w="1028"/>
             <w:vAlign w:val="center"/>
           </w:tcPr>
           <w:p>
@@ -1976,7 +2260,7 @@
         </w:tc>
         <w:tc>
           <w:tcPr>
-            <w:tcW w:type="dxa" w:w="3001"/>
+            <w:tcW w:type="pct" w:w="1523"/>
             <w:vAlign w:val="center"/>
           </w:tcPr>
           <w:p>
@@ -1993,7 +2277,7 @@
       <w:tr>
         <w:tc>
           <w:tcPr>
-            <w:tcW w:type="dxa" w:w="1053"/>
+            <w:tcW w:type="pct" w:w="562"/>
             <w:vAlign w:val="center"/>
           </w:tcPr>
           <w:p>
@@ -2008,7 +2292,7 @@
         </w:tc>
         <w:tc>
           <w:tcPr>
-            <w:tcW w:type="dxa" w:w="3073"/>
+            <w:tcW w:type="pct" w:w="1687"/>
             <w:vAlign w:val="center"/>
           </w:tcPr>
           <w:p>
@@ -2023,7 +2307,7 @@
         </w:tc>
         <w:tc>
           <w:tcPr>
-            <w:tcW w:type="dxa" w:w="1873"/>
+            <w:tcW w:type="pct" w:w="1028"/>
             <w:vAlign w:val="center"/>
           </w:tcPr>
           <w:p>
@@ -2038,7 +2322,7 @@
         </w:tc>
         <w:tc>
           <w:tcPr>
-            <w:tcW w:type="dxa" w:w="3001"/>
+            <w:tcW w:type="pct" w:w="1523"/>
             <w:vAlign w:val="center"/>
           </w:tcPr>
           <w:p>
@@ -2082,15 +2366,15 @@
       <w:pPr>
         <w:pStyle w:val="Heading2"/>
       </w:pPr>
-      <w:bookmarkStart w:id="7017" w:name="s4"/>
-      <w:bookmarkEnd w:id="7017"/>
-      <w:bookmarkStart w:id="7018" w:name="X92429e2dbcc364da5c30588d059be72241cc12e"/>
+      <w:bookmarkStart w:id="7018" w:name="s4"/>
       <w:bookmarkEnd w:id="7018"/>
-      <w:bookmarkStart w:id="38" w:name="when-어디부터-하나"/>
+      <w:bookmarkStart w:id="7019" w:name="X92429e2dbcc364da5c30588d059be72241cc12e"/>
+      <w:bookmarkEnd w:id="7019"/>
+      <w:bookmarkStart w:id="40" w:name="when-어디부터-하나"/>
       <w:r>
         <w:t xml:space="preserve">3. When — 어디부터 하나</w:t>
       </w:r>
-      <w:bookmarkEnd w:id="38"/>
+      <w:bookmarkEnd w:id="40"/>
     </w:p>
     <w:p>
       <w:pPr>
@@ -2109,15 +2393,15 @@
       <w:pPr>
         <w:pStyle w:val="Heading3"/>
       </w:pPr>
-      <w:bookmarkStart w:id="7019" w:name="kq1"/>
-      <w:bookmarkEnd w:id="7019"/>
-      <w:bookmarkStart w:id="7020" w:name="X4de202d7644724d023a4a5dea39017754b00d94"/>
+      <w:bookmarkStart w:id="7020" w:name="kq1"/>
       <w:bookmarkEnd w:id="7020"/>
-      <w:bookmarkStart w:id="39" w:name="전처리-대상"/>
+      <w:bookmarkStart w:id="7021" w:name="X4de202d7644724d023a4a5dea39017754b00d94"/>
+      <w:bookmarkEnd w:id="7021"/>
+      <w:bookmarkStart w:id="41" w:name="전처리-대상"/>
       <w:r>
         <w:t xml:space="preserve">3.1 전처리 대상</w:t>
       </w:r>
-      <w:bookmarkEnd w:id="39"/>
+      <w:bookmarkEnd w:id="41"/>
     </w:p>
     <w:p>
       <w:pPr>
@@ -2228,10 +2512,14 @@
       <w:r>
         <w:t xml:space="preserve"> </w:t>
       </w:r>
-      <w:r>
-        <w:rPr/>
-        <w:t xml:space="preserve">A-1 카탈로그</w:t>
-      </w:r>
+      <w:hyperlink r:id="rId22">
+        <w:r>
+          <w:rPr>
+            <w:rStyle w:val="Hyperlink"/>
+          </w:rPr>
+          <w:t xml:space="preserve">A-1 카탈로그</w:t>
+        </w:r>
+      </w:hyperlink>
       <w:r>
         <w:t xml:space="preserve">가 맡는다. 반면 그 테이블을 파일로 내보낸 CSV·설비 로그는 인코딩·구분자·단위 행이 섞여 깨지므로 전처리 대상에 해당한다.</w:t>
       </w:r>
@@ -2245,15 +2533,15 @@
       <w:pPr>
         <w:pStyle w:val="Heading2"/>
       </w:pPr>
-      <w:bookmarkStart w:id="7021" w:name="s5"/>
-      <w:bookmarkEnd w:id="7021"/>
-      <w:bookmarkStart w:id="7022" w:name="Xf0ea9b6caed6f418585a85f9d82fcea22456dec"/>
+      <w:bookmarkStart w:id="7022" w:name="s5"/>
       <w:bookmarkEnd w:id="7022"/>
-      <w:bookmarkStart w:id="40" w:name="how-어떻게-구축운영하나"/>
+      <w:bookmarkStart w:id="7023" w:name="Xf0ea9b6caed6f418585a85f9d82fcea22456dec"/>
+      <w:bookmarkEnd w:id="7023"/>
+      <w:bookmarkStart w:id="42" w:name="how-어떻게-구축운영하나"/>
       <w:r>
         <w:t xml:space="preserve">4. How — 어떻게 구축·운영하나</w:t>
       </w:r>
-      <w:bookmarkEnd w:id="40"/>
+      <w:bookmarkEnd w:id="42"/>
     </w:p>
     <w:p>
       <w:pPr>
@@ -2341,15 +2629,15 @@
       <w:pPr>
         <w:pStyle w:val="Heading3"/>
       </w:pPr>
-      <w:bookmarkStart w:id="7023" w:name="s51"/>
-      <w:bookmarkEnd w:id="7023"/>
-      <w:bookmarkStart w:id="7024" w:name="X2b4daec758870bbaec63046f904373d3b4426b2"/>
+      <w:bookmarkStart w:id="7024" w:name="s51"/>
       <w:bookmarkEnd w:id="7024"/>
-      <w:bookmarkStart w:id="41" w:name="구축-흐름과-두-가지-실행-방식"/>
+      <w:bookmarkStart w:id="7025" w:name="X2b4daec758870bbaec63046f904373d3b4426b2"/>
+      <w:bookmarkEnd w:id="7025"/>
+      <w:bookmarkStart w:id="43" w:name="구축-흐름과-두-가지-실행-방식"/>
       <w:r>
         <w:t xml:space="preserve">4.1 구축 흐름과 두 가지 실행 방식</w:t>
       </w:r>
-      <w:bookmarkEnd w:id="41"/>
+      <w:bookmarkEnd w:id="43"/>
     </w:p>
     <w:p>
       <w:pPr>
@@ -2376,6 +2664,7 @@
     <w:p>
       <w:pPr>
         <w:pStyle w:val="BodyText"/>
+        <w:jc w:val="center"/>
       </w:pPr>
       <w:r>
         <w:drawing>
@@ -2387,13 +2676,13 @@
               <a:graphicData uri="http://schemas.openxmlformats.org/drawingml/2006/picture">
                 <pic:pic>
                   <pic:nvPicPr>
-                    <pic:cNvPr descr="/sessions/optimistic-loving-fermat/tmp/md2docx_x3vwvofn/diagrams/d03.png" id="0" name="Picture"/>
+                    <pic:cNvPr descr="/sessions/trusting-hopeful-pasteur/tmp/md2docx_i93g7mke/diagrams/d04.png" id="0" name="Picture"/>
                     <pic:cNvPicPr>
                       <a:picLocks noChangeArrowheads="1" noChangeAspect="1"/>
                     </pic:cNvPicPr>
                   </pic:nvPicPr>
                   <pic:blipFill>
-                    <a:blip r:embed="rId42"/>
+                    <a:blip r:embed="rId44"/>
                     <a:stretch>
                       <a:fillRect/>
                     </a:stretch>
@@ -2431,7 +2720,8 @@
     <w:tbl>
       <w:tblPr>
         <w:tblStyle w:val="Table"/>
-        <w:tblW w:type="pct" w:w="5000.0"/>
+        <w:tblW w:type="pct" w:w="4800"/>
+        <w:jc w:val="center"/>
         <w:tblBorders>
           <w:top w:val="single" w:sz="4" w:space="0" w:color="808080"/>
           <w:left w:val="single" w:sz="4" w:space="0" w:color="808080"/>
@@ -2440,6 +2730,7 @@
           <w:insideH w:val="single" w:sz="4" w:space="0" w:color="808080"/>
           <w:insideV w:val="single" w:sz="4" w:space="0" w:color="808080"/>
         </w:tblBorders>
+        <w:tblLayout w:type="autofit"/>
         <w:tblCellMar>
           <w:top w:w="40" w:type="dxa"/>
           <w:left w:w="108" w:type="dxa"/>
@@ -2449,9 +2740,9 @@
         <w:tblLook w:firstRow="1"/>
       </w:tblPr>
       <w:tblGrid>
-        <w:gridCol w:w="2640"/>
-        <w:gridCol w:w="2640"/>
-        <w:gridCol w:w="2640"/>
+        <w:gridCol w:w="1036"/>
+        <w:gridCol w:w="4948"/>
+        <w:gridCol w:w="3015"/>
       </w:tblGrid>
       <w:tr>
         <w:trPr>
@@ -2459,7 +2750,7 @@
         </w:trPr>
         <w:tc>
           <w:tcPr>
-            <w:tcW w:type="dxa" w:w="1038"/>
+            <w:tcW w:type="pct" w:w="553"/>
             <w:shd w:val="clear" w:color="auto" w:fill="DCE8F5"/>
             <w:vAlign w:val="center"/>
           </w:tcPr>
@@ -2478,7 +2769,7 @@
         </w:tc>
         <w:tc>
           <w:tcPr>
-            <w:tcW w:type="dxa" w:w="4949"/>
+            <w:tcW w:type="pct" w:w="2639"/>
             <w:shd w:val="clear" w:color="auto" w:fill="DCE8F5"/>
             <w:vAlign w:val="center"/>
           </w:tcPr>
@@ -2497,7 +2788,7 @@
         </w:tc>
         <w:tc>
           <w:tcPr>
-            <w:tcW w:type="dxa" w:w="3013"/>
+            <w:tcW w:type="pct" w:w="1608"/>
             <w:shd w:val="clear" w:color="auto" w:fill="DCE8F5"/>
             <w:vAlign w:val="center"/>
           </w:tcPr>
@@ -2518,7 +2809,7 @@
       <w:tr>
         <w:tc>
           <w:tcPr>
-            <w:tcW w:type="dxa" w:w="1038"/>
+            <w:tcW w:type="pct" w:w="553"/>
             <w:vAlign w:val="center"/>
           </w:tcPr>
           <w:p>
@@ -2533,7 +2824,7 @@
         </w:tc>
         <w:tc>
           <w:tcPr>
-            <w:tcW w:type="dxa" w:w="4949"/>
+            <w:tcW w:type="pct" w:w="2639"/>
             <w:vAlign w:val="center"/>
           </w:tcPr>
           <w:p>
@@ -2548,7 +2839,7 @@
         </w:tc>
         <w:tc>
           <w:tcPr>
-            <w:tcW w:type="dxa" w:w="3013"/>
+            <w:tcW w:type="pct" w:w="1608"/>
             <w:vAlign w:val="center"/>
           </w:tcPr>
           <w:p>
@@ -2565,7 +2856,7 @@
       <w:tr>
         <w:tc>
           <w:tcPr>
-            <w:tcW w:type="dxa" w:w="1038"/>
+            <w:tcW w:type="pct" w:w="553"/>
             <w:vAlign w:val="center"/>
           </w:tcPr>
           <w:p>
@@ -2580,7 +2871,7 @@
         </w:tc>
         <w:tc>
           <w:tcPr>
-            <w:tcW w:type="dxa" w:w="4949"/>
+            <w:tcW w:type="pct" w:w="2639"/>
             <w:vAlign w:val="center"/>
           </w:tcPr>
           <w:p>
@@ -2595,7 +2886,7 @@
         </w:tc>
         <w:tc>
           <w:tcPr>
-            <w:tcW w:type="dxa" w:w="3013"/>
+            <w:tcW w:type="pct" w:w="1608"/>
             <w:vAlign w:val="center"/>
           </w:tcPr>
           <w:p>
@@ -2612,7 +2903,7 @@
       <w:tr>
         <w:tc>
           <w:tcPr>
-            <w:tcW w:type="dxa" w:w="1038"/>
+            <w:tcW w:type="pct" w:w="553"/>
             <w:vAlign w:val="center"/>
           </w:tcPr>
           <w:p>
@@ -2627,7 +2918,7 @@
         </w:tc>
         <w:tc>
           <w:tcPr>
-            <w:tcW w:type="dxa" w:w="4949"/>
+            <w:tcW w:type="pct" w:w="2639"/>
             <w:vAlign w:val="center"/>
           </w:tcPr>
           <w:p>
@@ -2642,7 +2933,7 @@
         </w:tc>
         <w:tc>
           <w:tcPr>
-            <w:tcW w:type="dxa" w:w="3013"/>
+            <w:tcW w:type="pct" w:w="1608"/>
             <w:vAlign w:val="center"/>
           </w:tcPr>
           <w:p>
@@ -2659,7 +2950,7 @@
       <w:tr>
         <w:tc>
           <w:tcPr>
-            <w:tcW w:type="dxa" w:w="1038"/>
+            <w:tcW w:type="pct" w:w="553"/>
             <w:vAlign w:val="center"/>
           </w:tcPr>
           <w:p>
@@ -2674,7 +2965,7 @@
         </w:tc>
         <w:tc>
           <w:tcPr>
-            <w:tcW w:type="dxa" w:w="4949"/>
+            <w:tcW w:type="pct" w:w="2639"/>
             <w:vAlign w:val="center"/>
           </w:tcPr>
           <w:p>
@@ -2689,7 +2980,7 @@
         </w:tc>
         <w:tc>
           <w:tcPr>
-            <w:tcW w:type="dxa" w:w="3013"/>
+            <w:tcW w:type="pct" w:w="1608"/>
             <w:vAlign w:val="center"/>
           </w:tcPr>
           <w:p>
@@ -2706,7 +2997,7 @@
       <w:tr>
         <w:tc>
           <w:tcPr>
-            <w:tcW w:type="dxa" w:w="1038"/>
+            <w:tcW w:type="pct" w:w="553"/>
             <w:vAlign w:val="center"/>
           </w:tcPr>
           <w:p>
@@ -2721,7 +3012,7 @@
         </w:tc>
         <w:tc>
           <w:tcPr>
-            <w:tcW w:type="dxa" w:w="4949"/>
+            <w:tcW w:type="pct" w:w="2639"/>
             <w:vAlign w:val="center"/>
           </w:tcPr>
           <w:p>
@@ -2736,7 +3027,7 @@
         </w:tc>
         <w:tc>
           <w:tcPr>
-            <w:tcW w:type="dxa" w:w="3013"/>
+            <w:tcW w:type="pct" w:w="1608"/>
             <w:vAlign w:val="center"/>
           </w:tcPr>
           <w:p>
@@ -2905,15 +3196,15 @@
       <w:pPr>
         <w:pStyle w:val="Heading3"/>
       </w:pPr>
-      <w:bookmarkStart w:id="7025" w:name="kq2"/>
-      <w:bookmarkEnd w:id="7025"/>
-      <w:bookmarkStart w:id="7026" w:name="X806a6f6c370c4ffacc687bc7420e930c682b34d"/>
+      <w:bookmarkStart w:id="7026" w:name="kq2"/>
       <w:bookmarkEnd w:id="7026"/>
-      <w:bookmarkStart w:id="43" w:name="문서-유형별-전처리"/>
+      <w:bookmarkStart w:id="7027" w:name="X806a6f6c370c4ffacc687bc7420e930c682b34d"/>
+      <w:bookmarkEnd w:id="7027"/>
+      <w:bookmarkStart w:id="45" w:name="문서-유형별-전처리"/>
       <w:r>
         <w:t xml:space="preserve">4.2 문서 유형별 전처리</w:t>
       </w:r>
-      <w:bookmarkEnd w:id="43"/>
+      <w:bookmarkEnd w:id="45"/>
     </w:p>
     <w:p>
       <w:pPr>
@@ -2948,7 +3239,8 @@
     <w:tbl>
       <w:tblPr>
         <w:tblStyle w:val="Table"/>
-        <w:tblW w:type="pct" w:w="5000.0"/>
+        <w:tblW w:type="pct" w:w="4800"/>
+        <w:jc w:val="center"/>
         <w:tblBorders>
           <w:top w:val="single" w:sz="4" w:space="0" w:color="808080"/>
           <w:left w:val="single" w:sz="4" w:space="0" w:color="808080"/>
@@ -2957,6 +3249,7 @@
           <w:insideH w:val="single" w:sz="4" w:space="0" w:color="808080"/>
           <w:insideV w:val="single" w:sz="4" w:space="0" w:color="808080"/>
         </w:tblBorders>
+        <w:tblLayout w:type="autofit"/>
         <w:tblCellMar>
           <w:top w:w="40" w:type="dxa"/>
           <w:left w:w="108" w:type="dxa"/>
@@ -2966,10 +3259,10 @@
         <w:tblLook w:firstRow="1"/>
       </w:tblPr>
       <w:tblGrid>
-        <w:gridCol w:w="1980"/>
-        <w:gridCol w:w="1980"/>
-        <w:gridCol w:w="1980"/>
-        <w:gridCol w:w="1980"/>
+        <w:gridCol w:w="1044"/>
+        <w:gridCol w:w="2043"/>
+        <w:gridCol w:w="2424"/>
+        <w:gridCol w:w="3487"/>
       </w:tblGrid>
       <w:tr>
         <w:trPr>
@@ -2977,7 +3270,7 @@
         </w:trPr>
         <w:tc>
           <w:tcPr>
-            <w:tcW w:type="dxa" w:w="1046"/>
+            <w:tcW w:type="pct" w:w="557"/>
             <w:shd w:val="clear" w:color="auto" w:fill="DCE8F5"/>
             <w:vAlign w:val="center"/>
           </w:tcPr>
@@ -2996,7 +3289,7 @@
         </w:tc>
         <w:tc>
           <w:tcPr>
-            <w:tcW w:type="dxa" w:w="2045"/>
+            <w:tcW w:type="pct" w:w="1090"/>
             <w:shd w:val="clear" w:color="auto" w:fill="DCE8F5"/>
             <w:vAlign w:val="center"/>
           </w:tcPr>
@@ -3015,7 +3308,7 @@
         </w:tc>
         <w:tc>
           <w:tcPr>
-            <w:tcW w:type="dxa" w:w="2423"/>
+            <w:tcW w:type="pct" w:w="1293"/>
             <w:shd w:val="clear" w:color="auto" w:fill="DCE8F5"/>
             <w:vAlign w:val="center"/>
           </w:tcPr>
@@ -3034,7 +3327,7 @@
         </w:tc>
         <w:tc>
           <w:tcPr>
-            <w:tcW w:type="dxa" w:w="3486"/>
+            <w:tcW w:type="pct" w:w="1860"/>
             <w:shd w:val="clear" w:color="auto" w:fill="DCE8F5"/>
             <w:vAlign w:val="center"/>
           </w:tcPr>
@@ -3055,7 +3348,7 @@
       <w:tr>
         <w:tc>
           <w:tcPr>
-            <w:tcW w:type="dxa" w:w="1046"/>
+            <w:tcW w:type="pct" w:w="557"/>
             <w:vAlign w:val="center"/>
           </w:tcPr>
           <w:p>
@@ -3070,7 +3363,7 @@
         </w:tc>
         <w:tc>
           <w:tcPr>
-            <w:tcW w:type="dxa" w:w="2045"/>
+            <w:tcW w:type="pct" w:w="1090"/>
             <w:vAlign w:val="center"/>
           </w:tcPr>
           <w:p>
@@ -3085,7 +3378,7 @@
         </w:tc>
         <w:tc>
           <w:tcPr>
-            <w:tcW w:type="dxa" w:w="2423"/>
+            <w:tcW w:type="pct" w:w="1293"/>
             <w:vAlign w:val="center"/>
           </w:tcPr>
           <w:p>
@@ -3100,7 +3393,7 @@
         </w:tc>
         <w:tc>
           <w:tcPr>
-            <w:tcW w:type="dxa" w:w="3486"/>
+            <w:tcW w:type="pct" w:w="1860"/>
             <w:vAlign w:val="center"/>
           </w:tcPr>
           <w:p>
@@ -3117,7 +3410,7 @@
       <w:tr>
         <w:tc>
           <w:tcPr>
-            <w:tcW w:type="dxa" w:w="1046"/>
+            <w:tcW w:type="pct" w:w="557"/>
             <w:vAlign w:val="center"/>
           </w:tcPr>
           <w:p>
@@ -3132,7 +3425,7 @@
         </w:tc>
         <w:tc>
           <w:tcPr>
-            <w:tcW w:type="dxa" w:w="2045"/>
+            <w:tcW w:type="pct" w:w="1090"/>
             <w:vAlign w:val="center"/>
           </w:tcPr>
           <w:p>
@@ -3147,7 +3440,7 @@
         </w:tc>
         <w:tc>
           <w:tcPr>
-            <w:tcW w:type="dxa" w:w="2423"/>
+            <w:tcW w:type="pct" w:w="1293"/>
             <w:vAlign w:val="center"/>
           </w:tcPr>
           <w:p>
@@ -3162,7 +3455,7 @@
         </w:tc>
         <w:tc>
           <w:tcPr>
-            <w:tcW w:type="dxa" w:w="3486"/>
+            <w:tcW w:type="pct" w:w="1860"/>
             <w:vAlign w:val="center"/>
           </w:tcPr>
           <w:p>
@@ -3179,7 +3472,7 @@
       <w:tr>
         <w:tc>
           <w:tcPr>
-            <w:tcW w:type="dxa" w:w="1046"/>
+            <w:tcW w:type="pct" w:w="557"/>
             <w:vAlign w:val="center"/>
           </w:tcPr>
           <w:p>
@@ -3194,7 +3487,7 @@
         </w:tc>
         <w:tc>
           <w:tcPr>
-            <w:tcW w:type="dxa" w:w="2045"/>
+            <w:tcW w:type="pct" w:w="1090"/>
             <w:vAlign w:val="center"/>
           </w:tcPr>
           <w:p>
@@ -3209,7 +3502,7 @@
         </w:tc>
         <w:tc>
           <w:tcPr>
-            <w:tcW w:type="dxa" w:w="2423"/>
+            <w:tcW w:type="pct" w:w="1293"/>
             <w:vAlign w:val="center"/>
           </w:tcPr>
           <w:p>
@@ -3224,7 +3517,7 @@
         </w:tc>
         <w:tc>
           <w:tcPr>
-            <w:tcW w:type="dxa" w:w="3486"/>
+            <w:tcW w:type="pct" w:w="1860"/>
             <w:vAlign w:val="center"/>
           </w:tcPr>
           <w:p>
@@ -3241,7 +3534,7 @@
       <w:tr>
         <w:tc>
           <w:tcPr>
-            <w:tcW w:type="dxa" w:w="1046"/>
+            <w:tcW w:type="pct" w:w="557"/>
             <w:vAlign w:val="center"/>
           </w:tcPr>
           <w:p>
@@ -3256,7 +3549,7 @@
         </w:tc>
         <w:tc>
           <w:tcPr>
-            <w:tcW w:type="dxa" w:w="2045"/>
+            <w:tcW w:type="pct" w:w="1090"/>
             <w:vAlign w:val="center"/>
           </w:tcPr>
           <w:p>
@@ -3271,7 +3564,7 @@
         </w:tc>
         <w:tc>
           <w:tcPr>
-            <w:tcW w:type="dxa" w:w="2423"/>
+            <w:tcW w:type="pct" w:w="1293"/>
             <w:vAlign w:val="center"/>
           </w:tcPr>
           <w:p>
@@ -3286,7 +3579,7 @@
         </w:tc>
         <w:tc>
           <w:tcPr>
-            <w:tcW w:type="dxa" w:w="3486"/>
+            <w:tcW w:type="pct" w:w="1860"/>
             <w:vAlign w:val="center"/>
           </w:tcPr>
           <w:p>
@@ -3303,7 +3596,7 @@
       <w:tr>
         <w:tc>
           <w:tcPr>
-            <w:tcW w:type="dxa" w:w="1046"/>
+            <w:tcW w:type="pct" w:w="557"/>
             <w:vAlign w:val="center"/>
           </w:tcPr>
           <w:p>
@@ -3318,7 +3611,7 @@
         </w:tc>
         <w:tc>
           <w:tcPr>
-            <w:tcW w:type="dxa" w:w="2045"/>
+            <w:tcW w:type="pct" w:w="1090"/>
             <w:vAlign w:val="center"/>
           </w:tcPr>
           <w:p>
@@ -3333,7 +3626,7 @@
         </w:tc>
         <w:tc>
           <w:tcPr>
-            <w:tcW w:type="dxa" w:w="2423"/>
+            <w:tcW w:type="pct" w:w="1293"/>
             <w:vAlign w:val="center"/>
           </w:tcPr>
           <w:p>
@@ -3348,7 +3641,7 @@
         </w:tc>
         <w:tc>
           <w:tcPr>
-            <w:tcW w:type="dxa" w:w="3486"/>
+            <w:tcW w:type="pct" w:w="1860"/>
             <w:vAlign w:val="center"/>
           </w:tcPr>
           <w:p>
@@ -3365,7 +3658,7 @@
       <w:tr>
         <w:tc>
           <w:tcPr>
-            <w:tcW w:type="dxa" w:w="1046"/>
+            <w:tcW w:type="pct" w:w="557"/>
             <w:vAlign w:val="center"/>
           </w:tcPr>
           <w:p>
@@ -3380,7 +3673,7 @@
         </w:tc>
         <w:tc>
           <w:tcPr>
-            <w:tcW w:type="dxa" w:w="2045"/>
+            <w:tcW w:type="pct" w:w="1090"/>
             <w:vAlign w:val="center"/>
           </w:tcPr>
           <w:p>
@@ -3395,7 +3688,7 @@
         </w:tc>
         <w:tc>
           <w:tcPr>
-            <w:tcW w:type="dxa" w:w="2423"/>
+            <w:tcW w:type="pct" w:w="1293"/>
             <w:vAlign w:val="center"/>
           </w:tcPr>
           <w:p>
@@ -3410,7 +3703,7 @@
         </w:tc>
         <w:tc>
           <w:tcPr>
-            <w:tcW w:type="dxa" w:w="3486"/>
+            <w:tcW w:type="pct" w:w="1860"/>
             <w:vAlign w:val="center"/>
           </w:tcPr>
           <w:p>
@@ -3427,7 +3720,7 @@
       <w:tr>
         <w:tc>
           <w:tcPr>
-            <w:tcW w:type="dxa" w:w="1046"/>
+            <w:tcW w:type="pct" w:w="557"/>
             <w:vAlign w:val="center"/>
           </w:tcPr>
           <w:p>
@@ -3442,7 +3735,7 @@
         </w:tc>
         <w:tc>
           <w:tcPr>
-            <w:tcW w:type="dxa" w:w="2045"/>
+            <w:tcW w:type="pct" w:w="1090"/>
             <w:vAlign w:val="center"/>
           </w:tcPr>
           <w:p>
@@ -3457,7 +3750,7 @@
         </w:tc>
         <w:tc>
           <w:tcPr>
-            <w:tcW w:type="dxa" w:w="2423"/>
+            <w:tcW w:type="pct" w:w="1293"/>
             <w:vAlign w:val="center"/>
           </w:tcPr>
           <w:p>
@@ -3472,7 +3765,7 @@
         </w:tc>
         <w:tc>
           <w:tcPr>
-            <w:tcW w:type="dxa" w:w="3486"/>
+            <w:tcW w:type="pct" w:w="1860"/>
             <w:vAlign w:val="center"/>
           </w:tcPr>
           <w:p>
@@ -3489,7 +3782,7 @@
       <w:tr>
         <w:tc>
           <w:tcPr>
-            <w:tcW w:type="dxa" w:w="1046"/>
+            <w:tcW w:type="pct" w:w="557"/>
             <w:vAlign w:val="center"/>
           </w:tcPr>
           <w:p>
@@ -3504,7 +3797,7 @@
         </w:tc>
         <w:tc>
           <w:tcPr>
-            <w:tcW w:type="dxa" w:w="2045"/>
+            <w:tcW w:type="pct" w:w="1090"/>
             <w:vAlign w:val="center"/>
           </w:tcPr>
           <w:p>
@@ -3519,7 +3812,7 @@
         </w:tc>
         <w:tc>
           <w:tcPr>
-            <w:tcW w:type="dxa" w:w="2423"/>
+            <w:tcW w:type="pct" w:w="1293"/>
             <w:vAlign w:val="center"/>
           </w:tcPr>
           <w:p>
@@ -3534,7 +3827,7 @@
         </w:tc>
         <w:tc>
           <w:tcPr>
-            <w:tcW w:type="dxa" w:w="3486"/>
+            <w:tcW w:type="pct" w:w="1860"/>
             <w:vAlign w:val="center"/>
           </w:tcPr>
           <w:p>
@@ -3558,15 +3851,15 @@
       <w:pPr>
         <w:pStyle w:val="Heading4"/>
       </w:pPr>
-      <w:bookmarkStart w:id="7027" w:name="t-pdf"/>
-      <w:bookmarkEnd w:id="7027"/>
-      <w:bookmarkStart w:id="7028" w:name="Xca6c3681c5c5e7d91128badd25f2e13e55ea4d1"/>
+      <w:bookmarkStart w:id="7028" w:name="t-pdf"/>
       <w:bookmarkEnd w:id="7028"/>
-      <w:bookmarkStart w:id="44" w:name="pdf"/>
+      <w:bookmarkStart w:id="7029" w:name="Xca6c3681c5c5e7d91128badd25f2e13e55ea4d1"/>
+      <w:bookmarkEnd w:id="7029"/>
+      <w:bookmarkStart w:id="46" w:name="pdf"/>
       <w:r>
         <w:t xml:space="preserve">4.2.1 PDF</w:t>
       </w:r>
-      <w:bookmarkEnd w:id="44"/>
+      <w:bookmarkEnd w:id="46"/>
     </w:p>
     <w:p>
       <w:pPr>
@@ -3656,7 +3949,7 @@
         </w:r>
       </w:hyperlink>
       <w:r>
-        <w:t xml:space="preserve">)로 보낸다. 출력은 본문은 Markdown, 표는 좌표를 보존한 JSON으로 받는다. 반복되는 머리글·쪽번호는 이런 레이아웃 파서가 페이지마다 같은 위치에 반복되는 요소로 인식해 대체로 자동으로 걸러낸다 — 양식이 특이해 놓치면 '머리말 영역·특정 문구는 제외'라는 규칙을 한 줄 더해 준다.</w:t>
+        <w:t xml:space="preserve">)로 보낸다. 출력은 본문은 Markdown, 표는 좌표를 보존한 JSON으로 받는다. 반복되는 머리글·쪽번호는 이런 레이아웃 파서가 페이지마다 같은 위치에 반복되는 요소로 인식해 대체로 자동으로 걸러낸다 — 양식이 특이해 놓치면 ’머리말 영역·특정 문구는 제외’라는 규칙을 한 줄 더해 준다.</w:t>
       </w:r>
     </w:p>
     <w:p>
@@ -3670,24 +3963,25 @@
     <w:p>
       <w:pPr>
         <w:pStyle w:val="BodyText"/>
+        <w:jc w:val="center"/>
       </w:pPr>
       <w:r>
         <w:drawing>
           <wp:inline>
-            <wp:extent cx="5334000" cy="2106930"/>
+            <wp:extent cx="5334000" cy="2058924"/>
             <wp:effectExtent b="0" l="0" r="0" t="0"/>
             <wp:docPr descr="PDF 품질 성적서 모형 — 제목 블록, 테두리 격자 표, 반복 머리글·쪽번호를 레이아웃 인식으로 구분하는 모습" title="" id="1" name="Picture"/>
             <a:graphic>
               <a:graphicData uri="http://schemas.openxmlformats.org/drawingml/2006/picture">
                 <pic:pic>
                   <pic:nvPicPr>
-                    <pic:cNvPr descr="이미지/pdf-성적서-모형.png" id="0" name="Picture"/>
+                    <pic:cNvPr descr="/sessions/trusting-hopeful-pasteur/tmp/md2docx_i93g7mke/diagrams/s01.png" id="0" name="Picture"/>
                     <pic:cNvPicPr>
                       <a:picLocks noChangeArrowheads="1" noChangeAspect="1"/>
                     </pic:cNvPicPr>
                   </pic:nvPicPr>
                   <pic:blipFill>
-                    <a:blip r:embed="rId45"/>
+                    <a:blip r:embed="rId47"/>
                     <a:stretch>
                       <a:fillRect/>
                     </a:stretch>
@@ -3695,7 +3989,7 @@
                   <pic:spPr bwMode="auto">
                     <a:xfrm>
                       <a:off x="0" y="0"/>
-                      <a:ext cx="5334000" cy="2106930"/>
+                      <a:ext cx="5334000" cy="2058924"/>
                     </a:xfrm>
                     <a:prstGeom prst="rect">
                       <a:avLst/>
@@ -3812,13 +4106,13 @@
       <w:pPr>
         <w:pStyle w:val="Heading4"/>
       </w:pPr>
-      <w:bookmarkStart w:id="7029" w:name="X8103a9c3a6733d05692495dfa7fb67f6ddb1bdd"/>
-      <w:bookmarkEnd w:id="7029"/>
-      <w:bookmarkStart w:id="46" w:name="ppt"/>
+      <w:bookmarkStart w:id="7030" w:name="X8103a9c3a6733d05692495dfa7fb67f6ddb1bdd"/>
+      <w:bookmarkEnd w:id="7030"/>
+      <w:bookmarkStart w:id="48" w:name="ppt"/>
       <w:r>
         <w:t xml:space="preserve">4.2.2 PPT</w:t>
       </w:r>
-      <w:bookmarkEnd w:id="46"/>
+      <w:bookmarkEnd w:id="48"/>
     </w:p>
     <w:p>
       <w:pPr>
@@ -3867,24 +4161,25 @@
     <w:p>
       <w:pPr>
         <w:pStyle w:val="BodyText"/>
+        <w:jc w:val="center"/>
       </w:pPr>
       <w:r>
         <w:drawing>
           <wp:inline>
-            <wp:extent cx="5334000" cy="2246947"/>
+            <wp:extent cx="5334000" cy="2058924"/>
             <wp:effectExtent b="0" l="0" r="0" t="0"/>
             <wp:docPr descr="PPT 기술자료 모형 — 제목·불릿·표·발표자 노트가 별개 텍스트박스로 흩어지고 만든 순서(Z-order)가 읽는 순서와 달라, 좌표로 재정렬해 슬라이드 1장을 한 청크로 묶는 모습" title="" id="1" name="Picture"/>
             <a:graphic>
               <a:graphicData uri="http://schemas.openxmlformats.org/drawingml/2006/picture">
                 <pic:pic>
                   <pic:nvPicPr>
-                    <pic:cNvPr descr="이미지/ppt-기술자료-모형.png" id="0" name="Picture"/>
+                    <pic:cNvPr descr="/sessions/trusting-hopeful-pasteur/tmp/md2docx_i93g7mke/diagrams/s02.png" id="0" name="Picture"/>
                     <pic:cNvPicPr>
                       <a:picLocks noChangeArrowheads="1" noChangeAspect="1"/>
                     </pic:cNvPicPr>
                   </pic:nvPicPr>
                   <pic:blipFill>
-                    <a:blip r:embed="rId47"/>
+                    <a:blip r:embed="rId49"/>
                     <a:stretch>
                       <a:fillRect/>
                     </a:stretch>
@@ -3892,7 +4187,7 @@
                   <pic:spPr bwMode="auto">
                     <a:xfrm>
                       <a:off x="0" y="0"/>
-                      <a:ext cx="5334000" cy="2246947"/>
+                      <a:ext cx="5334000" cy="2058924"/>
                     </a:xfrm>
                     <a:prstGeom prst="rect">
                       <a:avLst/>
@@ -3982,20 +4277,20 @@
       <w:pPr>
         <w:pStyle w:val="Heading4"/>
       </w:pPr>
-      <w:bookmarkStart w:id="7030" w:name="X250722a1dd2f156a9ec68a406d34606aef80a29"/>
-      <w:bookmarkEnd w:id="7030"/>
-      <w:bookmarkStart w:id="48" w:name="excel"/>
+      <w:bookmarkStart w:id="7031" w:name="X250722a1dd2f156a9ec68a406d34606aef80a29"/>
+      <w:bookmarkEnd w:id="7031"/>
+      <w:bookmarkStart w:id="50" w:name="excel"/>
       <w:r>
         <w:t xml:space="preserve">4.2.3 Excel</w:t>
       </w:r>
-      <w:bookmarkEnd w:id="48"/>
+      <w:bookmarkEnd w:id="50"/>
     </w:p>
     <w:p>
       <w:pPr>
         <w:pStyle w:val="FirstParagraph"/>
       </w:pPr>
       <w:r>
-        <w:t xml:space="preserve">Excel은 사람이 활용하기 편하도록 설계되어 있어 AI가 구조를 해석하기에는 상대적으로 복잡하다. 병합셀은 빈칸으로 나오고, 색으로만 표시한 의미는 기계가 읽지 못하며, 월·주차 같은 항목을 가로로 펼쳐 놓은 표(교차표)는 한 줄에 여러 시점의 값이 섞여 있어 집계·검색이 어렵다. 먼저 한 시트에 제목 줄·빈 줄·여러 표가 섞일 수 있으므로 실제 데이터 표의 머리글(열 이름) 행이 어디인지 찾고, 병합셀은 값을 아래·옆으로 채우며, 색·서식의 의미는 별도 열로 데이터화한다. 가로로 펼친 표는 '한 줄 = 한 건의 기록'이 되도록 세로로 편다(주차별로 한 줄씩).</w:t>
+        <w:t xml:space="preserve">Excel은 사람이 활용하기 편하도록 설계되어 있어 AI가 구조를 해석하기에는 상대적으로 복잡하다. 병합셀은 빈칸으로 나오고, 색으로만 표시한 의미는 기계가 읽지 못하며, 월·주차 같은 항목을 가로로 펼쳐 놓은 표(교차표)는 한 줄에 여러 시점의 값이 섞여 있어 집계·검색이 어렵다. 먼저 한 시트에 제목 줄·빈 줄·여러 표가 섞일 수 있으므로 실제 데이터 표의 머리글(열 이름) 행이 어디인지 찾고, 병합셀은 값을 아래·옆으로 채우며, 색·서식의 의미는 별도 열로 데이터화한다. 가로로 펼친 표는 ’한 줄 = 한 건의 기록’이 되도록 세로로 편다(주차별로 한 줄씩).</w:t>
       </w:r>
     </w:p>
     <w:p>
@@ -4043,7 +4338,7 @@
         <w:t xml:space="preserve">melt</w:t>
       </w:r>
       <w:r>
-        <w:t xml:space="preserve">) 한 줄에 한 건의 기록이 되게 한다. 설비마다 열 구성이 다르면 양식별 파서를 두고 골든셋으로 관리한다. 즉 병합셀을 위 값으로 채워 내리는 것과 가로 교차표를 세로로 펴는 것은 도구가 자동으로 처리한다. 셀 색도 도구가 자동으로 읽지만, '빨강=이상'처럼 그 색이 무슨 뜻인지(의미 대응)는 사람이 한 번 규칙으로 정해 줘야 별도 열로 데이터화된다.</w:t>
+        <w:t xml:space="preserve">) 한 줄에 한 건의 기록이 되게 한다. 설비마다 열 구성이 다르면 양식별 파서를 두고 골든셋으로 관리한다. 즉 병합셀을 위 값으로 채워 내리는 것과 가로 교차표를 세로로 펴는 것은 도구가 자동으로 처리한다. 셀 색도 도구가 자동으로 읽지만, ’빨강=이상’처럼 그 색이 무슨 뜻인지(의미 대응)는 사람이 한 번 규칙으로 정해 줘야 별도 열로 데이터화된다.</w:t>
       </w:r>
     </w:p>
     <w:p>
@@ -4057,24 +4352,25 @@
     <w:p>
       <w:pPr>
         <w:pStyle w:val="BodyText"/>
+        <w:jc w:val="center"/>
       </w:pPr>
       <w:r>
         <w:drawing>
           <wp:inline>
-            <wp:extent cx="5334000" cy="1770221"/>
+            <wp:extent cx="5334000" cy="2058924"/>
             <wp:effectExtent b="0" l="0" r="0" t="0"/>
             <wp:docPr descr="Excel 설비 점검표 모형 — 병합셀(윤활), 가로 교차표(주차), 색으로만 표시된 이상 세 가지가 동시에 걸림돌이 되는 모습" title="" id="1" name="Picture"/>
             <a:graphic>
               <a:graphicData uri="http://schemas.openxmlformats.org/drawingml/2006/picture">
                 <pic:pic>
                   <pic:nvPicPr>
-                    <pic:cNvPr descr="이미지/excel-점검표-모형.png" id="0" name="Picture"/>
+                    <pic:cNvPr descr="/sessions/trusting-hopeful-pasteur/tmp/md2docx_i93g7mke/diagrams/s03.png" id="0" name="Picture"/>
                     <pic:cNvPicPr>
                       <a:picLocks noChangeArrowheads="1" noChangeAspect="1"/>
                     </pic:cNvPicPr>
                   </pic:nvPicPr>
                   <pic:blipFill>
-                    <a:blip r:embed="rId49"/>
+                    <a:blip r:embed="rId51"/>
                     <a:stretch>
                       <a:fillRect/>
                     </a:stretch>
@@ -4082,7 +4378,7 @@
                   <pic:spPr bwMode="auto">
                     <a:xfrm>
                       <a:off x="0" y="0"/>
-                      <a:ext cx="5334000" cy="1770221"/>
+                      <a:ext cx="5334000" cy="2058924"/>
                     </a:xfrm>
                     <a:prstGeom prst="rect">
                       <a:avLst/>
@@ -4195,15 +4491,15 @@
       <w:pPr>
         <w:pStyle w:val="Heading4"/>
       </w:pPr>
-      <w:bookmarkStart w:id="7031" w:name="t-img"/>
-      <w:bookmarkEnd w:id="7031"/>
-      <w:bookmarkStart w:id="7032" w:name="X515e314496db061a99e465ac84ca35212c73801"/>
+      <w:bookmarkStart w:id="7032" w:name="t-img"/>
       <w:bookmarkEnd w:id="7032"/>
-      <w:bookmarkStart w:id="50" w:name="이미지스캔본"/>
+      <w:bookmarkStart w:id="7033" w:name="X515e314496db061a99e465ac84ca35212c73801"/>
+      <w:bookmarkEnd w:id="7033"/>
+      <w:bookmarkStart w:id="52" w:name="이미지스캔본"/>
       <w:r>
         <w:t xml:space="preserve">4.2.4 이미지·스캔본</w:t>
       </w:r>
-      <w:bookmarkEnd w:id="50"/>
+      <w:bookmarkEnd w:id="52"/>
     </w:p>
     <w:p>
       <w:pPr>
@@ -4215,10 +4511,14 @@
       <w:r>
         <w:t xml:space="preserve"> </w:t>
       </w:r>
-      <w:r>
-        <w:rPr/>
-        <w:t xml:space="preserve">B-3 온톨로지</w:t>
-      </w:r>
+      <w:hyperlink r:id="rId24">
+        <w:r>
+          <w:rPr>
+            <w:rStyle w:val="Hyperlink"/>
+          </w:rPr>
+          <w:t xml:space="preserve">B-3 온톨로지</w:t>
+        </w:r>
+      </w:hyperlink>
       <w:r>
         <w:t xml:space="preserve">와 연계한다.</w:t>
       </w:r>
@@ -4295,24 +4595,25 @@
     <w:p>
       <w:pPr>
         <w:pStyle w:val="BodyText"/>
+        <w:jc w:val="center"/>
       </w:pPr>
       <w:r>
         <w:drawing>
           <wp:inline>
-            <wp:extent cx="3810000" cy="2540000"/>
+            <wp:extent cx="5334000" cy="2058924"/>
             <wp:effectExtent b="0" l="0" r="0" t="0"/>
             <wp:docPr descr="스캔 검사 일지 모형 — 인쇄 항목명(OCR 쉬움), 손글씨 측정값(저신뢰→검수), 흐려서 판독 불가한 셀([?]로 두고 사람 검수로)" title="" id="1" name="Picture"/>
             <a:graphic>
               <a:graphicData uri="http://schemas.openxmlformats.org/drawingml/2006/picture">
                 <pic:pic>
                   <pic:nvPicPr>
-                    <pic:cNvPr descr="이미지/스캔-검사일지-모형.svg" id="0" name="Picture"/>
+                    <pic:cNvPr descr="/sessions/trusting-hopeful-pasteur/tmp/md2docx_i93g7mke/diagrams/s04.png" id="0" name="Picture"/>
                     <pic:cNvPicPr>
                       <a:picLocks noChangeArrowheads="1" noChangeAspect="1"/>
                     </pic:cNvPicPr>
                   </pic:nvPicPr>
                   <pic:blipFill>
-                    <a:blip r:embed="rId51"/>
+                    <a:blip r:embed="rId53"/>
                     <a:stretch>
                       <a:fillRect/>
                     </a:stretch>
@@ -4320,7 +4621,7 @@
                   <pic:spPr bwMode="auto">
                     <a:xfrm>
                       <a:off x="0" y="0"/>
-                      <a:ext cx="3810000" cy="2540000"/>
+                      <a:ext cx="5334000" cy="2058924"/>
                     </a:xfrm>
                     <a:prstGeom prst="rect">
                       <a:avLst/>
@@ -4435,10 +4736,14 @@
       <w:r>
         <w:t xml:space="preserve"> </w:t>
       </w:r>
-      <w:r>
-        <w:rPr/>
-        <w:t xml:space="preserve">F-3 디지털화</w:t>
-      </w:r>
+      <w:hyperlink r:id="rId27">
+        <w:r>
+          <w:rPr>
+            <w:rStyle w:val="Hyperlink"/>
+          </w:rPr>
+          <w:t xml:space="preserve">F-3 디지털화</w:t>
+        </w:r>
+      </w:hyperlink>
       <w:r>
         <w:t xml:space="preserve">가 맡는다.</w:t>
       </w:r>
@@ -4447,20 +4752,38 @@
       <w:pPr>
         <w:pStyle w:val="Heading4"/>
       </w:pPr>
-      <w:bookmarkStart w:id="7033" w:name="X6420e8241652f58ea93d0792f98c85b6b670580"/>
-      <w:bookmarkEnd w:id="7033"/>
-      <w:bookmarkStart w:id="52" w:name="이메일"/>
+      <w:bookmarkStart w:id="7034" w:name="X6420e8241652f58ea93d0792f98c85b6b670580"/>
+      <w:bookmarkEnd w:id="7034"/>
+      <w:bookmarkStart w:id="54" w:name="이메일"/>
       <w:r>
         <w:t xml:space="preserve">4.2.5 이메일</w:t>
       </w:r>
-      <w:bookmarkEnd w:id="52"/>
+      <w:bookmarkEnd w:id="54"/>
     </w:p>
     <w:p>
       <w:pPr>
         <w:pStyle w:val="FirstParagraph"/>
       </w:pPr>
       <w:r>
-        <w:t xml:space="preserve">이메일은 협력사 품질 이슈, 변경 통지, 클레임 회신이 오가는 주요 기록이며, 본문·첨부파일·이미지·메타데이터가 혼재되어 있어 전처리 과정이 상대적으로 복잡한 유형이다. 핵심 정보가 헤더·본문·첨부에 나뉘어 있고, 본문에는 답장 인용·서명·면책 문구가 섞이며, 검사 결과는 표나 이미지로 본문에 박혀 있기 때문이다. 그래서 "본문 텍스트만" 뽑으면 출처도, 표도, 첨부 성적서도 사라진다. 처리 흐름은 데이터 구조 파악 → 추출 → 메타데이터 분리 → 본문 정리 → 표·이미지·첨부 라우팅 순이다.</w:t>
+        <w:t xml:space="preserve">이메일은 협력사 품질 이슈, 변경 통지, 클레임 회신이 오가는 주요 기록이며, 본문·첨부파일·이미지·메타데이터가 혼재되어 있어 전처리 과정이 상대적으로 복잡한 유형이다. 핵심 정보가 헤더·본문·첨부에 나뉘어 있고, 본문에는 답장 인용·서명·면책 문구가 섞이며, 검사 결과는 표나 이미지로 본문에 박혀 있기 때문이다. 그래서</w:t>
+      </w:r>
+      <w:r>
+        <w:t xml:space="preserve"> </w:t>
+      </w:r>
+      <w:r>
+        <w:t xml:space="preserve">“</w:t>
+      </w:r>
+      <w:r>
+        <w:t xml:space="preserve">본문 텍스트만</w:t>
+      </w:r>
+      <w:r>
+        <w:t xml:space="preserve">”</w:t>
+      </w:r>
+      <w:r>
+        <w:t xml:space="preserve"> </w:t>
+      </w:r>
+      <w:r>
+        <w:t xml:space="preserve">뽑으면 출처도, 표도, 첨부 성적서도 사라진다. 처리 흐름은 데이터 구조 파악 → 추출 → 메타데이터 분리 → 본문 정리 → 표·이미지·첨부 라우팅 순이다.</w:t>
       </w:r>
     </w:p>
     <w:p>
@@ -4721,7 +5044,22 @@
         <w:pStyle w:val="FirstParagraph"/>
       </w:pPr>
       <w:r>
-        <w:t xml:space="preserve">이 메타데이터가 있어야 "협력사 OO가 보낸 로트 L-2026-0312 관련 메일"처럼 사람이 묻는 방식으로 검색되고, 주고받은 메일이 한 건으로 이어진다.</w:t>
+        <w:t xml:space="preserve">이 메타데이터가 있어야</w:t>
+      </w:r>
+      <w:r>
+        <w:t xml:space="preserve"> </w:t>
+      </w:r>
+      <w:r>
+        <w:t xml:space="preserve">“</w:t>
+      </w:r>
+      <w:r>
+        <w:t xml:space="preserve">협력사 OO가 보낸 로트 L-2026-0312 관련 메일</w:t>
+      </w:r>
+      <w:r>
+        <w:t xml:space="preserve">”</w:t>
+      </w:r>
+      <w:r>
+        <w:t xml:space="preserve">처럼 사람이 묻는 방식으로 검색되고, 주고받은 메일이 한 건으로 이어진다.</w:t>
       </w:r>
     </w:p>
     <w:p>
@@ -4758,7 +5096,37 @@
         <w:t xml:space="preserve">&gt;</w:t>
       </w:r>
       <w:r>
-        <w:t xml:space="preserve">·"On … wrote:")과 서명과 면책 문구(메일 하단의 "본 메일은 …" 법적 고지)를 잘라 이번 메일의 새 내용만 남긴다(talon</w:t>
+        <w:t xml:space="preserve">·</w:t>
+      </w:r>
+      <w:r>
+        <w:t xml:space="preserve">“</w:t>
+      </w:r>
+      <w:r>
+        <w:t xml:space="preserve">On … wrote:</w:t>
+      </w:r>
+      <w:r>
+        <w:t xml:space="preserve">”</w:t>
+      </w:r>
+      <w:r>
+        <w:t xml:space="preserve">)과 서명과 면책 문구(메일 하단의</w:t>
+      </w:r>
+      <w:r>
+        <w:t xml:space="preserve"> </w:t>
+      </w:r>
+      <w:r>
+        <w:t xml:space="preserve">“</w:t>
+      </w:r>
+      <w:r>
+        <w:t xml:space="preserve">본 메일은 …</w:t>
+      </w:r>
+      <w:r>
+        <w:t xml:space="preserve">”</w:t>
+      </w:r>
+      <w:r>
+        <w:t xml:space="preserve"> </w:t>
+      </w:r>
+      <w:r>
+        <w:t xml:space="preserve">법적 고지)를 잘라 이번 메일의 새 내용만 남긴다(talon</w:t>
       </w:r>
       <w:hyperlink w:anchor="ref21">
         <w:r>
@@ -4780,7 +5148,22 @@
         </w:r>
       </w:hyperlink>
       <w:r>
-        <w:t xml:space="preserve">). 규칙으로 깨끗이 안 떨어지면 LLM에 "최신 본문·인용·서명"을 나누게 한다(</w:t>
+        <w:t xml:space="preserve">). 규칙으로 깨끗이 안 떨어지면 LLM에</w:t>
+      </w:r>
+      <w:r>
+        <w:t xml:space="preserve"> </w:t>
+      </w:r>
+      <w:r>
+        <w:t xml:space="preserve">“</w:t>
+      </w:r>
+      <w:r>
+        <w:t xml:space="preserve">최신 본문·인용·서명</w:t>
+      </w:r>
+      <w:r>
+        <w:t xml:space="preserve">”</w:t>
+      </w:r>
+      <w:r>
+        <w:t xml:space="preserve">을 나누게 한다(</w:t>
       </w:r>
       <w:hyperlink w:anchor="sec62">
         <w:r>
@@ -4876,7 +5259,22 @@
         <w:pStyle w:val="Compact"/>
       </w:pPr>
       <w:r>
-        <w:t xml:space="preserve">첨부: 진짜 첨부(PDF·Excel)는 떼어 각 유형 전처리로 보내고, 본문과는 첨부 ID로 연결해 "이 메일이 이 성적서를 가리킨다"가 유지되게 한다.</w:t>
+        <w:t xml:space="preserve">첨부: 진짜 첨부(PDF·Excel)는 떼어 각 유형 전처리로 보내고, 본문과는 첨부 ID로 연결해</w:t>
+      </w:r>
+      <w:r>
+        <w:t xml:space="preserve"> </w:t>
+      </w:r>
+      <w:r>
+        <w:t xml:space="preserve">“</w:t>
+      </w:r>
+      <w:r>
+        <w:t xml:space="preserve">이 메일이 이 성적서를 가리킨다</w:t>
+      </w:r>
+      <w:r>
+        <w:t xml:space="preserve">”</w:t>
+      </w:r>
+      <w:r>
+        <w:t xml:space="preserve">가 유지되게 한다.</w:t>
       </w:r>
     </w:p>
     <w:p>
@@ -4890,6 +5288,7 @@
     <w:p>
       <w:pPr>
         <w:pStyle w:val="BodyText"/>
+        <w:jc w:val="center"/>
       </w:pPr>
       <w:r>
         <w:drawing>
@@ -4901,13 +5300,13 @@
               <a:graphicData uri="http://schemas.openxmlformats.org/drawingml/2006/picture">
                 <pic:pic>
                   <pic:nvPicPr>
-                    <pic:cNvPr descr="/sessions/optimistic-loving-fermat/tmp/md2docx_x3vwvofn/diagrams/d04.png" id="0" name="Picture"/>
+                    <pic:cNvPr descr="/sessions/trusting-hopeful-pasteur/tmp/md2docx_i93g7mke/diagrams/d05.png" id="0" name="Picture"/>
                     <pic:cNvPicPr>
                       <a:picLocks noChangeArrowheads="1" noChangeAspect="1"/>
                     </pic:cNvPicPr>
                   </pic:nvPicPr>
                   <pic:blipFill>
-                    <a:blip r:embed="rId53"/>
+                    <a:blip r:embed="rId55"/>
                     <a:stretch>
                       <a:fillRect/>
                     </a:stretch>
@@ -4945,24 +5344,25 @@
     <w:p>
       <w:pPr>
         <w:pStyle w:val="BodyText"/>
+        <w:jc w:val="center"/>
       </w:pPr>
       <w:r>
         <w:drawing>
           <wp:inline>
-            <wp:extent cx="5334000" cy="2526982"/>
+            <wp:extent cx="5334000" cy="2058924"/>
             <wp:effectExtent b="0" l="0" r="0" t="0"/>
             <wp:docPr descr="이메일(Outlook) 구조 모형 — 헤더·HTML 본문·내장 표·내장 이미지·서명/면책·인용·첨부가 한 통에 섞여 있고, 각각 메타데이터·Markdown·OCR·제거·각 유형 경로로 라우팅되는 모습" title="" id="1" name="Picture"/>
             <a:graphic>
               <a:graphicData uri="http://schemas.openxmlformats.org/drawingml/2006/picture">
                 <pic:pic>
                   <pic:nvPicPr>
-                    <pic:cNvPr descr="이미지/이메일-구조-모형.png" id="0" name="Picture"/>
+                    <pic:cNvPr descr="/sessions/trusting-hopeful-pasteur/tmp/md2docx_i93g7mke/diagrams/s05.png" id="0" name="Picture"/>
                     <pic:cNvPicPr>
                       <a:picLocks noChangeArrowheads="1" noChangeAspect="1"/>
                     </pic:cNvPicPr>
                   </pic:nvPicPr>
                   <pic:blipFill>
-                    <a:blip r:embed="rId54"/>
+                    <a:blip r:embed="rId56"/>
                     <a:stretch>
                       <a:fillRect/>
                     </a:stretch>
@@ -4970,7 +5370,7 @@
                   <pic:spPr bwMode="auto">
                     <a:xfrm>
                       <a:off x="0" y="0"/>
-                      <a:ext cx="5334000" cy="2526982"/>
+                      <a:ext cx="5334000" cy="2058924"/>
                     </a:xfrm>
                     <a:prstGeom prst="rect">
                       <a:avLst/>
@@ -5188,20 +5588,35 @@
         <w:pStyle w:val="FirstParagraph"/>
       </w:pPr>
       <w:r>
-        <w:t xml:space="preserve">인용·서명·면책은 사라지고, 본문 표는 Markdown으로 남고, 내장 그래프는 OCR 경로로, 첨부 성적서는 PDF 경로로 라우팅된다. 보낸이·날짜·대화 ID가 메타데이터로 붙어 "로트 L-2026-0312 협력사 회신"으로 바로 검색되고, 한 스레드의 메일들이 한 사안으로 묶인다.</w:t>
+        <w:t xml:space="preserve">인용·서명·면책은 사라지고, 본문 표는 Markdown으로 남고, 내장 그래프는 OCR 경로로, 첨부 성적서는 PDF 경로로 라우팅된다. 보낸이·날짜·대화 ID가 메타데이터로 붙어</w:t>
+      </w:r>
+      <w:r>
+        <w:t xml:space="preserve"> </w:t>
+      </w:r>
+      <w:r>
+        <w:t xml:space="preserve">“</w:t>
+      </w:r>
+      <w:r>
+        <w:t xml:space="preserve">로트 L-2026-0312 협력사 회신</w:t>
+      </w:r>
+      <w:r>
+        <w:t xml:space="preserve">”</w:t>
+      </w:r>
+      <w:r>
+        <w:t xml:space="preserve">으로 바로 검색되고, 한 스레드의 메일들이 한 사안으로 묶인다.</w:t>
       </w:r>
     </w:p>
     <w:p>
       <w:pPr>
         <w:pStyle w:val="Heading4"/>
       </w:pPr>
-      <w:bookmarkStart w:id="7034" w:name="Xa6efef66ef00488e3b28d940d02b965c8bf3e53"/>
-      <w:bookmarkEnd w:id="7034"/>
-      <w:bookmarkStart w:id="55" w:name="wordhwp"/>
+      <w:bookmarkStart w:id="7035" w:name="Xa6efef66ef00488e3b28d940d02b965c8bf3e53"/>
+      <w:bookmarkEnd w:id="7035"/>
+      <w:bookmarkStart w:id="57" w:name="wordhwp"/>
       <w:r>
         <w:t xml:space="preserve">4.2.6 Word·HWP</w:t>
       </w:r>
-      <w:bookmarkEnd w:id="55"/>
+      <w:bookmarkEnd w:id="57"/>
     </w:p>
     <w:p>
       <w:pPr>
@@ -5283,24 +5698,25 @@
     <w:p>
       <w:pPr>
         <w:pStyle w:val="BodyText"/>
+        <w:jc w:val="center"/>
       </w:pPr>
       <w:r>
         <w:drawing>
           <wp:inline>
-            <wp:extent cx="5334000" cy="2456973"/>
+            <wp:extent cx="5334000" cy="2058924"/>
             <wp:effectExtent b="0" l="0" r="0" t="0"/>
             <wp:docPr descr="Word·HWP 작업표준서 모형 — 제목이 큰 글씨가 아니라 스타일(제목1·제목2)로만 구분돼 단순 추출 시 평평해지는 문제, 절차는 단계 리스트로·주의 표는 행/열로 복원하는 모습" title="" id="1" name="Picture"/>
             <a:graphic>
               <a:graphicData uri="http://schemas.openxmlformats.org/drawingml/2006/picture">
                 <pic:pic>
                   <pic:nvPicPr>
-                    <pic:cNvPr descr="이미지/word-hwp-sop-모형.png" id="0" name="Picture"/>
+                    <pic:cNvPr descr="/sessions/trusting-hopeful-pasteur/tmp/md2docx_i93g7mke/diagrams/s06.png" id="0" name="Picture"/>
                     <pic:cNvPicPr>
                       <a:picLocks noChangeArrowheads="1" noChangeAspect="1"/>
                     </pic:cNvPicPr>
                   </pic:nvPicPr>
                   <pic:blipFill>
-                    <a:blip r:embed="rId56"/>
+                    <a:blip r:embed="rId58"/>
                     <a:stretch>
                       <a:fillRect/>
                     </a:stretch>
@@ -5308,7 +5724,7 @@
                   <pic:spPr bwMode="auto">
                     <a:xfrm>
                       <a:off x="0" y="0"/>
-                      <a:ext cx="5334000" cy="2456973"/>
+                      <a:ext cx="5334000" cy="2058924"/>
                     </a:xfrm>
                     <a:prstGeom prst="rect">
                       <a:avLst/>
@@ -5389,13 +5805,13 @@
       <w:pPr>
         <w:pStyle w:val="Heading4"/>
       </w:pPr>
-      <w:bookmarkStart w:id="7035" w:name="X978ead1765c1b560151b6cb38ebad5aaaa6e60c"/>
-      <w:bookmarkEnd w:id="7035"/>
-      <w:bookmarkStart w:id="57" w:name="csv"/>
+      <w:bookmarkStart w:id="7036" w:name="X978ead1765c1b560151b6cb38ebad5aaaa6e60c"/>
+      <w:bookmarkEnd w:id="7036"/>
+      <w:bookmarkStart w:id="59" w:name="csv"/>
       <w:r>
         <w:t xml:space="preserve">4.2.7 CSV</w:t>
       </w:r>
-      <w:bookmarkEnd w:id="57"/>
+      <w:bookmarkEnd w:id="59"/>
     </w:p>
     <w:p>
       <w:pPr>
@@ -5562,13 +5978,13 @@
       <w:pPr>
         <w:pStyle w:val="Heading4"/>
       </w:pPr>
-      <w:bookmarkStart w:id="7036" w:name="Xfbdd868db51dca8a62421ec0695dc79b22840ec"/>
-      <w:bookmarkEnd w:id="7036"/>
-      <w:bookmarkStart w:id="58" w:name="채팅회의록"/>
+      <w:bookmarkStart w:id="7037" w:name="Xfbdd868db51dca8a62421ec0695dc79b22840ec"/>
+      <w:bookmarkEnd w:id="7037"/>
+      <w:bookmarkStart w:id="60" w:name="채팅회의록"/>
       <w:r>
         <w:t xml:space="preserve">4.2.8 채팅·회의록</w:t>
       </w:r>
-      <w:bookmarkEnd w:id="58"/>
+      <w:bookmarkEnd w:id="60"/>
     </w:p>
     <w:p>
       <w:pPr>
@@ -5577,10 +5993,14 @@
       <w:r>
         <w:t xml:space="preserve">메신저 로그·회의록은 발화자 표기가 제각각이고, 잡담·중복이 섞이며, 한 줄에 여러 발화가 붙는다. 전처리는 발화자·시각을 분리해 발화 단위로 정렬·정돈하는 형식 변환까지를 책임진다. 패턴에서 시각·발화자·내용을 뽑고, 끊긴 연속 발화를 합치며, 시스템 줄과 잡담을 걸러낸다. 결정사항·요약 같은 의미 추출은 주석(</w:t>
       </w:r>
-      <w:r>
-        <w:rPr/>
-        <w:t xml:space="preserve">B-2</w:t>
-      </w:r>
+      <w:hyperlink r:id="rId23">
+        <w:r>
+          <w:rPr>
+            <w:rStyle w:val="Hyperlink"/>
+          </w:rPr>
+          <w:t xml:space="preserve">B-2</w:t>
+        </w:r>
+      </w:hyperlink>
       <w:r>
         <w:t xml:space="preserve">)이 맡는다.</w:t>
       </w:r>
@@ -5729,10 +6149,14 @@
       <w:r>
         <w:t xml:space="preserve"> </w:t>
       </w:r>
-      <w:r>
-        <w:rPr/>
-        <w:t xml:space="preserve">A-3 비즈니스 Glossary</w:t>
-      </w:r>
+      <w:hyperlink r:id="rId61">
+        <w:r>
+          <w:rPr>
+            <w:rStyle w:val="Hyperlink"/>
+          </w:rPr>
+          <w:t xml:space="preserve">A-3 비즈니스 Glossary</w:t>
+        </w:r>
+      </w:hyperlink>
       <w:r>
         <w:t xml:space="preserve">의 표준 용어로 맞춘다.</w:t>
       </w:r>
@@ -5746,15 +6170,15 @@
       <w:pPr>
         <w:pStyle w:val="Heading3"/>
       </w:pPr>
-      <w:bookmarkStart w:id="7037" w:name="sec62"/>
-      <w:bookmarkEnd w:id="7037"/>
-      <w:bookmarkStart w:id="7038" w:name="X59de775e9fc01ee0f44ef797368c10fb089928c"/>
+      <w:bookmarkStart w:id="7038" w:name="sec62"/>
       <w:bookmarkEnd w:id="7038"/>
-      <w:bookmarkStart w:id="60" w:name="복잡한-문서의-llm-기반-구조화"/>
+      <w:bookmarkStart w:id="7039" w:name="X59de775e9fc01ee0f44ef797368c10fb089928c"/>
+      <w:bookmarkEnd w:id="7039"/>
+      <w:bookmarkStart w:id="62" w:name="복잡한-문서의-llm-기반-구조화"/>
       <w:r>
         <w:t xml:space="preserve">4.3 복잡한 문서의 LLM 기반 구조화</w:t>
       </w:r>
-      <w:bookmarkEnd w:id="60"/>
+      <w:bookmarkEnd w:id="62"/>
     </w:p>
     <w:p>
       <w:pPr>
@@ -5775,6 +6199,7 @@
     <w:p>
       <w:pPr>
         <w:pStyle w:val="BodyText"/>
+        <w:jc w:val="center"/>
       </w:pPr>
       <w:r>
         <w:drawing>
@@ -5786,13 +6211,13 @@
               <a:graphicData uri="http://schemas.openxmlformats.org/drawingml/2006/picture">
                 <pic:pic>
                   <pic:nvPicPr>
-                    <pic:cNvPr descr="/sessions/optimistic-loving-fermat/tmp/md2docx_x3vwvofn/diagrams/d05.png" id="0" name="Picture"/>
+                    <pic:cNvPr descr="/sessions/trusting-hopeful-pasteur/tmp/md2docx_i93g7mke/diagrams/d06.png" id="0" name="Picture"/>
                     <pic:cNvPicPr>
                       <a:picLocks noChangeArrowheads="1" noChangeAspect="1"/>
                     </pic:cNvPicPr>
                   </pic:nvPicPr>
                   <pic:blipFill>
-                    <a:blip r:embed="rId61"/>
+                    <a:blip r:embed="rId63"/>
                     <a:stretch>
                       <a:fillRect/>
                     </a:stretch>
@@ -5981,15 +6406,15 @@
       <w:pPr>
         <w:pStyle w:val="Heading3"/>
       </w:pPr>
-      <w:bookmarkStart w:id="7039" w:name="sec63"/>
-      <w:bookmarkEnd w:id="7039"/>
-      <w:bookmarkStart w:id="7040" w:name="X8df6ad5bd3bf50d077eb2ccce37be9e9659757b"/>
+      <w:bookmarkStart w:id="7040" w:name="sec63"/>
       <w:bookmarkEnd w:id="7040"/>
-      <w:bookmarkStart w:id="62" w:name="적재-ai-활용-환경에-제공"/>
+      <w:bookmarkStart w:id="7041" w:name="X8df6ad5bd3bf50d077eb2ccce37be9e9659757b"/>
+      <w:bookmarkEnd w:id="7041"/>
+      <w:bookmarkStart w:id="64" w:name="적재-ai-활용-환경에-제공"/>
       <w:r>
         <w:t xml:space="preserve">4.4 적재 — AI 활용 환경에 제공</w:t>
       </w:r>
-      <w:bookmarkEnd w:id="62"/>
+      <w:bookmarkEnd w:id="64"/>
     </w:p>
     <w:p>
       <w:pPr>
@@ -6002,7 +6427,8 @@
     <w:tbl>
       <w:tblPr>
         <w:tblStyle w:val="Table"/>
-        <w:tblW w:type="pct" w:w="5000.0"/>
+        <w:tblW w:type="pct" w:w="4800"/>
+        <w:jc w:val="center"/>
         <w:tblBorders>
           <w:top w:val="single" w:sz="4" w:space="0" w:color="808080"/>
           <w:left w:val="single" w:sz="4" w:space="0" w:color="808080"/>
@@ -6011,6 +6437,7 @@
           <w:insideH w:val="single" w:sz="4" w:space="0" w:color="808080"/>
           <w:insideV w:val="single" w:sz="4" w:space="0" w:color="808080"/>
         </w:tblBorders>
+        <w:tblLayout w:type="autofit"/>
         <w:tblCellMar>
           <w:top w:w="40" w:type="dxa"/>
           <w:left w:w="108" w:type="dxa"/>
@@ -6020,9 +6447,9 @@
         <w:tblLook w:firstRow="1"/>
       </w:tblPr>
       <w:tblGrid>
-        <w:gridCol w:w="2640"/>
-        <w:gridCol w:w="2640"/>
-        <w:gridCol w:w="2640"/>
+        <w:gridCol w:w="1059"/>
+        <w:gridCol w:w="2231"/>
+        <w:gridCol w:w="5709"/>
       </w:tblGrid>
       <w:tr>
         <w:trPr>
@@ -6030,7 +6457,7 @@
         </w:trPr>
         <w:tc>
           <w:tcPr>
-            <w:tcW w:type="dxa" w:w="1061"/>
+            <w:tcW w:type="pct" w:w="565"/>
             <w:shd w:val="clear" w:color="auto" w:fill="DCE8F5"/>
             <w:vAlign w:val="center"/>
           </w:tcPr>
@@ -6049,7 +6476,7 @@
         </w:tc>
         <w:tc>
           <w:tcPr>
-            <w:tcW w:type="dxa" w:w="2232"/>
+            <w:tcW w:type="pct" w:w="1190"/>
             <w:shd w:val="clear" w:color="auto" w:fill="DCE8F5"/>
             <w:vAlign w:val="center"/>
           </w:tcPr>
@@ -6068,7 +6495,7 @@
         </w:tc>
         <w:tc>
           <w:tcPr>
-            <w:tcW w:type="dxa" w:w="5707"/>
+            <w:tcW w:type="pct" w:w="3045"/>
             <w:shd w:val="clear" w:color="auto" w:fill="DCE8F5"/>
             <w:vAlign w:val="center"/>
           </w:tcPr>
@@ -6089,7 +6516,7 @@
       <w:tr>
         <w:tc>
           <w:tcPr>
-            <w:tcW w:type="dxa" w:w="1061"/>
+            <w:tcW w:type="pct" w:w="565"/>
             <w:vAlign w:val="center"/>
           </w:tcPr>
           <w:p>
@@ -6104,7 +6531,7 @@
         </w:tc>
         <w:tc>
           <w:tcPr>
-            <w:tcW w:type="dxa" w:w="2232"/>
+            <w:tcW w:type="pct" w:w="1190"/>
             <w:vAlign w:val="center"/>
           </w:tcPr>
           <w:p>
@@ -6119,7 +6546,7 @@
         </w:tc>
         <w:tc>
           <w:tcPr>
-            <w:tcW w:type="dxa" w:w="5707"/>
+            <w:tcW w:type="pct" w:w="3045"/>
             <w:vAlign w:val="center"/>
           </w:tcPr>
           <w:p>
@@ -6186,7 +6613,7 @@
       <w:tr>
         <w:tc>
           <w:tcPr>
-            <w:tcW w:type="dxa" w:w="1061"/>
+            <w:tcW w:type="pct" w:w="565"/>
             <w:vAlign w:val="center"/>
           </w:tcPr>
           <w:p>
@@ -6201,7 +6628,7 @@
         </w:tc>
         <w:tc>
           <w:tcPr>
-            <w:tcW w:type="dxa" w:w="2232"/>
+            <w:tcW w:type="pct" w:w="1190"/>
             <w:vAlign w:val="center"/>
           </w:tcPr>
           <w:p>
@@ -6216,7 +6643,7 @@
         </w:tc>
         <w:tc>
           <w:tcPr>
-            <w:tcW w:type="dxa" w:w="5707"/>
+            <w:tcW w:type="pct" w:w="3045"/>
             <w:vAlign w:val="center"/>
           </w:tcPr>
           <w:p>
@@ -6255,7 +6682,7 @@
       <w:tr>
         <w:tc>
           <w:tcPr>
-            <w:tcW w:type="dxa" w:w="1061"/>
+            <w:tcW w:type="pct" w:w="565"/>
             <w:vAlign w:val="center"/>
           </w:tcPr>
           <w:p>
@@ -6270,7 +6697,7 @@
         </w:tc>
         <w:tc>
           <w:tcPr>
-            <w:tcW w:type="dxa" w:w="2232"/>
+            <w:tcW w:type="pct" w:w="1190"/>
             <w:vAlign w:val="center"/>
           </w:tcPr>
           <w:p>
@@ -6285,7 +6712,7 @@
         </w:tc>
         <w:tc>
           <w:tcPr>
-            <w:tcW w:type="dxa" w:w="5707"/>
+            <w:tcW w:type="pct" w:w="3045"/>
             <w:vAlign w:val="center"/>
           </w:tcPr>
           <w:p>
@@ -6302,7 +6729,7 @@
       <w:tr>
         <w:tc>
           <w:tcPr>
-            <w:tcW w:type="dxa" w:w="1061"/>
+            <w:tcW w:type="pct" w:w="565"/>
             <w:vAlign w:val="center"/>
           </w:tcPr>
           <w:p>
@@ -6317,7 +6744,7 @@
         </w:tc>
         <w:tc>
           <w:tcPr>
-            <w:tcW w:type="dxa" w:w="2232"/>
+            <w:tcW w:type="pct" w:w="1190"/>
             <w:vAlign w:val="center"/>
           </w:tcPr>
           <w:p>
@@ -6332,7 +6759,7 @@
         </w:tc>
         <w:tc>
           <w:tcPr>
-            <w:tcW w:type="dxa" w:w="5707"/>
+            <w:tcW w:type="pct" w:w="3045"/>
             <w:vAlign w:val="center"/>
           </w:tcPr>
           <w:p>
@@ -6357,10 +6784,14 @@
       <w:r>
         <w:t xml:space="preserve"> </w:t>
       </w:r>
-      <w:r>
-        <w:rPr/>
-        <w:t xml:space="preserve">C-2</w:t>
-      </w:r>
+      <w:hyperlink r:id="rId25">
+        <w:r>
+          <w:rPr>
+            <w:rStyle w:val="Hyperlink"/>
+          </w:rPr>
+          <w:t xml:space="preserve">C-2</w:t>
+        </w:r>
+      </w:hyperlink>
       <w:r>
         <w:t xml:space="preserve">가 맡는다.</w:t>
       </w:r>
@@ -6396,15 +6827,15 @@
       <w:pPr>
         <w:pStyle w:val="Heading3"/>
       </w:pPr>
-      <w:bookmarkStart w:id="7041" w:name="sec64"/>
-      <w:bookmarkEnd w:id="7041"/>
-      <w:bookmarkStart w:id="7042" w:name="Xfd48a10b4409277ff4fe2a44455d039d7d06e89"/>
+      <w:bookmarkStart w:id="7042" w:name="sec64"/>
       <w:bookmarkEnd w:id="7042"/>
-      <w:bookmarkStart w:id="63" w:name="운영과-역할"/>
+      <w:bookmarkStart w:id="7043" w:name="Xfd48a10b4409277ff4fe2a44455d039d7d06e89"/>
+      <w:bookmarkEnd w:id="7043"/>
+      <w:bookmarkStart w:id="65" w:name="운영과-역할"/>
       <w:r>
         <w:t xml:space="preserve">4.5 운영과 역할</w:t>
       </w:r>
-      <w:bookmarkEnd w:id="63"/>
+      <w:bookmarkEnd w:id="65"/>
     </w:p>
     <w:p>
       <w:pPr>
@@ -6436,7 +6867,22 @@
         <w:pStyle w:val="Compact"/>
       </w:pPr>
       <w:r>
-        <w:t xml:space="preserve">정답 표본(골든셋): 대표 양식과 과거 양식, 그 "정답 출력"을 보관해 두고, 파서를 고치거나 새 양식이 들어올 때마다 대조한다. 어긋나면 파이프라인을 멈춘다.</w:t>
+        <w:t xml:space="preserve">정답 표본(골든셋): 대표 양식과 과거 양식, 그</w:t>
+      </w:r>
+      <w:r>
+        <w:t xml:space="preserve"> </w:t>
+      </w:r>
+      <w:r>
+        <w:t xml:space="preserve">“</w:t>
+      </w:r>
+      <w:r>
+        <w:t xml:space="preserve">정답 출력</w:t>
+      </w:r>
+      <w:r>
+        <w:t xml:space="preserve">”</w:t>
+      </w:r>
+      <w:r>
+        <w:t xml:space="preserve">을 보관해 두고, 파서를 고치거나 새 양식이 들어올 때마다 대조한다. 어긋나면 파이프라인을 멈춘다.</w:t>
       </w:r>
     </w:p>
     <w:p>
@@ -6466,6 +6912,7 @@
     <w:p>
       <w:pPr>
         <w:pStyle w:val="FirstParagraph"/>
+        <w:jc w:val="center"/>
       </w:pPr>
       <w:r>
         <w:drawing>
@@ -6477,13 +6924,13 @@
               <a:graphicData uri="http://schemas.openxmlformats.org/drawingml/2006/picture">
                 <pic:pic>
                   <pic:nvPicPr>
-                    <pic:cNvPr descr="/sessions/optimistic-loving-fermat/tmp/md2docx_x3vwvofn/diagrams/d06.png" id="0" name="Picture"/>
+                    <pic:cNvPr descr="/sessions/trusting-hopeful-pasteur/tmp/md2docx_i93g7mke/diagrams/d07.png" id="0" name="Picture"/>
                     <pic:cNvPicPr>
                       <a:picLocks noChangeArrowheads="1" noChangeAspect="1"/>
                     </pic:cNvPicPr>
                   </pic:nvPicPr>
                   <pic:blipFill>
-                    <a:blip r:embed="rId64"/>
+                    <a:blip r:embed="rId66"/>
                     <a:stretch>
                       <a:fillRect/>
                     </a:stretch>
@@ -6520,10 +6967,14 @@
       <w:r>
         <w:t xml:space="preserve"> </w:t>
       </w:r>
-      <w:r>
-        <w:rPr/>
-        <w:t xml:space="preserve">A-3 비즈니스 Glossary</w:t>
-      </w:r>
+      <w:hyperlink r:id="rId61">
+        <w:r>
+          <w:rPr>
+            <w:rStyle w:val="Hyperlink"/>
+          </w:rPr>
+          <w:t xml:space="preserve">A-3 비즈니스 Glossary</w:t>
+        </w:r>
+      </w:hyperlink>
       <w:r>
         <w:t xml:space="preserve">의 표준 용어로 맞춘다.</w:t>
       </w:r>
@@ -6613,15 +7064,15 @@
       <w:pPr>
         <w:pStyle w:val="Heading2"/>
       </w:pPr>
-      <w:bookmarkStart w:id="7043" w:name="tech"/>
-      <w:bookmarkEnd w:id="7043"/>
-      <w:bookmarkStart w:id="7044" w:name="X59fde91003658eae680dc5523c8bd146e6ef047"/>
+      <w:bookmarkStart w:id="7044" w:name="tech"/>
       <w:bookmarkEnd w:id="7044"/>
-      <w:bookmarkStart w:id="65" w:name="tech-stack-전처리-솔루션-비교"/>
+      <w:bookmarkStart w:id="7045" w:name="X59fde91003658eae680dc5523c8bd146e6ef047"/>
+      <w:bookmarkEnd w:id="7045"/>
+      <w:bookmarkStart w:id="67" w:name="tech-stack-전처리-솔루션-비교"/>
       <w:r>
         <w:t xml:space="preserve">5. Tech Stack — 전처리 솔루션 비교</w:t>
       </w:r>
-      <w:bookmarkEnd w:id="65"/>
+      <w:bookmarkEnd w:id="67"/>
     </w:p>
     <w:p>
       <w:pPr>
@@ -6709,7 +7160,8 @@
     <w:tbl>
       <w:tblPr>
         <w:tblStyle w:val="Table"/>
-        <w:tblW w:type="dxa" w:w="9000"/>
+        <w:tblW w:type="pct" w:w="4800"/>
+        <w:jc w:val="center"/>
         <w:tblBorders>
           <w:top w:val="single" w:sz="4" w:space="0" w:color="808080"/>
           <w:left w:val="single" w:sz="4" w:space="0" w:color="808080"/>
@@ -6718,6 +7170,7 @@
           <w:insideH w:val="single" w:sz="4" w:space="0" w:color="808080"/>
           <w:insideV w:val="single" w:sz="4" w:space="0" w:color="808080"/>
         </w:tblBorders>
+        <w:tblLayout w:type="autofit"/>
         <w:tblCellMar>
           <w:top w:w="40" w:type="dxa"/>
           <w:left w:w="108" w:type="dxa"/>
@@ -6727,7 +7180,7 @@
         <w:tblLook w:firstRow="1"/>
       </w:tblPr>
       <w:tblGrid>
-        <w:gridCol w:w="1607"/>
+        <w:gridCol w:w="1606"/>
         <w:gridCol w:w="7393"/>
       </w:tblGrid>
       <w:tr>
@@ -6736,7 +7189,7 @@
         </w:trPr>
         <w:tc>
           <w:tcPr>
-            <w:tcW w:type="dxa" w:w="1607"/>
+            <w:tcW w:type="pct" w:w="857"/>
             <w:shd w:val="clear" w:color="auto" w:fill="DCE8F5"/>
             <w:vAlign w:val="center"/>
           </w:tcPr>
@@ -6755,7 +7208,7 @@
         </w:tc>
         <w:tc>
           <w:tcPr>
-            <w:tcW w:type="dxa" w:w="7393"/>
+            <w:tcW w:type="pct" w:w="3943"/>
             <w:shd w:val="clear" w:color="auto" w:fill="DCE8F5"/>
             <w:vAlign w:val="center"/>
           </w:tcPr>
@@ -6776,7 +7229,7 @@
       <w:tr>
         <w:tc>
           <w:tcPr>
-            <w:tcW w:type="dxa" w:w="1607"/>
+            <w:tcW w:type="pct" w:w="857"/>
             <w:vAlign w:val="center"/>
           </w:tcPr>
           <w:p>
@@ -6791,7 +7244,7 @@
         </w:tc>
         <w:tc>
           <w:tcPr>
-            <w:tcW w:type="dxa" w:w="7393"/>
+            <w:tcW w:type="pct" w:w="3943"/>
             <w:vAlign w:val="center"/>
           </w:tcPr>
           <w:p>
@@ -6824,7 +7277,7 @@
       <w:tr>
         <w:tc>
           <w:tcPr>
-            <w:tcW w:type="dxa" w:w="1607"/>
+            <w:tcW w:type="pct" w:w="857"/>
             <w:vAlign w:val="center"/>
           </w:tcPr>
           <w:p>
@@ -6839,7 +7292,7 @@
         </w:tc>
         <w:tc>
           <w:tcPr>
-            <w:tcW w:type="dxa" w:w="7393"/>
+            <w:tcW w:type="pct" w:w="3943"/>
             <w:vAlign w:val="center"/>
           </w:tcPr>
           <w:p>
@@ -6864,7 +7317,7 @@
       <w:tr>
         <w:tc>
           <w:tcPr>
-            <w:tcW w:type="dxa" w:w="1607"/>
+            <w:tcW w:type="pct" w:w="857"/>
             <w:vAlign w:val="center"/>
           </w:tcPr>
           <w:p>
@@ -6879,7 +7332,7 @@
         </w:tc>
         <w:tc>
           <w:tcPr>
-            <w:tcW w:type="dxa" w:w="7393"/>
+            <w:tcW w:type="pct" w:w="3943"/>
             <w:vAlign w:val="center"/>
           </w:tcPr>
           <w:p>
@@ -6915,7 +7368,7 @@
       <w:tr>
         <w:tc>
           <w:tcPr>
-            <w:tcW w:type="dxa" w:w="1607"/>
+            <w:tcW w:type="pct" w:w="857"/>
             <w:vAlign w:val="center"/>
           </w:tcPr>
           <w:p>
@@ -6930,7 +7383,7 @@
         </w:tc>
         <w:tc>
           <w:tcPr>
-            <w:tcW w:type="dxa" w:w="7393"/>
+            <w:tcW w:type="pct" w:w="3943"/>
             <w:vAlign w:val="center"/>
           </w:tcPr>
           <w:p>
@@ -6980,7 +7433,7 @@
       <w:tr>
         <w:tc>
           <w:tcPr>
-            <w:tcW w:type="dxa" w:w="1607"/>
+            <w:tcW w:type="pct" w:w="857"/>
             <w:vAlign w:val="center"/>
           </w:tcPr>
           <w:p>
@@ -6995,7 +7448,7 @@
         </w:tc>
         <w:tc>
           <w:tcPr>
-            <w:tcW w:type="dxa" w:w="7393"/>
+            <w:tcW w:type="pct" w:w="3943"/>
             <w:vAlign w:val="center"/>
           </w:tcPr>
           <w:p>
@@ -7031,7 +7484,7 @@
       <w:tr>
         <w:tc>
           <w:tcPr>
-            <w:tcW w:type="dxa" w:w="1607"/>
+            <w:tcW w:type="pct" w:w="857"/>
             <w:vAlign w:val="center"/>
           </w:tcPr>
           <w:p>
@@ -7046,7 +7499,7 @@
         </w:tc>
         <w:tc>
           <w:tcPr>
-            <w:tcW w:type="dxa" w:w="7393"/>
+            <w:tcW w:type="pct" w:w="3943"/>
             <w:vAlign w:val="center"/>
           </w:tcPr>
           <w:p>
@@ -7104,7 +7557,7 @@
       <w:tr>
         <w:tc>
           <w:tcPr>
-            <w:tcW w:type="dxa" w:w="1607"/>
+            <w:tcW w:type="pct" w:w="857"/>
             <w:vAlign w:val="center"/>
           </w:tcPr>
           <w:p>
@@ -7119,7 +7572,7 @@
         </w:tc>
         <w:tc>
           <w:tcPr>
-            <w:tcW w:type="dxa" w:w="7393"/>
+            <w:tcW w:type="pct" w:w="3943"/>
             <w:vAlign w:val="center"/>
           </w:tcPr>
           <w:p>
@@ -7144,7 +7597,7 @@
       <w:tr>
         <w:tc>
           <w:tcPr>
-            <w:tcW w:type="dxa" w:w="1607"/>
+            <w:tcW w:type="pct" w:w="857"/>
             <w:vAlign w:val="center"/>
           </w:tcPr>
           <w:p>
@@ -7159,7 +7612,7 @@
         </w:tc>
         <w:tc>
           <w:tcPr>
-            <w:tcW w:type="dxa" w:w="7393"/>
+            <w:tcW w:type="pct" w:w="3943"/>
             <w:vAlign w:val="center"/>
           </w:tcPr>
           <w:p>
@@ -7202,7 +7655,8 @@
     <w:tbl>
       <w:tblPr>
         <w:tblStyle w:val="Table"/>
-        <w:tblW w:type="dxa" w:w="9000"/>
+        <w:tblW w:type="pct" w:w="4800"/>
+        <w:jc w:val="center"/>
         <w:tblBorders>
           <w:top w:val="single" w:sz="4" w:space="0" w:color="808080"/>
           <w:left w:val="single" w:sz="4" w:space="0" w:color="808080"/>
@@ -7211,6 +7665,7 @@
           <w:insideH w:val="single" w:sz="4" w:space="0" w:color="808080"/>
           <w:insideV w:val="single" w:sz="4" w:space="0" w:color="808080"/>
         </w:tblBorders>
+        <w:tblLayout w:type="autofit"/>
         <w:tblCellMar>
           <w:top w:w="40" w:type="dxa"/>
           <w:left w:w="108" w:type="dxa"/>
@@ -7221,11 +7676,11 @@
       </w:tblPr>
       <w:tblGrid>
         <w:gridCol w:w="2563"/>
-        <w:gridCol w:w="939"/>
-        <w:gridCol w:w="939"/>
-        <w:gridCol w:w="2185"/>
-        <w:gridCol w:w="939"/>
-        <w:gridCol w:w="1435"/>
+        <w:gridCol w:w="937"/>
+        <w:gridCol w:w="937"/>
+        <w:gridCol w:w="2184"/>
+        <w:gridCol w:w="937"/>
+        <w:gridCol w:w="1440"/>
       </w:tblGrid>
       <w:tr>
         <w:trPr>
@@ -7233,7 +7688,7 @@
         </w:trPr>
         <w:tc>
           <w:tcPr>
-            <w:tcW w:type="dxa" w:w="2563"/>
+            <w:tcW w:type="pct" w:w="1367"/>
             <w:shd w:val="clear" w:color="auto" w:fill="DCE8F5"/>
             <w:vAlign w:val="center"/>
           </w:tcPr>
@@ -7252,7 +7707,7 @@
         </w:tc>
         <w:tc>
           <w:tcPr>
-            <w:tcW w:type="dxa" w:w="939"/>
+            <w:tcW w:type="pct" w:w="500"/>
             <w:shd w:val="clear" w:color="auto" w:fill="DCE8F5"/>
             <w:vAlign w:val="center"/>
           </w:tcPr>
@@ -7271,7 +7726,7 @@
         </w:tc>
         <w:tc>
           <w:tcPr>
-            <w:tcW w:type="dxa" w:w="939"/>
+            <w:tcW w:type="pct" w:w="500"/>
             <w:shd w:val="clear" w:color="auto" w:fill="DCE8F5"/>
             <w:vAlign w:val="center"/>
           </w:tcPr>
@@ -7290,7 +7745,7 @@
         </w:tc>
         <w:tc>
           <w:tcPr>
-            <w:tcW w:type="dxa" w:w="2185"/>
+            <w:tcW w:type="pct" w:w="1165"/>
             <w:shd w:val="clear" w:color="auto" w:fill="DCE8F5"/>
             <w:vAlign w:val="center"/>
           </w:tcPr>
@@ -7309,7 +7764,7 @@
         </w:tc>
         <w:tc>
           <w:tcPr>
-            <w:tcW w:type="dxa" w:w="939"/>
+            <w:tcW w:type="pct" w:w="500"/>
             <w:shd w:val="clear" w:color="auto" w:fill="DCE8F5"/>
             <w:vAlign w:val="center"/>
           </w:tcPr>
@@ -7328,7 +7783,7 @@
         </w:tc>
         <w:tc>
           <w:tcPr>
-            <w:tcW w:type="dxa" w:w="1435"/>
+            <w:tcW w:type="pct" w:w="768"/>
             <w:shd w:val="clear" w:color="auto" w:fill="DCE8F5"/>
             <w:vAlign w:val="center"/>
           </w:tcPr>
@@ -7349,7 +7804,7 @@
       <w:tr>
         <w:tc>
           <w:tcPr>
-            <w:tcW w:type="dxa" w:w="2563"/>
+            <w:tcW w:type="pct" w:w="1367"/>
             <w:vAlign w:val="center"/>
           </w:tcPr>
           <w:p>
@@ -7378,7 +7833,7 @@
         </w:tc>
         <w:tc>
           <w:tcPr>
-            <w:tcW w:type="dxa" w:w="939"/>
+            <w:tcW w:type="pct" w:w="500"/>
             <w:vAlign w:val="center"/>
           </w:tcPr>
           <w:p>
@@ -7393,7 +7848,7 @@
         </w:tc>
         <w:tc>
           <w:tcPr>
-            <w:tcW w:type="dxa" w:w="939"/>
+            <w:tcW w:type="pct" w:w="500"/>
             <w:vAlign w:val="center"/>
           </w:tcPr>
           <w:p>
@@ -7408,7 +7863,7 @@
         </w:tc>
         <w:tc>
           <w:tcPr>
-            <w:tcW w:type="dxa" w:w="2185"/>
+            <w:tcW w:type="pct" w:w="1165"/>
             <w:vAlign w:val="center"/>
           </w:tcPr>
           <w:p>
@@ -7423,7 +7878,7 @@
         </w:tc>
         <w:tc>
           <w:tcPr>
-            <w:tcW w:type="dxa" w:w="939"/>
+            <w:tcW w:type="pct" w:w="500"/>
             <w:vAlign w:val="center"/>
           </w:tcPr>
           <w:p>
@@ -7438,7 +7893,7 @@
         </w:tc>
         <w:tc>
           <w:tcPr>
-            <w:tcW w:type="dxa" w:w="1435"/>
+            <w:tcW w:type="pct" w:w="768"/>
             <w:vAlign w:val="center"/>
           </w:tcPr>
           <w:p>
@@ -7455,7 +7910,7 @@
       <w:tr>
         <w:tc>
           <w:tcPr>
-            <w:tcW w:type="dxa" w:w="2563"/>
+            <w:tcW w:type="pct" w:w="1367"/>
             <w:vAlign w:val="center"/>
           </w:tcPr>
           <w:p>
@@ -7478,7 +7933,7 @@
         </w:tc>
         <w:tc>
           <w:tcPr>
-            <w:tcW w:type="dxa" w:w="939"/>
+            <w:tcW w:type="pct" w:w="500"/>
             <w:vAlign w:val="center"/>
           </w:tcPr>
           <w:p>
@@ -7493,7 +7948,7 @@
         </w:tc>
         <w:tc>
           <w:tcPr>
-            <w:tcW w:type="dxa" w:w="939"/>
+            <w:tcW w:type="pct" w:w="500"/>
             <w:vAlign w:val="center"/>
           </w:tcPr>
           <w:p>
@@ -7508,7 +7963,7 @@
         </w:tc>
         <w:tc>
           <w:tcPr>
-            <w:tcW w:type="dxa" w:w="2185"/>
+            <w:tcW w:type="pct" w:w="1165"/>
             <w:vAlign w:val="center"/>
           </w:tcPr>
           <w:p>
@@ -7523,7 +7978,7 @@
         </w:tc>
         <w:tc>
           <w:tcPr>
-            <w:tcW w:type="dxa" w:w="939"/>
+            <w:tcW w:type="pct" w:w="500"/>
             <w:vAlign w:val="center"/>
           </w:tcPr>
           <w:p>
@@ -7538,7 +7993,7 @@
         </w:tc>
         <w:tc>
           <w:tcPr>
-            <w:tcW w:type="dxa" w:w="1435"/>
+            <w:tcW w:type="pct" w:w="768"/>
             <w:vAlign w:val="center"/>
           </w:tcPr>
           <w:p>
@@ -7555,7 +8010,7 @@
       <w:tr>
         <w:tc>
           <w:tcPr>
-            <w:tcW w:type="dxa" w:w="2563"/>
+            <w:tcW w:type="pct" w:w="1367"/>
             <w:vAlign w:val="center"/>
           </w:tcPr>
           <w:p>
@@ -7578,7 +8033,7 @@
         </w:tc>
         <w:tc>
           <w:tcPr>
-            <w:tcW w:type="dxa" w:w="939"/>
+            <w:tcW w:type="pct" w:w="500"/>
             <w:vAlign w:val="center"/>
           </w:tcPr>
           <w:p>
@@ -7593,7 +8048,7 @@
         </w:tc>
         <w:tc>
           <w:tcPr>
-            <w:tcW w:type="dxa" w:w="939"/>
+            <w:tcW w:type="pct" w:w="500"/>
             <w:vAlign w:val="center"/>
           </w:tcPr>
           <w:p>
@@ -7608,7 +8063,7 @@
         </w:tc>
         <w:tc>
           <w:tcPr>
-            <w:tcW w:type="dxa" w:w="2185"/>
+            <w:tcW w:type="pct" w:w="1165"/>
             <w:vAlign w:val="center"/>
           </w:tcPr>
           <w:p>
@@ -7623,7 +8078,7 @@
         </w:tc>
         <w:tc>
           <w:tcPr>
-            <w:tcW w:type="dxa" w:w="939"/>
+            <w:tcW w:type="pct" w:w="500"/>
             <w:vAlign w:val="center"/>
           </w:tcPr>
           <w:p>
@@ -7638,7 +8093,7 @@
         </w:tc>
         <w:tc>
           <w:tcPr>
-            <w:tcW w:type="dxa" w:w="1435"/>
+            <w:tcW w:type="pct" w:w="768"/>
             <w:vAlign w:val="center"/>
           </w:tcPr>
           <w:p>
@@ -7655,7 +8110,7 @@
       <w:tr>
         <w:tc>
           <w:tcPr>
-            <w:tcW w:type="dxa" w:w="2563"/>
+            <w:tcW w:type="pct" w:w="1367"/>
             <w:vAlign w:val="center"/>
           </w:tcPr>
           <w:p>
@@ -7678,7 +8133,7 @@
         </w:tc>
         <w:tc>
           <w:tcPr>
-            <w:tcW w:type="dxa" w:w="939"/>
+            <w:tcW w:type="pct" w:w="500"/>
             <w:vAlign w:val="center"/>
           </w:tcPr>
           <w:p>
@@ -7693,7 +8148,7 @@
         </w:tc>
         <w:tc>
           <w:tcPr>
-            <w:tcW w:type="dxa" w:w="939"/>
+            <w:tcW w:type="pct" w:w="500"/>
             <w:vAlign w:val="center"/>
           </w:tcPr>
           <w:p>
@@ -7708,7 +8163,7 @@
         </w:tc>
         <w:tc>
           <w:tcPr>
-            <w:tcW w:type="dxa" w:w="2185"/>
+            <w:tcW w:type="pct" w:w="1165"/>
             <w:vAlign w:val="center"/>
           </w:tcPr>
           <w:p>
@@ -7723,7 +8178,7 @@
         </w:tc>
         <w:tc>
           <w:tcPr>
-            <w:tcW w:type="dxa" w:w="939"/>
+            <w:tcW w:type="pct" w:w="500"/>
             <w:vAlign w:val="center"/>
           </w:tcPr>
           <w:p>
@@ -7738,7 +8193,7 @@
         </w:tc>
         <w:tc>
           <w:tcPr>
-            <w:tcW w:type="dxa" w:w="1435"/>
+            <w:tcW w:type="pct" w:w="768"/>
             <w:vAlign w:val="center"/>
           </w:tcPr>
           <w:p>
@@ -7755,7 +8210,7 @@
       <w:tr>
         <w:tc>
           <w:tcPr>
-            <w:tcW w:type="dxa" w:w="2563"/>
+            <w:tcW w:type="pct" w:w="1367"/>
             <w:vAlign w:val="center"/>
           </w:tcPr>
           <w:p>
@@ -7778,7 +8233,7 @@
         </w:tc>
         <w:tc>
           <w:tcPr>
-            <w:tcW w:type="dxa" w:w="939"/>
+            <w:tcW w:type="pct" w:w="500"/>
             <w:vAlign w:val="center"/>
           </w:tcPr>
           <w:p>
@@ -7793,7 +8248,7 @@
         </w:tc>
         <w:tc>
           <w:tcPr>
-            <w:tcW w:type="dxa" w:w="939"/>
+            <w:tcW w:type="pct" w:w="500"/>
             <w:vAlign w:val="center"/>
           </w:tcPr>
           <w:p>
@@ -7808,7 +8263,7 @@
         </w:tc>
         <w:tc>
           <w:tcPr>
-            <w:tcW w:type="dxa" w:w="2185"/>
+            <w:tcW w:type="pct" w:w="1165"/>
             <w:vAlign w:val="center"/>
           </w:tcPr>
           <w:p>
@@ -7823,7 +8278,7 @@
         </w:tc>
         <w:tc>
           <w:tcPr>
-            <w:tcW w:type="dxa" w:w="939"/>
+            <w:tcW w:type="pct" w:w="500"/>
             <w:vAlign w:val="center"/>
           </w:tcPr>
           <w:p>
@@ -7838,7 +8293,7 @@
         </w:tc>
         <w:tc>
           <w:tcPr>
-            <w:tcW w:type="dxa" w:w="1435"/>
+            <w:tcW w:type="pct" w:w="768"/>
             <w:vAlign w:val="center"/>
           </w:tcPr>
           <w:p>
@@ -7855,7 +8310,7 @@
       <w:tr>
         <w:tc>
           <w:tcPr>
-            <w:tcW w:type="dxa" w:w="2563"/>
+            <w:tcW w:type="pct" w:w="1367"/>
             <w:vAlign w:val="center"/>
           </w:tcPr>
           <w:p>
@@ -7878,7 +8333,7 @@
         </w:tc>
         <w:tc>
           <w:tcPr>
-            <w:tcW w:type="dxa" w:w="939"/>
+            <w:tcW w:type="pct" w:w="500"/>
             <w:vAlign w:val="center"/>
           </w:tcPr>
           <w:p>
@@ -7893,7 +8348,7 @@
         </w:tc>
         <w:tc>
           <w:tcPr>
-            <w:tcW w:type="dxa" w:w="939"/>
+            <w:tcW w:type="pct" w:w="500"/>
             <w:vAlign w:val="center"/>
           </w:tcPr>
           <w:p>
@@ -7908,7 +8363,7 @@
         </w:tc>
         <w:tc>
           <w:tcPr>
-            <w:tcW w:type="dxa" w:w="2185"/>
+            <w:tcW w:type="pct" w:w="1165"/>
             <w:vAlign w:val="center"/>
           </w:tcPr>
           <w:p>
@@ -7923,7 +8378,7 @@
         </w:tc>
         <w:tc>
           <w:tcPr>
-            <w:tcW w:type="dxa" w:w="939"/>
+            <w:tcW w:type="pct" w:w="500"/>
             <w:vAlign w:val="center"/>
           </w:tcPr>
           <w:p>
@@ -7938,7 +8393,7 @@
         </w:tc>
         <w:tc>
           <w:tcPr>
-            <w:tcW w:type="dxa" w:w="1435"/>
+            <w:tcW w:type="pct" w:w="768"/>
             <w:vAlign w:val="center"/>
           </w:tcPr>
           <w:p>
@@ -7967,7 +8422,22 @@
         <w:t xml:space="preserve"> </w:t>
       </w:r>
       <w:r>
-        <w:t xml:space="preserve">병합·계층·제각각인 양식처럼 코드 파서·파싱 솔루션이 깨지는 곳을, 비전(이미지·표 인식)을 지원하는 범용 LLM에 "스키마 먼저 → 값 추출"로 시킨다(</w:t>
+        <w:t xml:space="preserve">병합·계층·제각각인 양식처럼 코드 파서·파싱 솔루션이 깨지는 곳을, 비전(이미지·표 인식)을 지원하는 범용 LLM에</w:t>
+      </w:r>
+      <w:r>
+        <w:t xml:space="preserve"> </w:t>
+      </w:r>
+      <w:r>
+        <w:t xml:space="preserve">“</w:t>
+      </w:r>
+      <w:r>
+        <w:t xml:space="preserve">스키마 먼저 → 값 추출</w:t>
+      </w:r>
+      <w:r>
+        <w:t xml:space="preserve">”</w:t>
+      </w:r>
+      <w:r>
+        <w:t xml:space="preserve">로 시킨다(</w:t>
       </w:r>
       <w:hyperlink w:anchor="sec62">
         <w:r>
@@ -7984,7 +8454,8 @@
     <w:tbl>
       <w:tblPr>
         <w:tblStyle w:val="Table"/>
-        <w:tblW w:type="pct" w:w="5000.0"/>
+        <w:tblW w:type="pct" w:w="4800"/>
+        <w:jc w:val="center"/>
         <w:tblBorders>
           <w:top w:val="single" w:sz="4" w:space="0" w:color="808080"/>
           <w:left w:val="single" w:sz="4" w:space="0" w:color="808080"/>
@@ -7993,6 +8464,7 @@
           <w:insideH w:val="single" w:sz="4" w:space="0" w:color="808080"/>
           <w:insideV w:val="single" w:sz="4" w:space="0" w:color="808080"/>
         </w:tblBorders>
+        <w:tblLayout w:type="autofit"/>
         <w:tblCellMar>
           <w:top w:w="40" w:type="dxa"/>
           <w:left w:w="108" w:type="dxa"/>
@@ -8002,10 +8474,10 @@
         <w:tblLook w:firstRow="1"/>
       </w:tblPr>
       <w:tblGrid>
-        <w:gridCol w:w="1980"/>
-        <w:gridCol w:w="1980"/>
-        <w:gridCol w:w="1980"/>
-        <w:gridCol w:w="1980"/>
+        <w:gridCol w:w="3436"/>
+        <w:gridCol w:w="1033"/>
+        <w:gridCol w:w="2514"/>
+        <w:gridCol w:w="2015"/>
       </w:tblGrid>
       <w:tr>
         <w:trPr>
@@ -8013,7 +8485,7 @@
         </w:trPr>
         <w:tc>
           <w:tcPr>
-            <w:tcW w:type="dxa" w:w="3437"/>
+            <w:tcW w:type="pct" w:w="1833"/>
             <w:shd w:val="clear" w:color="auto" w:fill="DCE8F5"/>
             <w:vAlign w:val="center"/>
           </w:tcPr>
@@ -8032,7 +8504,7 @@
         </w:tc>
         <w:tc>
           <w:tcPr>
-            <w:tcW w:type="dxa" w:w="1035"/>
+            <w:tcW w:type="pct" w:w="551"/>
             <w:shd w:val="clear" w:color="auto" w:fill="DCE8F5"/>
             <w:vAlign w:val="center"/>
           </w:tcPr>
@@ -8051,7 +8523,7 @@
         </w:tc>
         <w:tc>
           <w:tcPr>
-            <w:tcW w:type="dxa" w:w="2515"/>
+            <w:tcW w:type="pct" w:w="1341"/>
             <w:shd w:val="clear" w:color="auto" w:fill="DCE8F5"/>
             <w:vAlign w:val="center"/>
           </w:tcPr>
@@ -8070,7 +8542,7 @@
         </w:tc>
         <w:tc>
           <w:tcPr>
-            <w:tcW w:type="dxa" w:w="2013"/>
+            <w:tcW w:type="pct" w:w="1075"/>
             <w:shd w:val="clear" w:color="auto" w:fill="DCE8F5"/>
             <w:vAlign w:val="center"/>
           </w:tcPr>
@@ -8091,7 +8563,7 @@
       <w:tr>
         <w:tc>
           <w:tcPr>
-            <w:tcW w:type="dxa" w:w="3437"/>
+            <w:tcW w:type="pct" w:w="1833"/>
             <w:vAlign w:val="center"/>
           </w:tcPr>
           <w:p>
@@ -8106,7 +8578,7 @@
         </w:tc>
         <w:tc>
           <w:tcPr>
-            <w:tcW w:type="dxa" w:w="1035"/>
+            <w:tcW w:type="pct" w:w="551"/>
             <w:vAlign w:val="center"/>
           </w:tcPr>
           <w:p>
@@ -8121,7 +8593,7 @@
         </w:tc>
         <w:tc>
           <w:tcPr>
-            <w:tcW w:type="dxa" w:w="2515"/>
+            <w:tcW w:type="pct" w:w="1341"/>
             <w:vAlign w:val="center"/>
           </w:tcPr>
           <w:p>
@@ -8136,7 +8608,7 @@
         </w:tc>
         <w:tc>
           <w:tcPr>
-            <w:tcW w:type="dxa" w:w="2013"/>
+            <w:tcW w:type="pct" w:w="1075"/>
             <w:vAlign w:val="center"/>
           </w:tcPr>
           <w:p>
@@ -8153,7 +8625,7 @@
       <w:tr>
         <w:tc>
           <w:tcPr>
-            <w:tcW w:type="dxa" w:w="3437"/>
+            <w:tcW w:type="pct" w:w="1833"/>
             <w:vAlign w:val="center"/>
           </w:tcPr>
           <w:p>
@@ -8182,7 +8654,7 @@
         </w:tc>
         <w:tc>
           <w:tcPr>
-            <w:tcW w:type="dxa" w:w="1035"/>
+            <w:tcW w:type="pct" w:w="551"/>
             <w:vAlign w:val="center"/>
           </w:tcPr>
           <w:p>
@@ -8197,7 +8669,7 @@
         </w:tc>
         <w:tc>
           <w:tcPr>
-            <w:tcW w:type="dxa" w:w="2515"/>
+            <w:tcW w:type="pct" w:w="1341"/>
             <w:vAlign w:val="center"/>
           </w:tcPr>
           <w:p>
@@ -8212,7 +8684,7 @@
         </w:tc>
         <w:tc>
           <w:tcPr>
-            <w:tcW w:type="dxa" w:w="2013"/>
+            <w:tcW w:type="pct" w:w="1075"/>
             <w:vAlign w:val="center"/>
           </w:tcPr>
           <w:p>
@@ -8229,7 +8701,7 @@
       <w:tr>
         <w:tc>
           <w:tcPr>
-            <w:tcW w:type="dxa" w:w="3437"/>
+            <w:tcW w:type="pct" w:w="1833"/>
             <w:vAlign w:val="center"/>
           </w:tcPr>
           <w:p>
@@ -8244,7 +8716,7 @@
         </w:tc>
         <w:tc>
           <w:tcPr>
-            <w:tcW w:type="dxa" w:w="1035"/>
+            <w:tcW w:type="pct" w:w="551"/>
             <w:vAlign w:val="center"/>
           </w:tcPr>
           <w:p>
@@ -8259,7 +8731,7 @@
         </w:tc>
         <w:tc>
           <w:tcPr>
-            <w:tcW w:type="dxa" w:w="2515"/>
+            <w:tcW w:type="pct" w:w="1341"/>
             <w:vAlign w:val="center"/>
           </w:tcPr>
           <w:p>
@@ -8274,7 +8746,7 @@
         </w:tc>
         <w:tc>
           <w:tcPr>
-            <w:tcW w:type="dxa" w:w="2013"/>
+            <w:tcW w:type="pct" w:w="1075"/>
             <w:vAlign w:val="center"/>
           </w:tcPr>
           <w:p>
@@ -8294,7 +8766,22 @@
         <w:pStyle w:val="BodyText"/>
       </w:pPr>
       <w:r>
-        <w:t xml:space="preserve">AI 기반 추출은 환각 위험이 있으므로 "원문에 없으면 null"을 명시하고 행 수·필수값·표준값으로 검증한다(</w:t>
+        <w:t xml:space="preserve">AI 기반 추출은 환각 위험이 있으므로</w:t>
+      </w:r>
+      <w:r>
+        <w:t xml:space="preserve"> </w:t>
+      </w:r>
+      <w:r>
+        <w:t xml:space="preserve">“</w:t>
+      </w:r>
+      <w:r>
+        <w:t xml:space="preserve">원문에 없으면 null</w:t>
+      </w:r>
+      <w:r>
+        <w:t xml:space="preserve">”</w:t>
+      </w:r>
+      <w:r>
+        <w:t xml:space="preserve">을 명시하고 행 수·필수값·표준값으로 검증한다(</w:t>
       </w:r>
       <w:hyperlink w:anchor="sec62">
         <w:r>
@@ -8335,10 +8822,14 @@
       <w:r>
         <w:t xml:space="preserve"> </w:t>
       </w:r>
-      <w:r>
-        <w:rPr/>
-        <w:t xml:space="preserve">Tech Stack 비교 (솔루션×주제)</w:t>
-      </w:r>
+      <w:hyperlink r:id="rId68">
+        <w:r>
+          <w:rPr>
+            <w:rStyle w:val="Hyperlink"/>
+          </w:rPr>
+          <w:t xml:space="preserve">Tech Stack 비교 (솔루션×주제)</w:t>
+        </w:r>
+      </w:hyperlink>
       <w:r>
         <w:t xml:space="preserve">가 전담한다.</w:t>
       </w:r>
@@ -8359,15 +8850,15 @@
       <w:pPr>
         <w:pStyle w:val="Heading2"/>
       </w:pPr>
-      <w:bookmarkStart w:id="7045" w:name="s6"/>
-      <w:bookmarkEnd w:id="7045"/>
-      <w:bookmarkStart w:id="7046" w:name="X8abce96cb79c6f5c8a2922328507404dc188b10"/>
+      <w:bookmarkStart w:id="7046" w:name="s6"/>
       <w:bookmarkEnd w:id="7046"/>
-      <w:bookmarkStart w:id="67" w:name="where-다른-주제와의-관계"/>
+      <w:bookmarkStart w:id="7047" w:name="X8abce96cb79c6f5c8a2922328507404dc188b10"/>
+      <w:bookmarkEnd w:id="7047"/>
+      <w:bookmarkStart w:id="69" w:name="where-다른-주제와의-관계"/>
       <w:r>
         <w:t xml:space="preserve">6. Where — 다른 주제와의 관계</w:t>
       </w:r>
-      <w:bookmarkEnd w:id="67"/>
+      <w:bookmarkEnd w:id="69"/>
     </w:p>
     <w:p>
       <w:pPr>
@@ -8380,7 +8871,8 @@
     <w:tbl>
       <w:tblPr>
         <w:tblStyle w:val="Table"/>
-        <w:tblW w:type="pct" w:w="5000.0"/>
+        <w:tblW w:type="pct" w:w="4800"/>
+        <w:jc w:val="center"/>
         <w:tblBorders>
           <w:top w:val="single" w:sz="4" w:space="0" w:color="808080"/>
           <w:left w:val="single" w:sz="4" w:space="0" w:color="808080"/>
@@ -8389,6 +8881,7 @@
           <w:insideH w:val="single" w:sz="4" w:space="0" w:color="808080"/>
           <w:insideV w:val="single" w:sz="4" w:space="0" w:color="808080"/>
         </w:tblBorders>
+        <w:tblLayout w:type="autofit"/>
         <w:tblCellMar>
           <w:top w:w="40" w:type="dxa"/>
           <w:left w:w="108" w:type="dxa"/>
@@ -8398,10 +8891,10 @@
         <w:tblLook w:firstRow="1"/>
       </w:tblPr>
       <w:tblGrid>
-        <w:gridCol w:w="1980"/>
-        <w:gridCol w:w="1980"/>
-        <w:gridCol w:w="1980"/>
-        <w:gridCol w:w="1980"/>
+        <w:gridCol w:w="2493"/>
+        <w:gridCol w:w="1950"/>
+        <w:gridCol w:w="2385"/>
+        <w:gridCol w:w="2171"/>
       </w:tblGrid>
       <w:tr>
         <w:trPr>
@@ -8409,7 +8902,7 @@
         </w:trPr>
         <w:tc>
           <w:tcPr>
-            <w:tcW w:type="dxa" w:w="2493"/>
+            <w:tcW w:type="pct" w:w="1330"/>
             <w:shd w:val="clear" w:color="auto" w:fill="DCE8F5"/>
             <w:vAlign w:val="center"/>
           </w:tcPr>
@@ -8428,7 +8921,7 @@
         </w:tc>
         <w:tc>
           <w:tcPr>
-            <w:tcW w:type="dxa" w:w="1951"/>
+            <w:tcW w:type="pct" w:w="1040"/>
             <w:shd w:val="clear" w:color="auto" w:fill="DCE8F5"/>
             <w:vAlign w:val="center"/>
           </w:tcPr>
@@ -8447,7 +8940,7 @@
         </w:tc>
         <w:tc>
           <w:tcPr>
-            <w:tcW w:type="dxa" w:w="2385"/>
+            <w:tcW w:type="pct" w:w="1272"/>
             <w:shd w:val="clear" w:color="auto" w:fill="DCE8F5"/>
             <w:vAlign w:val="center"/>
           </w:tcPr>
@@ -8466,7 +8959,7 @@
         </w:tc>
         <w:tc>
           <w:tcPr>
-            <w:tcW w:type="dxa" w:w="2171"/>
+            <w:tcW w:type="pct" w:w="1158"/>
             <w:shd w:val="clear" w:color="auto" w:fill="DCE8F5"/>
             <w:vAlign w:val="center"/>
           </w:tcPr>
@@ -8487,7 +8980,7 @@
       <w:tr>
         <w:tc>
           <w:tcPr>
-            <w:tcW w:type="dxa" w:w="2493"/>
+            <w:tcW w:type="pct" w:w="1330"/>
             <w:vAlign w:val="center"/>
           </w:tcPr>
           <w:p>
@@ -8502,23 +8995,27 @@
         </w:tc>
         <w:tc>
           <w:tcPr>
-            <w:tcW w:type="dxa" w:w="1951"/>
-            <w:vAlign w:val="center"/>
-          </w:tcPr>
-          <w:p>
-            <w:pPr>
-              <w:pStyle w:val="Compact"/>
-              <w:jc w:val="left"/>
-            </w:pPr>
-            <w:r>
-              <w:rPr/>
-              <w:t xml:space="preserve">F-3 데이터 디지털화</w:t>
-            </w:r>
-          </w:p>
-        </w:tc>
-        <w:tc>
-          <w:tcPr>
-            <w:tcW w:type="dxa" w:w="2385"/>
+            <w:tcW w:type="pct" w:w="1040"/>
+            <w:vAlign w:val="center"/>
+          </w:tcPr>
+          <w:p>
+            <w:pPr>
+              <w:pStyle w:val="Compact"/>
+              <w:jc w:val="left"/>
+            </w:pPr>
+            <w:hyperlink r:id="rId27">
+              <w:r>
+                <w:rPr>
+                  <w:rStyle w:val="Hyperlink"/>
+                </w:rPr>
+                <w:t xml:space="preserve">F-3 데이터 디지털화</w:t>
+              </w:r>
+            </w:hyperlink>
+          </w:p>
+        </w:tc>
+        <w:tc>
+          <w:tcPr>
+            <w:tcW w:type="pct" w:w="1272"/>
             <w:vAlign w:val="center"/>
           </w:tcPr>
           <w:p>
@@ -8533,7 +9030,7 @@
         </w:tc>
         <w:tc>
           <w:tcPr>
-            <w:tcW w:type="dxa" w:w="2171"/>
+            <w:tcW w:type="pct" w:w="1158"/>
             <w:vAlign w:val="center"/>
           </w:tcPr>
           <w:p>
@@ -8550,7 +9047,7 @@
       <w:tr>
         <w:tc>
           <w:tcPr>
-            <w:tcW w:type="dxa" w:w="2493"/>
+            <w:tcW w:type="pct" w:w="1330"/>
             <w:vAlign w:val="center"/>
           </w:tcPr>
           <w:p>
@@ -8565,23 +9062,27 @@
         </w:tc>
         <w:tc>
           <w:tcPr>
-            <w:tcW w:type="dxa" w:w="1951"/>
-            <w:vAlign w:val="center"/>
-          </w:tcPr>
-          <w:p>
-            <w:pPr>
-              <w:pStyle w:val="Compact"/>
-              <w:jc w:val="left"/>
-            </w:pPr>
-            <w:r>
-              <w:rPr/>
-              <w:t xml:space="preserve">B-2 데이터 해설·주석</w:t>
-            </w:r>
-          </w:p>
-        </w:tc>
-        <w:tc>
-          <w:tcPr>
-            <w:tcW w:type="dxa" w:w="2385"/>
+            <w:tcW w:type="pct" w:w="1040"/>
+            <w:vAlign w:val="center"/>
+          </w:tcPr>
+          <w:p>
+            <w:pPr>
+              <w:pStyle w:val="Compact"/>
+              <w:jc w:val="left"/>
+            </w:pPr>
+            <w:hyperlink r:id="rId23">
+              <w:r>
+                <w:rPr>
+                  <w:rStyle w:val="Hyperlink"/>
+                </w:rPr>
+                <w:t xml:space="preserve">B-2 데이터 해설·주석</w:t>
+              </w:r>
+            </w:hyperlink>
+          </w:p>
+        </w:tc>
+        <w:tc>
+          <w:tcPr>
+            <w:tcW w:type="pct" w:w="1272"/>
             <w:vAlign w:val="center"/>
           </w:tcPr>
           <w:p>
@@ -8596,7 +9097,7 @@
         </w:tc>
         <w:tc>
           <w:tcPr>
-            <w:tcW w:type="dxa" w:w="2171"/>
+            <w:tcW w:type="pct" w:w="1158"/>
             <w:vAlign w:val="center"/>
           </w:tcPr>
           <w:p>
@@ -8613,7 +9114,7 @@
       <w:tr>
         <w:tc>
           <w:tcPr>
-            <w:tcW w:type="dxa" w:w="2493"/>
+            <w:tcW w:type="pct" w:w="1330"/>
             <w:vAlign w:val="center"/>
           </w:tcPr>
           <w:p>
@@ -8628,23 +9129,27 @@
         </w:tc>
         <w:tc>
           <w:tcPr>
-            <w:tcW w:type="dxa" w:w="1951"/>
-            <w:vAlign w:val="center"/>
-          </w:tcPr>
-          <w:p>
-            <w:pPr>
-              <w:pStyle w:val="Compact"/>
-              <w:jc w:val="left"/>
-            </w:pPr>
-            <w:r>
-              <w:rPr/>
-              <w:t xml:space="preserve">C-2 데이터 품질 관리</w:t>
-            </w:r>
-          </w:p>
-        </w:tc>
-        <w:tc>
-          <w:tcPr>
-            <w:tcW w:type="dxa" w:w="2385"/>
+            <w:tcW w:type="pct" w:w="1040"/>
+            <w:vAlign w:val="center"/>
+          </w:tcPr>
+          <w:p>
+            <w:pPr>
+              <w:pStyle w:val="Compact"/>
+              <w:jc w:val="left"/>
+            </w:pPr>
+            <w:hyperlink r:id="rId25">
+              <w:r>
+                <w:rPr>
+                  <w:rStyle w:val="Hyperlink"/>
+                </w:rPr>
+                <w:t xml:space="preserve">C-2 데이터 품질 관리</w:t>
+              </w:r>
+            </w:hyperlink>
+          </w:p>
+        </w:tc>
+        <w:tc>
+          <w:tcPr>
+            <w:tcW w:type="pct" w:w="1272"/>
             <w:vAlign w:val="center"/>
           </w:tcPr>
           <w:p>
@@ -8659,7 +9164,7 @@
         </w:tc>
         <w:tc>
           <w:tcPr>
-            <w:tcW w:type="dxa" w:w="2171"/>
+            <w:tcW w:type="pct" w:w="1158"/>
             <w:vAlign w:val="center"/>
           </w:tcPr>
           <w:p>
@@ -8676,7 +9181,7 @@
       <w:tr>
         <w:tc>
           <w:tcPr>
-            <w:tcW w:type="dxa" w:w="2493"/>
+            <w:tcW w:type="pct" w:w="1330"/>
             <w:vAlign w:val="center"/>
           </w:tcPr>
           <w:p>
@@ -8691,23 +9196,27 @@
         </w:tc>
         <w:tc>
           <w:tcPr>
-            <w:tcW w:type="dxa" w:w="1951"/>
-            <w:vAlign w:val="center"/>
-          </w:tcPr>
-          <w:p>
-            <w:pPr>
-              <w:pStyle w:val="Compact"/>
-              <w:jc w:val="left"/>
-            </w:pPr>
-            <w:r>
-              <w:rPr/>
-              <w:t xml:space="preserve">C-3 데이터 계통 Lineage</w:t>
-            </w:r>
-          </w:p>
-        </w:tc>
-        <w:tc>
-          <w:tcPr>
-            <w:tcW w:type="dxa" w:w="2385"/>
+            <w:tcW w:type="pct" w:w="1040"/>
+            <w:vAlign w:val="center"/>
+          </w:tcPr>
+          <w:p>
+            <w:pPr>
+              <w:pStyle w:val="Compact"/>
+              <w:jc w:val="left"/>
+            </w:pPr>
+            <w:hyperlink r:id="rId26">
+              <w:r>
+                <w:rPr>
+                  <w:rStyle w:val="Hyperlink"/>
+                </w:rPr>
+                <w:t xml:space="preserve">C-3 데이터 계통 Lineage</w:t>
+              </w:r>
+            </w:hyperlink>
+          </w:p>
+        </w:tc>
+        <w:tc>
+          <w:tcPr>
+            <w:tcW w:type="pct" w:w="1272"/>
             <w:vAlign w:val="center"/>
           </w:tcPr>
           <w:p>
@@ -8722,7 +9231,7 @@
         </w:tc>
         <w:tc>
           <w:tcPr>
-            <w:tcW w:type="dxa" w:w="2171"/>
+            <w:tcW w:type="pct" w:w="1158"/>
             <w:vAlign w:val="center"/>
           </w:tcPr>
           <w:p>
@@ -8739,7 +9248,7 @@
       <w:tr>
         <w:tc>
           <w:tcPr>
-            <w:tcW w:type="dxa" w:w="2493"/>
+            <w:tcW w:type="pct" w:w="1330"/>
             <w:vAlign w:val="center"/>
           </w:tcPr>
           <w:p>
@@ -8754,23 +9263,27 @@
         </w:tc>
         <w:tc>
           <w:tcPr>
-            <w:tcW w:type="dxa" w:w="1951"/>
-            <w:vAlign w:val="center"/>
-          </w:tcPr>
-          <w:p>
-            <w:pPr>
-              <w:pStyle w:val="Compact"/>
-              <w:jc w:val="left"/>
-            </w:pPr>
-            <w:r>
-              <w:rPr/>
-              <w:t xml:space="preserve">A-1 데이터 카탈로그</w:t>
-            </w:r>
-          </w:p>
-        </w:tc>
-        <w:tc>
-          <w:tcPr>
-            <w:tcW w:type="dxa" w:w="2385"/>
+            <w:tcW w:type="pct" w:w="1040"/>
+            <w:vAlign w:val="center"/>
+          </w:tcPr>
+          <w:p>
+            <w:pPr>
+              <w:pStyle w:val="Compact"/>
+              <w:jc w:val="left"/>
+            </w:pPr>
+            <w:hyperlink r:id="rId22">
+              <w:r>
+                <w:rPr>
+                  <w:rStyle w:val="Hyperlink"/>
+                </w:rPr>
+                <w:t xml:space="preserve">A-1 데이터 카탈로그</w:t>
+              </w:r>
+            </w:hyperlink>
+          </w:p>
+        </w:tc>
+        <w:tc>
+          <w:tcPr>
+            <w:tcW w:type="pct" w:w="1272"/>
             <w:vAlign w:val="center"/>
           </w:tcPr>
           <w:p>
@@ -8785,7 +9298,7 @@
         </w:tc>
         <w:tc>
           <w:tcPr>
-            <w:tcW w:type="dxa" w:w="2171"/>
+            <w:tcW w:type="pct" w:w="1158"/>
             <w:vAlign w:val="center"/>
           </w:tcPr>
           <w:p>
@@ -8802,7 +9315,7 @@
       <w:tr>
         <w:tc>
           <w:tcPr>
-            <w:tcW w:type="dxa" w:w="2493"/>
+            <w:tcW w:type="pct" w:w="1330"/>
             <w:vAlign w:val="center"/>
           </w:tcPr>
           <w:p>
@@ -8817,23 +9330,27 @@
         </w:tc>
         <w:tc>
           <w:tcPr>
-            <w:tcW w:type="dxa" w:w="1951"/>
-            <w:vAlign w:val="center"/>
-          </w:tcPr>
-          <w:p>
-            <w:pPr>
-              <w:pStyle w:val="Compact"/>
-              <w:jc w:val="left"/>
-            </w:pPr>
-            <w:r>
-              <w:rPr/>
-              <w:t xml:space="preserve">B-3 온톨로지</w:t>
-            </w:r>
-          </w:p>
-        </w:tc>
-        <w:tc>
-          <w:tcPr>
-            <w:tcW w:type="dxa" w:w="2385"/>
+            <w:tcW w:type="pct" w:w="1040"/>
+            <w:vAlign w:val="center"/>
+          </w:tcPr>
+          <w:p>
+            <w:pPr>
+              <w:pStyle w:val="Compact"/>
+              <w:jc w:val="left"/>
+            </w:pPr>
+            <w:hyperlink r:id="rId24">
+              <w:r>
+                <w:rPr>
+                  <w:rStyle w:val="Hyperlink"/>
+                </w:rPr>
+                <w:t xml:space="preserve">B-3 온톨로지</w:t>
+              </w:r>
+            </w:hyperlink>
+          </w:p>
+        </w:tc>
+        <w:tc>
+          <w:tcPr>
+            <w:tcW w:type="pct" w:w="1272"/>
             <w:vAlign w:val="center"/>
           </w:tcPr>
           <w:p>
@@ -8848,7 +9365,7 @@
         </w:tc>
         <w:tc>
           <w:tcPr>
-            <w:tcW w:type="dxa" w:w="2171"/>
+            <w:tcW w:type="pct" w:w="1158"/>
             <w:vAlign w:val="center"/>
           </w:tcPr>
           <w:p>
@@ -8874,6 +9391,7 @@
     <w:p>
       <w:pPr>
         <w:pStyle w:val="BodyText"/>
+        <w:jc w:val="center"/>
       </w:pPr>
       <w:r>
         <w:drawing>
@@ -8885,13 +9403,13 @@
               <a:graphicData uri="http://schemas.openxmlformats.org/drawingml/2006/picture">
                 <pic:pic>
                   <pic:nvPicPr>
-                    <pic:cNvPr descr="/sessions/optimistic-loving-fermat/tmp/md2docx_x3vwvofn/diagrams/d07.png" id="0" name="Picture"/>
+                    <pic:cNvPr descr="/sessions/trusting-hopeful-pasteur/tmp/md2docx_i93g7mke/diagrams/d08.png" id="0" name="Picture"/>
                     <pic:cNvPicPr>
                       <a:picLocks noChangeArrowheads="1" noChangeAspect="1"/>
                     </pic:cNvPicPr>
                   </pic:nvPicPr>
                   <pic:blipFill>
-                    <a:blip r:embed="rId68"/>
+                    <a:blip r:embed="rId70"/>
                     <a:stretch>
                       <a:fillRect/>
                     </a:stretch>
@@ -8934,13 +9452,13 @@
       <w:pPr>
         <w:pStyle w:val="Heading2"/>
       </w:pPr>
-      <w:bookmarkStart w:id="7047" w:name="s8"/>
-      <w:bookmarkEnd w:id="7047"/>
-      <w:bookmarkStart w:id="69" w:name="별첨-appendix"/>
+      <w:bookmarkStart w:id="7048" w:name="s8"/>
+      <w:bookmarkEnd w:id="7048"/>
+      <w:bookmarkStart w:id="71" w:name="별첨-appendix"/>
       <w:r>
         <w:t xml:space="preserve">별첨 (Appendix)</w:t>
       </w:r>
-      <w:bookmarkEnd w:id="69"/>
+      <w:bookmarkEnd w:id="71"/>
     </w:p>
     <w:p>
       <w:pPr>
@@ -8951,13 +9469,13 @@
       <w:pPr>
         <w:pStyle w:val="Heading3"/>
       </w:pPr>
-      <w:bookmarkStart w:id="7048" w:name="s81"/>
-      <w:bookmarkEnd w:id="7048"/>
-      <w:bookmarkStart w:id="70" w:name="주요-용어"/>
+      <w:bookmarkStart w:id="7049" w:name="s81"/>
+      <w:bookmarkEnd w:id="7049"/>
+      <w:bookmarkStart w:id="72" w:name="주요-용어"/>
       <w:r>
         <w:t xml:space="preserve">주요 용어</w:t>
       </w:r>
-      <w:bookmarkEnd w:id="70"/>
+      <w:bookmarkEnd w:id="72"/>
     </w:p>
     <w:p>
       <w:pPr>
@@ -9030,11 +9548,11 @@
       <w:pPr>
         <w:pStyle w:val="Heading2"/>
       </w:pPr>
-      <w:bookmarkStart w:id="71" w:name="참고자료-references"/>
+      <w:bookmarkStart w:id="73" w:name="참고자료-references"/>
       <w:r>
         <w:t xml:space="preserve">참고자료 (References)</w:t>
       </w:r>
-      <w:bookmarkEnd w:id="71"/>
+      <w:bookmarkEnd w:id="73"/>
     </w:p>
     <w:p>
       <w:pPr>
@@ -9078,8 +9596,8 @@
         </w:numPr>
         <w:pStyle w:val="Compact"/>
       </w:pPr>
-      <w:bookmarkStart w:id="72" w:name="ref1"/>
-      <w:bookmarkEnd w:id="72"/>
+      <w:bookmarkStart w:id="74" w:name="ref1"/>
+      <w:bookmarkEnd w:id="74"/>
       <w:r>
         <w:rPr>
           <w:b/>
@@ -9095,10 +9613,14 @@
       <w:r>
         <w:t xml:space="preserve"> </w:t>
       </w:r>
-      <w:r>
-        <w:rPr/>
-        <w:t xml:space="preserve">https://github.com/docling-project/docling</w:t>
-      </w:r>
+      <w:hyperlink r:id="rId75">
+        <w:r>
+          <w:rPr>
+            <w:rStyle w:val="Hyperlink"/>
+          </w:rPr>
+          <w:t xml:space="preserve">https://github.com/docling-project/docling</w:t>
+        </w:r>
+      </w:hyperlink>
     </w:p>
     <w:p>
       <w:pPr>
@@ -9108,8 +9630,8 @@
         </w:numPr>
         <w:pStyle w:val="Compact"/>
       </w:pPr>
-      <w:bookmarkStart w:id="74" w:name="ref2"/>
-      <w:bookmarkEnd w:id="74"/>
+      <w:bookmarkStart w:id="76" w:name="ref2"/>
+      <w:bookmarkEnd w:id="76"/>
       <w:r>
         <w:rPr>
           <w:b/>
@@ -9125,10 +9647,14 @@
       <w:r>
         <w:t xml:space="preserve"> </w:t>
       </w:r>
-      <w:r>
-        <w:rPr/>
-        <w:t xml:space="preserve">https://unstructured.io</w:t>
-      </w:r>
+      <w:hyperlink r:id="rId77">
+        <w:r>
+          <w:rPr>
+            <w:rStyle w:val="Hyperlink"/>
+          </w:rPr>
+          <w:t xml:space="preserve">https://unstructured.io</w:t>
+        </w:r>
+      </w:hyperlink>
     </w:p>
     <w:p>
       <w:pPr>
@@ -9138,8 +9664,8 @@
         </w:numPr>
         <w:pStyle w:val="Compact"/>
       </w:pPr>
-      <w:bookmarkStart w:id="76" w:name="ref3"/>
-      <w:bookmarkEnd w:id="76"/>
+      <w:bookmarkStart w:id="78" w:name="ref3"/>
+      <w:bookmarkEnd w:id="78"/>
       <w:r>
         <w:rPr>
           <w:b/>
@@ -9155,10 +9681,14 @@
       <w:r>
         <w:t xml:space="preserve"> </w:t>
       </w:r>
-      <w:r>
-        <w:rPr/>
-        <w:t xml:space="preserve">https://camelot-py.readthedocs.io</w:t>
-      </w:r>
+      <w:hyperlink r:id="rId79">
+        <w:r>
+          <w:rPr>
+            <w:rStyle w:val="Hyperlink"/>
+          </w:rPr>
+          <w:t xml:space="preserve">https://camelot-py.readthedocs.io</w:t>
+        </w:r>
+      </w:hyperlink>
     </w:p>
     <w:p>
       <w:pPr>
@@ -9168,8 +9698,8 @@
         </w:numPr>
         <w:pStyle w:val="Compact"/>
       </w:pPr>
-      <w:bookmarkStart w:id="78" w:name="ref4"/>
-      <w:bookmarkEnd w:id="78"/>
+      <w:bookmarkStart w:id="80" w:name="ref4"/>
+      <w:bookmarkEnd w:id="80"/>
       <w:r>
         <w:rPr>
           <w:b/>
@@ -9185,10 +9715,14 @@
       <w:r>
         <w:t xml:space="preserve"> </w:t>
       </w:r>
-      <w:r>
-        <w:rPr/>
-        <w:t xml:space="preserve">https://github.com/jsvine/pdfplumber</w:t>
-      </w:r>
+      <w:hyperlink r:id="rId81">
+        <w:r>
+          <w:rPr>
+            <w:rStyle w:val="Hyperlink"/>
+          </w:rPr>
+          <w:t xml:space="preserve">https://github.com/jsvine/pdfplumber</w:t>
+        </w:r>
+      </w:hyperlink>
     </w:p>
     <w:p>
       <w:pPr>
@@ -9198,8 +9732,8 @@
         </w:numPr>
         <w:pStyle w:val="Compact"/>
       </w:pPr>
-      <w:bookmarkStart w:id="80" w:name="ref5"/>
-      <w:bookmarkEnd w:id="80"/>
+      <w:bookmarkStart w:id="82" w:name="ref5"/>
+      <w:bookmarkEnd w:id="82"/>
       <w:r>
         <w:rPr>
           <w:b/>
@@ -9215,10 +9749,14 @@
       <w:r>
         <w:t xml:space="preserve"> </w:t>
       </w:r>
-      <w:r>
-        <w:rPr/>
-        <w:t xml:space="preserve">https://python-pptx.readthedocs.io</w:t>
-      </w:r>
+      <w:hyperlink r:id="rId83">
+        <w:r>
+          <w:rPr>
+            <w:rStyle w:val="Hyperlink"/>
+          </w:rPr>
+          <w:t xml:space="preserve">https://python-pptx.readthedocs.io</w:t>
+        </w:r>
+      </w:hyperlink>
     </w:p>
     <w:p>
       <w:pPr>
@@ -9228,8 +9766,8 @@
         </w:numPr>
         <w:pStyle w:val="Compact"/>
       </w:pPr>
-      <w:bookmarkStart w:id="82" w:name="ref6"/>
-      <w:bookmarkEnd w:id="82"/>
+      <w:bookmarkStart w:id="84" w:name="ref6"/>
+      <w:bookmarkEnd w:id="84"/>
       <w:r>
         <w:rPr>
           <w:b/>
@@ -9245,10 +9783,14 @@
       <w:r>
         <w:t xml:space="preserve"> </w:t>
       </w:r>
-      <w:r>
-        <w:rPr/>
-        <w:t xml:space="preserve">https://openpyxl.readthedocs.io</w:t>
-      </w:r>
+      <w:hyperlink r:id="rId85">
+        <w:r>
+          <w:rPr>
+            <w:rStyle w:val="Hyperlink"/>
+          </w:rPr>
+          <w:t xml:space="preserve">https://openpyxl.readthedocs.io</w:t>
+        </w:r>
+      </w:hyperlink>
     </w:p>
     <w:p>
       <w:pPr>
@@ -9258,8 +9800,8 @@
         </w:numPr>
         <w:pStyle w:val="Compact"/>
       </w:pPr>
-      <w:bookmarkStart w:id="84" w:name="ref7"/>
-      <w:bookmarkEnd w:id="84"/>
+      <w:bookmarkStart w:id="86" w:name="ref7"/>
+      <w:bookmarkEnd w:id="86"/>
       <w:r>
         <w:rPr>
           <w:b/>
@@ -9275,10 +9817,14 @@
       <w:r>
         <w:t xml:space="preserve"> </w:t>
       </w:r>
-      <w:r>
-        <w:rPr/>
-        <w:t xml:space="preserve">https://pandas.pydata.org/docs/reference/api/pandas.read_csv.html</w:t>
-      </w:r>
+      <w:hyperlink r:id="rId87">
+        <w:r>
+          <w:rPr>
+            <w:rStyle w:val="Hyperlink"/>
+          </w:rPr>
+          <w:t xml:space="preserve">https://pandas.pydata.org/docs/reference/api/pandas.read_csv.html</w:t>
+        </w:r>
+      </w:hyperlink>
     </w:p>
     <w:p>
       <w:pPr>
@@ -9288,8 +9834,8 @@
         </w:numPr>
         <w:pStyle w:val="Compact"/>
       </w:pPr>
-      <w:bookmarkStart w:id="86" w:name="ref8"/>
-      <w:bookmarkEnd w:id="86"/>
+      <w:bookmarkStart w:id="88" w:name="ref8"/>
+      <w:bookmarkEnd w:id="88"/>
       <w:r>
         <w:rPr>
           <w:b/>
@@ -9305,10 +9851,14 @@
       <w:r>
         <w:t xml:space="preserve"> </w:t>
       </w:r>
-      <w:r>
-        <w:rPr/>
-        <w:t xml:space="preserve">https://python-docx.readthedocs.io</w:t>
-      </w:r>
+      <w:hyperlink r:id="rId89">
+        <w:r>
+          <w:rPr>
+            <w:rStyle w:val="Hyperlink"/>
+          </w:rPr>
+          <w:t xml:space="preserve">https://python-docx.readthedocs.io</w:t>
+        </w:r>
+      </w:hyperlink>
     </w:p>
     <w:p>
       <w:pPr>
@@ -9318,8 +9868,8 @@
         </w:numPr>
         <w:pStyle w:val="Compact"/>
       </w:pPr>
-      <w:bookmarkStart w:id="88" w:name="ref9"/>
-      <w:bookmarkEnd w:id="88"/>
+      <w:bookmarkStart w:id="90" w:name="ref9"/>
+      <w:bookmarkEnd w:id="90"/>
       <w:r>
         <w:rPr>
           <w:b/>
@@ -9335,10 +9885,14 @@
       <w:r>
         <w:t xml:space="preserve"> </w:t>
       </w:r>
-      <w:r>
-        <w:rPr/>
-        <w:t xml:space="preserve">https://github.com/mwilliamson/python-mammoth</w:t>
-      </w:r>
+      <w:hyperlink r:id="rId91">
+        <w:r>
+          <w:rPr>
+            <w:rStyle w:val="Hyperlink"/>
+          </w:rPr>
+          <w:t xml:space="preserve">https://github.com/mwilliamson/python-mammoth</w:t>
+        </w:r>
+      </w:hyperlink>
     </w:p>
     <w:p>
       <w:pPr>
@@ -9348,8 +9902,8 @@
         </w:numPr>
         <w:pStyle w:val="Compact"/>
       </w:pPr>
-      <w:bookmarkStart w:id="90" w:name="ref10"/>
-      <w:bookmarkEnd w:id="90"/>
+      <w:bookmarkStart w:id="92" w:name="ref10"/>
+      <w:bookmarkEnd w:id="92"/>
       <w:r>
         <w:rPr>
           <w:b/>
@@ -9365,10 +9919,14 @@
       <w:r>
         <w:t xml:space="preserve"> </w:t>
       </w:r>
-      <w:r>
-        <w:rPr/>
-        <w:t xml:space="preserve">https://github.com/mete0r/pyhwp</w:t>
-      </w:r>
+      <w:hyperlink r:id="rId93">
+        <w:r>
+          <w:rPr>
+            <w:rStyle w:val="Hyperlink"/>
+          </w:rPr>
+          <w:t xml:space="preserve">https://github.com/mete0r/pyhwp</w:t>
+        </w:r>
+      </w:hyperlink>
     </w:p>
     <w:p>
       <w:pPr>
@@ -9378,8 +9936,8 @@
         </w:numPr>
         <w:pStyle w:val="Compact"/>
       </w:pPr>
-      <w:bookmarkStart w:id="92" w:name="ref11"/>
-      <w:bookmarkEnd w:id="92"/>
+      <w:bookmarkStart w:id="94" w:name="ref11"/>
+      <w:bookmarkEnd w:id="94"/>
       <w:r>
         <w:rPr>
           <w:b/>
@@ -9395,10 +9953,14 @@
       <w:r>
         <w:t xml:space="preserve"> </w:t>
       </w:r>
-      <w:r>
-        <w:rPr/>
-        <w:t xml:space="preserve">https://github.com/jawah/charset_normalizer</w:t>
-      </w:r>
+      <w:hyperlink r:id="rId95">
+        <w:r>
+          <w:rPr>
+            <w:rStyle w:val="Hyperlink"/>
+          </w:rPr>
+          <w:t xml:space="preserve">https://github.com/jawah/charset_normalizer</w:t>
+        </w:r>
+      </w:hyperlink>
     </w:p>
     <w:p>
       <w:pPr>
@@ -9408,8 +9970,8 @@
         </w:numPr>
         <w:pStyle w:val="Compact"/>
       </w:pPr>
-      <w:bookmarkStart w:id="94" w:name="ref12"/>
-      <w:bookmarkEnd w:id="94"/>
+      <w:bookmarkStart w:id="96" w:name="ref12"/>
+      <w:bookmarkEnd w:id="96"/>
       <w:r>
         <w:rPr>
           <w:b/>
@@ -9425,10 +9987,14 @@
       <w:r>
         <w:t xml:space="preserve"> </w:t>
       </w:r>
-      <w:r>
-        <w:rPr/>
-        <w:t xml:space="preserve">https://github.com/glut23/webvtt-py</w:t>
-      </w:r>
+      <w:hyperlink r:id="rId97">
+        <w:r>
+          <w:rPr>
+            <w:rStyle w:val="Hyperlink"/>
+          </w:rPr>
+          <w:t xml:space="preserve">https://github.com/glut23/webvtt-py</w:t>
+        </w:r>
+      </w:hyperlink>
     </w:p>
     <w:p>
       <w:pPr>
@@ -9438,8 +10004,8 @@
         </w:numPr>
         <w:pStyle w:val="Compact"/>
       </w:pPr>
-      <w:bookmarkStart w:id="96" w:name="ref30"/>
-      <w:bookmarkEnd w:id="96"/>
+      <w:bookmarkStart w:id="98" w:name="ref30"/>
+      <w:bookmarkEnd w:id="98"/>
       <w:r>
         <w:rPr>
           <w:b/>
@@ -9455,10 +10021,14 @@
       <w:r>
         <w:t xml:space="preserve"> </w:t>
       </w:r>
-      <w:r>
-        <w:rPr/>
-        <w:t xml:space="preserve">https://developers.llamaindex.ai/python/framework/llama_cloud/llama_parse/</w:t>
-      </w:r>
+      <w:hyperlink r:id="rId99">
+        <w:r>
+          <w:rPr>
+            <w:rStyle w:val="Hyperlink"/>
+          </w:rPr>
+          <w:t xml:space="preserve">https://developers.llamaindex.ai/python/framework/llama_cloud/llama_parse/</w:t>
+        </w:r>
+      </w:hyperlink>
     </w:p>
     <w:p>
       <w:pPr>
@@ -9479,8 +10049,8 @@
         </w:numPr>
         <w:pStyle w:val="Compact"/>
       </w:pPr>
-      <w:bookmarkStart w:id="98" w:name="ref13"/>
-      <w:bookmarkEnd w:id="98"/>
+      <w:bookmarkStart w:id="100" w:name="ref13"/>
+      <w:bookmarkEnd w:id="100"/>
       <w:r>
         <w:rPr>
           <w:b/>
@@ -9496,10 +10066,14 @@
       <w:r>
         <w:t xml:space="preserve"> </w:t>
       </w:r>
-      <w:r>
-        <w:rPr/>
-        <w:t xml:space="preserve">https://github.com/tesseract-ocr/tesseract</w:t>
-      </w:r>
+      <w:hyperlink r:id="rId101">
+        <w:r>
+          <w:rPr>
+            <w:rStyle w:val="Hyperlink"/>
+          </w:rPr>
+          <w:t xml:space="preserve">https://github.com/tesseract-ocr/tesseract</w:t>
+        </w:r>
+      </w:hyperlink>
     </w:p>
     <w:p>
       <w:pPr>
@@ -9509,8 +10083,8 @@
         </w:numPr>
         <w:pStyle w:val="Compact"/>
       </w:pPr>
-      <w:bookmarkStart w:id="100" w:name="ref14"/>
-      <w:bookmarkEnd w:id="100"/>
+      <w:bookmarkStart w:id="102" w:name="ref14"/>
+      <w:bookmarkEnd w:id="102"/>
       <w:r>
         <w:rPr>
           <w:b/>
@@ -9526,10 +10100,14 @@
       <w:r>
         <w:t xml:space="preserve"> </w:t>
       </w:r>
-      <w:r>
-        <w:rPr/>
-        <w:t xml:space="preserve">https://azure.microsoft.com/ko-kr/products/ai-services/ai-document-intelligence</w:t>
-      </w:r>
+      <w:hyperlink r:id="rId103">
+        <w:r>
+          <w:rPr>
+            <w:rStyle w:val="Hyperlink"/>
+          </w:rPr>
+          <w:t xml:space="preserve">https://azure.microsoft.com/ko-kr/products/ai-services/ai-document-intelligence</w:t>
+        </w:r>
+      </w:hyperlink>
     </w:p>
     <w:p>
       <w:pPr>
@@ -9539,8 +10117,8 @@
         </w:numPr>
         <w:pStyle w:val="Compact"/>
       </w:pPr>
-      <w:bookmarkStart w:id="102" w:name="ref15"/>
-      <w:bookmarkEnd w:id="102"/>
+      <w:bookmarkStart w:id="104" w:name="ref15"/>
+      <w:bookmarkEnd w:id="104"/>
       <w:r>
         <w:rPr>
           <w:b/>
@@ -9556,10 +10134,14 @@
       <w:r>
         <w:t xml:space="preserve"> </w:t>
       </w:r>
-      <w:r>
-        <w:rPr/>
-        <w:t xml:space="preserve">https://cloud.google.com/document-ai</w:t>
-      </w:r>
+      <w:hyperlink r:id="rId105">
+        <w:r>
+          <w:rPr>
+            <w:rStyle w:val="Hyperlink"/>
+          </w:rPr>
+          <w:t xml:space="preserve">https://cloud.google.com/document-ai</w:t>
+        </w:r>
+      </w:hyperlink>
     </w:p>
     <w:p>
       <w:pPr>
@@ -9569,8 +10151,8 @@
         </w:numPr>
         <w:pStyle w:val="Compact"/>
       </w:pPr>
-      <w:bookmarkStart w:id="104" w:name="ref16"/>
-      <w:bookmarkEnd w:id="104"/>
+      <w:bookmarkStart w:id="106" w:name="ref16"/>
+      <w:bookmarkEnd w:id="106"/>
       <w:r>
         <w:rPr>
           <w:b/>
@@ -9586,10 +10168,14 @@
       <w:r>
         <w:t xml:space="preserve"> </w:t>
       </w:r>
-      <w:r>
-        <w:rPr/>
-        <w:t xml:space="preserve">https://aws.amazon.com/textract/</w:t>
-      </w:r>
+      <w:hyperlink r:id="rId107">
+        <w:r>
+          <w:rPr>
+            <w:rStyle w:val="Hyperlink"/>
+          </w:rPr>
+          <w:t xml:space="preserve">https://aws.amazon.com/textract/</w:t>
+        </w:r>
+      </w:hyperlink>
     </w:p>
     <w:p>
       <w:pPr>
@@ -9610,8 +10196,8 @@
         </w:numPr>
         <w:pStyle w:val="Compact"/>
       </w:pPr>
-      <w:bookmarkStart w:id="106" w:name="ref17"/>
-      <w:bookmarkEnd w:id="106"/>
+      <w:bookmarkStart w:id="108" w:name="ref17"/>
+      <w:bookmarkEnd w:id="108"/>
       <w:r>
         <w:rPr>
           <w:b/>
@@ -9627,10 +10213,14 @@
       <w:r>
         <w:t xml:space="preserve"> </w:t>
       </w:r>
-      <w:r>
-        <w:rPr/>
-        <w:t xml:space="preserve">https://github.com/mattgwwalker/msg-extractor</w:t>
-      </w:r>
+      <w:hyperlink r:id="rId109">
+        <w:r>
+          <w:rPr>
+            <w:rStyle w:val="Hyperlink"/>
+          </w:rPr>
+          <w:t xml:space="preserve">https://github.com/mattgwwalker/msg-extractor</w:t>
+        </w:r>
+      </w:hyperlink>
     </w:p>
     <w:p>
       <w:pPr>
@@ -9640,8 +10230,8 @@
         </w:numPr>
         <w:pStyle w:val="Compact"/>
       </w:pPr>
-      <w:bookmarkStart w:id="108" w:name="ref18"/>
-      <w:bookmarkEnd w:id="108"/>
+      <w:bookmarkStart w:id="110" w:name="ref18"/>
+      <w:bookmarkEnd w:id="110"/>
       <w:r>
         <w:rPr>
           <w:b/>
@@ -9657,10 +10247,14 @@
       <w:r>
         <w:t xml:space="preserve"> </w:t>
       </w:r>
-      <w:r>
-        <w:rPr/>
-        <w:t xml:space="preserve">https://www.five-ten-sg.com/libpst/</w:t>
-      </w:r>
+      <w:hyperlink r:id="rId111">
+        <w:r>
+          <w:rPr>
+            <w:rStyle w:val="Hyperlink"/>
+          </w:rPr>
+          <w:t xml:space="preserve">https://www.five-ten-sg.com/libpst/</w:t>
+        </w:r>
+      </w:hyperlink>
     </w:p>
     <w:p>
       <w:pPr>
@@ -9670,8 +10264,8 @@
         </w:numPr>
         <w:pStyle w:val="Compact"/>
       </w:pPr>
-      <w:bookmarkStart w:id="110" w:name="ref19"/>
-      <w:bookmarkEnd w:id="110"/>
+      <w:bookmarkStart w:id="112" w:name="ref19"/>
+      <w:bookmarkEnd w:id="112"/>
       <w:r>
         <w:rPr>
           <w:b/>
@@ -9687,10 +10281,14 @@
       <w:r>
         <w:t xml:space="preserve"> </w:t>
       </w:r>
-      <w:r>
-        <w:rPr/>
-        <w:t xml:space="preserve">https://docs.python.org/3/library/email.html</w:t>
-      </w:r>
+      <w:hyperlink r:id="rId113">
+        <w:r>
+          <w:rPr>
+            <w:rStyle w:val="Hyperlink"/>
+          </w:rPr>
+          <w:t xml:space="preserve">https://docs.python.org/3/library/email.html</w:t>
+        </w:r>
+      </w:hyperlink>
     </w:p>
     <w:p>
       <w:pPr>
@@ -9700,8 +10298,8 @@
         </w:numPr>
         <w:pStyle w:val="Compact"/>
       </w:pPr>
-      <w:bookmarkStart w:id="112" w:name="ref20"/>
-      <w:bookmarkEnd w:id="112"/>
+      <w:bookmarkStart w:id="114" w:name="ref20"/>
+      <w:bookmarkEnd w:id="114"/>
       <w:r>
         <w:rPr>
           <w:b/>
@@ -9717,10 +10315,14 @@
       <w:r>
         <w:t xml:space="preserve"> </w:t>
       </w:r>
-      <w:r>
-        <w:rPr/>
-        <w:t xml:space="preserve">https://learn.microsoft.com/en-us/graph/api/resources/mail-api-overview</w:t>
-      </w:r>
+      <w:hyperlink r:id="rId115">
+        <w:r>
+          <w:rPr>
+            <w:rStyle w:val="Hyperlink"/>
+          </w:rPr>
+          <w:t xml:space="preserve">https://learn.microsoft.com/en-us/graph/api/resources/mail-api-overview</w:t>
+        </w:r>
+      </w:hyperlink>
     </w:p>
     <w:p>
       <w:pPr>
@@ -9730,8 +10332,8 @@
         </w:numPr>
         <w:pStyle w:val="Compact"/>
       </w:pPr>
-      <w:bookmarkStart w:id="114" w:name="ref21"/>
-      <w:bookmarkEnd w:id="114"/>
+      <w:bookmarkStart w:id="116" w:name="ref21"/>
+      <w:bookmarkEnd w:id="116"/>
       <w:r>
         <w:rPr>
           <w:b/>
@@ -9747,10 +10349,14 @@
       <w:r>
         <w:t xml:space="preserve"> </w:t>
       </w:r>
-      <w:r>
-        <w:rPr/>
-        <w:t xml:space="preserve">https://github.com/mailgun/talon</w:t>
-      </w:r>
+      <w:hyperlink r:id="rId117">
+        <w:r>
+          <w:rPr>
+            <w:rStyle w:val="Hyperlink"/>
+          </w:rPr>
+          <w:t xml:space="preserve">https://github.com/mailgun/talon</w:t>
+        </w:r>
+      </w:hyperlink>
     </w:p>
     <w:p>
       <w:pPr>
@@ -9760,8 +10366,8 @@
         </w:numPr>
         <w:pStyle w:val="Compact"/>
       </w:pPr>
-      <w:bookmarkStart w:id="116" w:name="ref22"/>
-      <w:bookmarkEnd w:id="116"/>
+      <w:bookmarkStart w:id="118" w:name="ref22"/>
+      <w:bookmarkEnd w:id="118"/>
       <w:r>
         <w:rPr>
           <w:b/>
@@ -9777,10 +10383,14 @@
       <w:r>
         <w:t xml:space="preserve"> </w:t>
       </w:r>
-      <w:r>
-        <w:rPr/>
-        <w:t xml:space="preserve">https://github.com/zapier/email-reply-parser</w:t>
-      </w:r>
+      <w:hyperlink r:id="rId119">
+        <w:r>
+          <w:rPr>
+            <w:rStyle w:val="Hyperlink"/>
+          </w:rPr>
+          <w:t xml:space="preserve">https://github.com/zapier/email-reply-parser</w:t>
+        </w:r>
+      </w:hyperlink>
     </w:p>
     <w:p>
       <w:pPr>
@@ -9790,8 +10400,8 @@
         </w:numPr>
         <w:pStyle w:val="Compact"/>
       </w:pPr>
-      <w:bookmarkStart w:id="118" w:name="ref23"/>
-      <w:bookmarkEnd w:id="118"/>
+      <w:bookmarkStart w:id="120" w:name="ref23"/>
+      <w:bookmarkEnd w:id="120"/>
       <w:r>
         <w:rPr>
           <w:b/>
@@ -9807,10 +10417,14 @@
       <w:r>
         <w:t xml:space="preserve"> </w:t>
       </w:r>
-      <w:r>
-        <w:rPr/>
-        <w:t xml:space="preserve">https://github.com/Alir3z4/html2text</w:t>
-      </w:r>
+      <w:hyperlink r:id="rId121">
+        <w:r>
+          <w:rPr>
+            <w:rStyle w:val="Hyperlink"/>
+          </w:rPr>
+          <w:t xml:space="preserve">https://github.com/Alir3z4/html2text</w:t>
+        </w:r>
+      </w:hyperlink>
     </w:p>
     <w:p>
       <w:pPr>
@@ -9831,8 +10445,8 @@
         </w:numPr>
         <w:pStyle w:val="Compact"/>
       </w:pPr>
-      <w:bookmarkStart w:id="120" w:name="ref24"/>
-      <w:bookmarkEnd w:id="120"/>
+      <w:bookmarkStart w:id="122" w:name="ref24"/>
+      <w:bookmarkEnd w:id="122"/>
       <w:r>
         <w:rPr>
           <w:b/>
@@ -9848,10 +10462,14 @@
       <w:r>
         <w:t xml:space="preserve"> </w:t>
       </w:r>
-      <w:r>
-        <w:rPr/>
-        <w:t xml:space="preserve">https://github.com/pgvector/pgvector</w:t>
-      </w:r>
+      <w:hyperlink r:id="rId123">
+        <w:r>
+          <w:rPr>
+            <w:rStyle w:val="Hyperlink"/>
+          </w:rPr>
+          <w:t xml:space="preserve">https://github.com/pgvector/pgvector</w:t>
+        </w:r>
+      </w:hyperlink>
     </w:p>
     <w:p>
       <w:pPr>
@@ -9861,8 +10479,8 @@
         </w:numPr>
         <w:pStyle w:val="Compact"/>
       </w:pPr>
-      <w:bookmarkStart w:id="122" w:name="ref25"/>
-      <w:bookmarkEnd w:id="122"/>
+      <w:bookmarkStart w:id="124" w:name="ref25"/>
+      <w:bookmarkEnd w:id="124"/>
       <w:r>
         <w:rPr>
           <w:b/>
@@ -9878,10 +10496,14 @@
       <w:r>
         <w:t xml:space="preserve"> </w:t>
       </w:r>
-      <w:r>
-        <w:rPr/>
-        <w:t xml:space="preserve">https://milvus.io/docs</w:t>
-      </w:r>
+      <w:hyperlink r:id="rId125">
+        <w:r>
+          <w:rPr>
+            <w:rStyle w:val="Hyperlink"/>
+          </w:rPr>
+          <w:t xml:space="preserve">https://milvus.io/docs</w:t>
+        </w:r>
+      </w:hyperlink>
     </w:p>
     <w:p>
       <w:pPr>
@@ -9891,8 +10513,8 @@
         </w:numPr>
         <w:pStyle w:val="Compact"/>
       </w:pPr>
-      <w:bookmarkStart w:id="124" w:name="ref26"/>
-      <w:bookmarkEnd w:id="124"/>
+      <w:bookmarkStart w:id="126" w:name="ref26"/>
+      <w:bookmarkEnd w:id="126"/>
       <w:r>
         <w:rPr>
           <w:b/>
@@ -9908,10 +10530,14 @@
       <w:r>
         <w:t xml:space="preserve"> </w:t>
       </w:r>
-      <w:r>
-        <w:rPr/>
-        <w:t xml:space="preserve">https://www.pinecone.io/</w:t>
-      </w:r>
+      <w:hyperlink r:id="rId127">
+        <w:r>
+          <w:rPr>
+            <w:rStyle w:val="Hyperlink"/>
+          </w:rPr>
+          <w:t xml:space="preserve">https://www.pinecone.io/</w:t>
+        </w:r>
+      </w:hyperlink>
     </w:p>
     <w:p>
       <w:pPr>
@@ -9921,8 +10547,8 @@
         </w:numPr>
         <w:pStyle w:val="Compact"/>
       </w:pPr>
-      <w:bookmarkStart w:id="126" w:name="ref27"/>
-      <w:bookmarkEnd w:id="126"/>
+      <w:bookmarkStart w:id="128" w:name="ref27"/>
+      <w:bookmarkEnd w:id="128"/>
       <w:r>
         <w:rPr>
           <w:b/>
@@ -9938,10 +10564,14 @@
       <w:r>
         <w:t xml:space="preserve"> </w:t>
       </w:r>
-      <w:r>
-        <w:rPr/>
-        <w:t xml:space="preserve">https://www.trychroma.com/</w:t>
-      </w:r>
+      <w:hyperlink r:id="rId129">
+        <w:r>
+          <w:rPr>
+            <w:rStyle w:val="Hyperlink"/>
+          </w:rPr>
+          <w:t xml:space="preserve">https://www.trychroma.com/</w:t>
+        </w:r>
+      </w:hyperlink>
     </w:p>
     <w:p>
       <w:pPr>
@@ -9951,8 +10581,8 @@
         </w:numPr>
         <w:pStyle w:val="Compact"/>
       </w:pPr>
-      <w:bookmarkStart w:id="128" w:name="ref28"/>
-      <w:bookmarkEnd w:id="128"/>
+      <w:bookmarkStart w:id="130" w:name="ref28"/>
+      <w:bookmarkEnd w:id="130"/>
       <w:r>
         <w:rPr>
           <w:b/>
@@ -9968,10 +10598,14 @@
       <w:r>
         <w:t xml:space="preserve"> </w:t>
       </w:r>
-      <w:r>
-        <w:rPr/>
-        <w:t xml:space="preserve">https://www.elastic.co/docs/solutions/search/vector</w:t>
-      </w:r>
+      <w:hyperlink r:id="rId131">
+        <w:r>
+          <w:rPr>
+            <w:rStyle w:val="Hyperlink"/>
+          </w:rPr>
+          <w:t xml:space="preserve">https://www.elastic.co/docs/solutions/search/vector</w:t>
+        </w:r>
+      </w:hyperlink>
     </w:p>
     <w:p>
       <w:pPr>
@@ -9981,8 +10615,8 @@
         </w:numPr>
         <w:pStyle w:val="Compact"/>
       </w:pPr>
-      <w:bookmarkStart w:id="130" w:name="ref29"/>
-      <w:bookmarkEnd w:id="130"/>
+      <w:bookmarkStart w:id="132" w:name="ref29"/>
+      <w:bookmarkEnd w:id="132"/>
       <w:r>
         <w:rPr>
           <w:b/>
@@ -9998,9 +10632,20 @@
       <w:r>
         <w:t xml:space="preserve"> </w:t>
       </w:r>
-      <w:r>
-        <w:rPr/>
-        <w:t xml:space="preserve">https://docs.opensearch.org/latest/vector-search/</w:t>
+      <w:hyperlink r:id="rId133">
+        <w:r>
+          <w:rPr>
+            <w:rStyle w:val="Hyperlink"/>
+          </w:rPr>
+          <w:t xml:space="preserve">https://docs.opensearch.org/latest/vector-search/</w:t>
+        </w:r>
+      </w:hyperlink>
+    </w:p>
+    <w:p>
+      <w:r>
+        <w:pict>
+          <v:rect style="width:0;height:1.5pt" o:hralign="center" o:hrstd="t" o:hr="t"/>
+        </w:pict>
       </w:r>
     </w:p>
     <w:sectPr/>
@@ -10449,7 +11094,7 @@
   <w:docDefaults>
     <w:rPrDefault>
       <w:rPr>
-        <w:rFonts w:asciiTheme="minorHAnsi" w:eastAsiaTheme="minorHAnsi" w:hAnsiTheme="minorHAnsi" w:cstheme="minorBidi"/>
+        <w:rFonts w:asciiTheme="minorHAnsi" w:eastAsiaTheme="minorHAnsi" w:hAnsiTheme="minorHAnsi" w:cstheme="minorBidi" w:ascii="Noto Sans KR" w:hAnsi="Noto Sans KR" w:eastAsia="Noto Sans KR" w:cs="Noto Sans KR"/>
         <w:sz w:val="20"/>
         <w:szCs w:val="20"/>
         <w:lang w:val="ko" w:eastAsia="en-US" w:bidi="ar-SA"/>
@@ -10458,6 +11103,7 @@
     <w:pPrDefault>
       <w:pPr>
         <w:spacing w:after="200"/>
+        <w:jc w:val="both"/>
       </w:pPr>
     </w:pPrDefault>
   </w:docDefaults>
@@ -10471,7 +11117,6 @@
     <w:basedOn w:val="Normal"/>
     <w:link w:val="BodyTextChar"/>
     <w:pPr>
-      <w:jc w:val="both"/>
       <w:spacing w:before="180" w:after="180"/>
     </w:pPr>
     <w:qFormat/>
@@ -10608,8 +11253,8 @@
       <w:b/>
       <w:bCs/>
       <w:color w:val="4F81BD" w:themeColor="accent1"/>
-      <w:sz w:val="28"/>
-      <w:szCs w:val="28"/>
+      <w:sz w:val="24"/>
+      <w:szCs w:val="24"/>
     </w:rPr>
   </w:style>
   <w:style w:type="paragraph" w:styleId="Heading3">
@@ -10630,8 +11275,8 @@
       <w:b/>
       <w:bCs/>
       <w:color w:val="4F81BD" w:themeColor="accent1"/>
-      <w:sz w:val="24"/>
-      <w:szCs w:val="24"/>
+      <w:sz w:val="20"/>
+      <w:szCs w:val="20"/>
     </w:rPr>
   </w:style>
   <w:style w:type="paragraph" w:styleId="Heading4">
@@ -10652,8 +11297,8 @@
       <w:i/>
       <w:bCs/>
       <w:color w:val="4F81BD" w:themeColor="accent1"/>
-      <w:sz w:val="24"/>
-      <w:szCs w:val="24"/>
+      <w:sz w:val="20"/>
+      <w:szCs w:val="20"/>
     </w:rPr>
   </w:style>
   <w:style w:type="paragraph" w:styleId="Heading5">
@@ -10864,8 +11509,9 @@
     <w:name w:val="Verbatim Char"/>
     <w:basedOn w:val="BodyTextChar"/>
     <w:rPr>
-      <w:rFonts w:ascii="Consolas" w:hAnsi="Consolas"/>
-      <w:sz w:val="20"/>
+      <w:rFonts w:ascii="Consolas" w:hAnsi="Consolas" w:eastAsia="D2Coding" w:cs="Consolas"/>
+      <w:sz w:val="18"/>
+      <w:szCs w:val="18"/>
     </w:rPr>
   </w:style>
   <w:style w:type="character" w:styleId="FootnoteReference">
@@ -10906,14 +11552,16 @@
     <w:link w:val="VerbatimChar"/>
     <w:pPr>
       <w:pBdr>
-        <w:top w:val="single" w:sz="6" w:space="6" w:color="B0B0B0"/>
-        <w:left w:val="single" w:sz="6" w:space="6" w:color="B0B0B0"/>
-        <w:bottom w:val="single" w:sz="6" w:space="6" w:color="B0B0B0"/>
-        <w:right w:val="single" w:sz="6" w:space="6" w:color="B0B0B0"/>
+        <w:top w:val="single" w:sz="6" w:space="6" w:color="C0C0C0"/>
+        <w:left w:val="single" w:sz="6" w:space="6" w:color="C0C0C0"/>
+        <w:bottom w:val="single" w:sz="6" w:space="6" w:color="C0C0C0"/>
+        <w:right w:val="single" w:sz="6" w:space="6" w:color="C0C0C0"/>
       </w:pBdr>
-      <w:shd w:val="clear" w:color="auto" w:fill="F4F4F4"/>
-      <w:spacing w:before="0" w:after="0" w:line="240" w:lineRule="auto"/>
+      <w:shd w:val="clear" w:color="auto" w:fill="F2F2F2"/>
+      <w:wordWrap w:val="off"/>
+      <w:spacing w:before="120" w:after="120" w:line="240" w:lineRule="auto"/>
       <w:ind w:left="120" w:right="120" w:firstLine="0"/>
+      <w:jc w:val="left"/>
     </w:pPr>
   </w:style>
   <w:style w:type="character" w:customStyle="1" w:styleId="KeywordTok">
@@ -11183,11 +11831,11 @@
     </a:clrScheme>
     <a:fontScheme name="Office">
       <a:majorFont>
-        <a:latin typeface="Calibri"/>
-        <a:ea typeface=""/>
-        <a:cs typeface=""/>
+        <a:latin typeface="Noto Sans KR"/>
+        <a:ea typeface="Noto Sans KR"/>
+        <a:cs typeface="Noto Sans KR"/>
         <a:font script="Jpan" typeface="ＭＳ ゴシック"/>
-        <a:font script="Hang" typeface="맑은 고딕"/>
+        <a:font script="Hang" typeface="Noto Sans KR"/>
         <a:font script="Hans" typeface="宋体"/>
         <a:font script="Hant" typeface="新細明體"/>
         <a:font script="Arab" typeface="Times New Roman"/>
@@ -11217,11 +11865,11 @@
         <a:font script="Uigh" typeface="Microsoft Uighur"/>
       </a:majorFont>
       <a:minorFont>
-        <a:latin typeface="Cambria"/>
-        <a:ea typeface=""/>
-        <a:cs typeface=""/>
+        <a:latin typeface="Noto Sans KR"/>
+        <a:ea typeface="Noto Sans KR"/>
+        <a:cs typeface="Noto Sans KR"/>
         <a:font script="Jpan" typeface="ＭＳ 明朝"/>
-        <a:font script="Hang" typeface="맑은 고딕"/>
+        <a:font script="Hang" typeface="Noto Sans KR"/>
         <a:font script="Hans" typeface="宋体"/>
         <a:font script="Hant" typeface="新細明體"/>
         <a:font script="Arab" typeface="Arial"/>
